--- a/Документация/Курсовая ОП Горячева Менеджер задач.docx
+++ b/Документация/Курсовая ОП Горячева Менеджер задач.docx
@@ -1,12 +1,12 @@
 
 <file path=word/document.xml><?xml version="1.0" encoding="utf-8"?>
-<w:document xmlns:wpc="http://schemas.microsoft.com/office/word/2010/wordprocessingCanvas" xmlns:cx="http://schemas.microsoft.com/office/drawing/2014/chartex" xmlns:cx1="http://schemas.microsoft.com/office/drawing/2015/9/8/chartex" xmlns:cx2="http://schemas.microsoft.com/office/drawing/2015/10/21/chartex" xmlns:cx3="http://schemas.microsoft.com/office/drawing/2016/5/9/chartex" xmlns:cx4="http://schemas.microsoft.com/office/drawing/2016/5/10/chartex" xmlns:cx5="http://schemas.microsoft.com/office/drawing/2016/5/11/chartex" xmlns:cx6="http://schemas.microsoft.com/office/drawing/2016/5/12/chartex" xmlns:cx7="http://schemas.microsoft.com/office/drawing/2016/5/13/chartex" xmlns:cx8="http://schemas.microsoft.com/office/drawing/2016/5/14/chartex" xmlns:mc="http://schemas.openxmlformats.org/markup-compatibility/2006" xmlns:aink="http://schemas.microsoft.com/office/drawing/2016/ink" xmlns:am3d="http://schemas.microsoft.com/office/drawing/2017/model3d" xmlns:o="urn:schemas-microsoft-com:office:office" xmlns:r="http://schemas.openxmlformats.org/officeDocument/2006/relationships" xmlns:m="http://schemas.openxmlformats.org/officeDocument/2006/math" xmlns:v="urn:schemas-microsoft-com:vml" xmlns:wp14="http://schemas.microsoft.com/office/word/2010/wordprocessingDrawing" xmlns:wp="http://schemas.openxmlformats.org/drawingml/2006/wordprocessingDrawing" xmlns:w10="urn:schemas-microsoft-com:office:word" xmlns:w="http://schemas.openxmlformats.org/wordprocessingml/2006/main" xmlns:w14="http://schemas.microsoft.com/office/word/2010/wordml" xmlns:w15="http://schemas.microsoft.com/office/word/2012/wordml" xmlns:w16cid="http://schemas.microsoft.com/office/word/2016/wordml/cid" xmlns:w16se="http://schemas.microsoft.com/office/word/2015/wordml/symex" xmlns:wpg="http://schemas.microsoft.com/office/word/2010/wordprocessingGroup" xmlns:wpi="http://schemas.microsoft.com/office/word/2010/wordprocessingInk" xmlns:wne="http://schemas.microsoft.com/office/word/2006/wordml" xmlns:wps="http://schemas.microsoft.com/office/word/2010/wordprocessingShape" mc:Ignorable="w14 w15 w16se w16cid wp14">
+<w:document xmlns:wpc="http://schemas.microsoft.com/office/word/2010/wordprocessingCanvas" xmlns:cx="http://schemas.microsoft.com/office/drawing/2014/chartex" xmlns:cx1="http://schemas.microsoft.com/office/drawing/2015/9/8/chartex" xmlns:cx2="http://schemas.microsoft.com/office/drawing/2015/10/21/chartex" xmlns:cx3="http://schemas.microsoft.com/office/drawing/2016/5/9/chartex" xmlns:cx4="http://schemas.microsoft.com/office/drawing/2016/5/10/chartex" xmlns:cx5="http://schemas.microsoft.com/office/drawing/2016/5/11/chartex" xmlns:cx6="http://schemas.microsoft.com/office/drawing/2016/5/12/chartex" xmlns:cx7="http://schemas.microsoft.com/office/drawing/2016/5/13/chartex" xmlns:cx8="http://schemas.microsoft.com/office/drawing/2016/5/14/chartex" xmlns:mc="http://schemas.openxmlformats.org/markup-compatibility/2006" xmlns:aink="http://schemas.microsoft.com/office/drawing/2016/ink" xmlns:am3d="http://schemas.microsoft.com/office/drawing/2017/model3d" xmlns:o="urn:schemas-microsoft-com:office:office" xmlns:r="http://schemas.openxmlformats.org/officeDocument/2006/relationships" xmlns:m="http://schemas.openxmlformats.org/officeDocument/2006/math" xmlns:v="urn:schemas-microsoft-com:vml" xmlns:wp14="http://schemas.microsoft.com/office/word/2010/wordprocessingDrawing" xmlns:wp="http://schemas.openxmlformats.org/drawingml/2006/wordprocessingDrawing" xmlns:w10="urn:schemas-microsoft-com:office:word" xmlns:w="http://schemas.openxmlformats.org/wordprocessingml/2006/main" xmlns:w14="http://schemas.microsoft.com/office/word/2010/wordml" xmlns:w15="http://schemas.microsoft.com/office/word/2012/wordml" xmlns:w16cex="http://schemas.microsoft.com/office/word/2018/wordml/cex" xmlns:w16cid="http://schemas.microsoft.com/office/word/2016/wordml/cid" xmlns:w16="http://schemas.microsoft.com/office/word/2018/wordml" xmlns:w16sdtdh="http://schemas.microsoft.com/office/word/2020/wordml/sdtdatahash" xmlns:w16se="http://schemas.microsoft.com/office/word/2015/wordml/symex" xmlns:wpg="http://schemas.microsoft.com/office/word/2010/wordprocessingGroup" xmlns:wpi="http://schemas.microsoft.com/office/word/2010/wordprocessingInk" xmlns:wne="http://schemas.microsoft.com/office/word/2006/wordml" xmlns:wps="http://schemas.microsoft.com/office/word/2010/wordprocessingShape" mc:Ignorable="w14 w15 w16se w16cid w16 w16cex w16sdtdh wp14">
   <w:body>
     <w:p>
       <w:pPr>
         <w:pStyle w:val="ac"/>
         <w:spacing w:line="288" w:lineRule="exact"/>
-        <w:ind w:left="1043" w:right="426"/>
+        <w:ind w:left="-1134" w:right="426"/>
         <w:jc w:val="center"/>
       </w:pPr>
       <w:r>
@@ -17,7 +17,7 @@
       <w:pPr>
         <w:pStyle w:val="ac"/>
         <w:spacing w:line="288" w:lineRule="exact"/>
-        <w:ind w:left="1043" w:right="426"/>
+        <w:ind w:left="-1134" w:right="426"/>
         <w:jc w:val="center"/>
       </w:pPr>
       <w:r>
@@ -67,7 +67,7 @@
       <w:pPr>
         <w:pStyle w:val="ac"/>
         <w:spacing w:line="317" w:lineRule="exact"/>
-        <w:ind w:left="1043" w:right="423"/>
+        <w:ind w:left="-1134" w:right="423"/>
         <w:jc w:val="center"/>
       </w:pPr>
       <w:r>
@@ -90,7 +90,7 @@
       <w:pPr>
         <w:pStyle w:val="ac"/>
         <w:spacing w:line="242" w:lineRule="auto"/>
-        <w:ind w:left="1043" w:right="423"/>
+        <w:ind w:left="-1134" w:right="423"/>
         <w:jc w:val="center"/>
       </w:pPr>
       <w:r>
@@ -118,35 +118,35 @@
     <w:p>
       <w:pPr>
         <w:pStyle w:val="ac"/>
-        <w:ind w:left="0"/>
+        <w:ind w:left="-1134"/>
         <w:jc w:val="left"/>
       </w:pPr>
     </w:p>
     <w:p>
       <w:pPr>
         <w:pStyle w:val="ac"/>
-        <w:ind w:left="0"/>
+        <w:ind w:left="-1134"/>
         <w:jc w:val="left"/>
       </w:pPr>
     </w:p>
     <w:p>
       <w:pPr>
         <w:pStyle w:val="ac"/>
-        <w:ind w:left="0"/>
+        <w:ind w:left="-1134"/>
         <w:jc w:val="left"/>
       </w:pPr>
     </w:p>
     <w:p>
       <w:pPr>
         <w:pStyle w:val="ac"/>
-        <w:ind w:left="0"/>
+        <w:ind w:left="-1134"/>
         <w:jc w:val="left"/>
       </w:pPr>
     </w:p>
     <w:p>
       <w:pPr>
         <w:pStyle w:val="ac"/>
-        <w:ind w:left="0"/>
+        <w:ind w:left="-1134"/>
         <w:jc w:val="left"/>
       </w:pPr>
     </w:p>
@@ -154,14 +154,14 @@
       <w:pPr>
         <w:pStyle w:val="ac"/>
         <w:spacing w:before="219"/>
-        <w:ind w:left="0"/>
+        <w:ind w:left="-1134"/>
         <w:jc w:val="left"/>
       </w:pPr>
     </w:p>
     <w:p>
       <w:pPr>
         <w:pStyle w:val="ac"/>
-        <w:ind w:left="1045" w:right="423"/>
+        <w:ind w:left="-1134" w:right="423"/>
         <w:jc w:val="center"/>
       </w:pPr>
       <w:r>
@@ -187,7 +187,7 @@
           <w:tab w:val="left" w:pos="2766"/>
         </w:tabs>
         <w:spacing w:before="26"/>
-        <w:ind w:left="627"/>
+        <w:ind w:left="-1134"/>
         <w:jc w:val="center"/>
       </w:pPr>
       <w:r>
@@ -230,7 +230,7 @@
     <w:p>
       <w:pPr>
         <w:pStyle w:val="ac"/>
-        <w:ind w:left="0"/>
+        <w:ind w:left="-1134"/>
         <w:jc w:val="left"/>
       </w:pPr>
     </w:p>
@@ -238,14 +238,14 @@
       <w:pPr>
         <w:pStyle w:val="ac"/>
         <w:spacing w:before="78"/>
-        <w:ind w:left="0"/>
+        <w:ind w:left="-1134"/>
         <w:jc w:val="left"/>
       </w:pPr>
     </w:p>
     <w:p>
       <w:pPr>
         <w:pStyle w:val="ac"/>
-        <w:ind w:left="1043" w:right="423"/>
+        <w:ind w:left="-1134" w:right="423"/>
         <w:jc w:val="center"/>
       </w:pPr>
       <w:r>
@@ -261,7 +261,7 @@
           <w:tab w:val="left" w:pos="9315"/>
         </w:tabs>
         <w:spacing w:before="28"/>
-        <w:ind w:left="628"/>
+        <w:ind w:left="-1134"/>
         <w:jc w:val="center"/>
         <w:rPr>
           <w:b/>
@@ -278,7 +278,7 @@
         <mc:AlternateContent>
           <mc:Choice Requires="wps">
             <w:drawing>
-              <wp:anchor distT="0" distB="0" distL="0" distR="0" simplePos="0" relativeHeight="251659264" behindDoc="0" locked="0" layoutInCell="1" allowOverlap="1" wp14:anchorId="5AEF8A9D" wp14:editId="32A57F0E">
+              <wp:anchor distT="0" distB="0" distL="0" distR="0" simplePos="0" relativeHeight="251659264" behindDoc="0" locked="0" layoutInCell="1" allowOverlap="1" wp14:anchorId="24477648" wp14:editId="64917734">
                 <wp:simplePos x="0" y="0"/>
                 <wp:positionH relativeFrom="page">
                   <wp:posOffset>1266748</wp:posOffset>
@@ -357,7 +357,6 @@
           </mc:Fallback>
         </mc:AlternateContent>
       </w:r>
-      <w:proofErr w:type="gramStart"/>
       <w:r>
         <w:rPr>
           <w:b/>
@@ -375,22 +374,13 @@
           <w:spacing w:val="-10"/>
           <w:sz w:val="28"/>
         </w:rPr>
-        <w:t>Отслеживание</w:t>
-      </w:r>
-      <w:proofErr w:type="gramEnd"/>
-      <w:r>
-        <w:rPr>
-          <w:bCs/>
-          <w:spacing w:val="-10"/>
-          <w:sz w:val="28"/>
-        </w:rPr>
-        <w:t xml:space="preserve"> расходов (веб-приложение)»</w:t>
+        <w:t>Отслеживание расходов (веб-приложение)»</w:t>
       </w:r>
     </w:p>
     <w:p>
       <w:pPr>
         <w:pStyle w:val="ac"/>
-        <w:ind w:left="0"/>
+        <w:ind w:left="-1134"/>
         <w:jc w:val="left"/>
         <w:rPr>
           <w:b/>
@@ -400,7 +390,7 @@
     <w:p>
       <w:pPr>
         <w:pStyle w:val="ac"/>
-        <w:ind w:left="0"/>
+        <w:ind w:left="-1134"/>
         <w:jc w:val="left"/>
         <w:rPr>
           <w:b/>
@@ -411,7 +401,7 @@
       <w:pPr>
         <w:pStyle w:val="ac"/>
         <w:spacing w:before="124"/>
-        <w:ind w:left="0"/>
+        <w:ind w:left="-1134"/>
         <w:jc w:val="left"/>
         <w:rPr>
           <w:b/>
@@ -420,6 +410,7 @@
     </w:p>
     <w:p>
       <w:pPr>
+        <w:ind w:left="-1134"/>
         <w:jc w:val="right"/>
         <w:rPr>
           <w:sz w:val="28"/>
@@ -436,6 +427,7 @@
     </w:p>
     <w:p>
       <w:pPr>
+        <w:ind w:left="-1134"/>
         <w:jc w:val="right"/>
         <w:rPr>
           <w:sz w:val="28"/>
@@ -452,6 +444,7 @@
     </w:p>
     <w:p>
       <w:pPr>
+        <w:ind w:left="-1134"/>
         <w:jc w:val="right"/>
         <w:rPr>
           <w:sz w:val="28"/>
@@ -468,6 +461,7 @@
     </w:p>
     <w:p>
       <w:pPr>
+        <w:ind w:left="-1134"/>
         <w:jc w:val="right"/>
         <w:rPr>
           <w:sz w:val="28"/>
@@ -484,6 +478,7 @@
     </w:p>
     <w:p>
       <w:pPr>
+        <w:ind w:left="-1134"/>
         <w:jc w:val="right"/>
         <w:rPr>
           <w:sz w:val="28"/>
@@ -493,6 +488,7 @@
     </w:p>
     <w:p>
       <w:pPr>
+        <w:ind w:left="-1134"/>
         <w:jc w:val="right"/>
         <w:rPr>
           <w:sz w:val="28"/>
@@ -518,7 +514,7 @@
     <w:p>
       <w:pPr>
         <w:spacing w:before="30"/>
-        <w:ind w:right="1032"/>
+        <w:ind w:left="-1134" w:right="1032"/>
         <w:jc w:val="center"/>
         <w:rPr>
           <w:i/>
@@ -530,7 +526,7 @@
     <w:p>
       <w:pPr>
         <w:pStyle w:val="ac"/>
-        <w:ind w:left="0"/>
+        <w:ind w:left="-1134"/>
         <w:jc w:val="left"/>
         <w:rPr>
           <w:i/>
@@ -540,7 +536,7 @@
     <w:p>
       <w:pPr>
         <w:pStyle w:val="ac"/>
-        <w:ind w:left="0"/>
+        <w:ind w:left="-1134"/>
         <w:jc w:val="left"/>
         <w:rPr>
           <w:iCs/>
@@ -550,7 +546,7 @@
     <w:p>
       <w:pPr>
         <w:pStyle w:val="ac"/>
-        <w:ind w:left="0"/>
+        <w:ind w:left="-1134"/>
         <w:jc w:val="left"/>
         <w:rPr>
           <w:i/>
@@ -560,7 +556,7 @@
     <w:p>
       <w:pPr>
         <w:pStyle w:val="ac"/>
-        <w:ind w:left="0"/>
+        <w:ind w:left="-1134"/>
         <w:jc w:val="left"/>
         <w:rPr>
           <w:i/>
@@ -570,7 +566,7 @@
     <w:p>
       <w:pPr>
         <w:pStyle w:val="ac"/>
-        <w:ind w:left="0"/>
+        <w:ind w:left="-1134"/>
         <w:jc w:val="left"/>
         <w:rPr>
           <w:i/>
@@ -580,7 +576,7 @@
     <w:p>
       <w:pPr>
         <w:pStyle w:val="ac"/>
-        <w:ind w:left="0"/>
+        <w:ind w:left="-1134"/>
         <w:jc w:val="left"/>
         <w:rPr>
           <w:i/>
@@ -590,7 +586,7 @@
     <w:p>
       <w:pPr>
         <w:pStyle w:val="ac"/>
-        <w:ind w:left="0"/>
+        <w:ind w:left="-1134"/>
         <w:jc w:val="left"/>
         <w:rPr>
           <w:i/>
@@ -600,7 +596,20 @@
     <w:p>
       <w:pPr>
         <w:pStyle w:val="ac"/>
-        <w:ind w:left="0" w:right="423"/>
+        <w:ind w:left="-1134" w:right="423"/>
+        <w:jc w:val="center"/>
+      </w:pPr>
+      <w:r>
+        <w:t>Москва</w:t>
+      </w:r>
+      <w:r>
+        <w:t xml:space="preserve"> 2026</w:t>
+      </w:r>
+    </w:p>
+    <w:p>
+      <w:pPr>
+        <w:pStyle w:val="ac"/>
+        <w:ind w:left="-1134" w:right="423"/>
         <w:jc w:val="center"/>
         <w:rPr>
           <w:spacing w:val="-4"/>
@@ -612,21 +621,6 @@
           <w:docGrid w:linePitch="360"/>
         </w:sectPr>
       </w:pPr>
-      <w:r>
-        <w:t>Москва,</w:t>
-      </w:r>
-      <w:r>
-        <w:rPr>
-          <w:spacing w:val="-10"/>
-        </w:rPr>
-        <w:t xml:space="preserve"> </w:t>
-      </w:r>
-      <w:r>
-        <w:rPr>
-          <w:spacing w:val="-4"/>
-        </w:rPr>
-        <w:t>2</w:t>
-      </w:r>
     </w:p>
     <w:p>
       <w:pPr>
@@ -681,15 +675,7 @@
         <w:ind w:left="-1418" w:firstLine="284"/>
       </w:pPr>
       <w:r>
-        <w:t xml:space="preserve">Актуальность проекта определяется потребностью в простом инструменте управления учебными задачами, который не требует интернета, установки дополнительных программ и работает на любом компьютере с </w:t>
-      </w:r>
-      <w:proofErr w:type="spellStart"/>
-      <w:r>
-        <w:t>Python</w:t>
-      </w:r>
-      <w:proofErr w:type="spellEnd"/>
-      <w:r>
-        <w:t>.</w:t>
+        <w:t>Актуальность проекта определяется потребностью в простом инструменте управления учебными задачами, который не требует интернета, установки дополнительных программ и работает на любом компьютере с Python.</w:t>
       </w:r>
     </w:p>
     <w:p>
@@ -718,15 +704,7 @@
         <w:ind w:left="-1418" w:firstLine="284"/>
       </w:pPr>
       <w:r>
-        <w:t xml:space="preserve">Разработать консольное приложение на языке </w:t>
-      </w:r>
-      <w:proofErr w:type="spellStart"/>
-      <w:r>
-        <w:t>Python</w:t>
-      </w:r>
-      <w:proofErr w:type="spellEnd"/>
-      <w:r>
-        <w:t xml:space="preserve"> для управления учебными задачами студента с использованием базы данных </w:t>
+        <w:t xml:space="preserve">Разработать консольное приложение на языке Python для управления учебными задачами студента с использованием базы данных </w:t>
       </w:r>
       <w:proofErr w:type="spellStart"/>
       <w:r>
@@ -764,15 +742,7 @@
         <w:ind w:left="-1418" w:firstLine="284"/>
       </w:pPr>
       <w:r>
-        <w:t xml:space="preserve">Изучить возможности модуля sqlite3 стандартной библиотеки </w:t>
-      </w:r>
-      <w:proofErr w:type="spellStart"/>
-      <w:r>
-        <w:t>Python</w:t>
-      </w:r>
-      <w:proofErr w:type="spellEnd"/>
-      <w:r>
-        <w:t>.</w:t>
+        <w:t>Изучить возможности модуля sqlite3 стандартной библиотеки Python.</w:t>
       </w:r>
     </w:p>
     <w:p>
@@ -909,15 +879,7 @@
       </w:r>
       <w:proofErr w:type="spellEnd"/>
       <w:r>
-        <w:t xml:space="preserve"> в консольном приложении на </w:t>
-      </w:r>
-      <w:proofErr w:type="spellStart"/>
-      <w:r>
-        <w:t>Python</w:t>
-      </w:r>
-      <w:proofErr w:type="spellEnd"/>
-      <w:r>
-        <w:t>.</w:t>
+        <w:t xml:space="preserve"> в консольном приложении на Python.</w:t>
       </w:r>
     </w:p>
     <w:p>
@@ -1067,16 +1029,11 @@
       </w:r>
       <w:proofErr w:type="spellEnd"/>
       <w:r>
-        <w:t xml:space="preserve"> (идентификатор), </w:t>
-      </w:r>
-      <w:proofErr w:type="gramStart"/>
-      <w:r>
-        <w:t>название</w:t>
+        <w:t xml:space="preserve"> (идентификатор), название</w:t>
       </w:r>
       <w:r>
         <w:t>(</w:t>
       </w:r>
-      <w:proofErr w:type="gramEnd"/>
       <w:r>
         <w:t>Высокий, Средний, Низкий</w:t>
       </w:r>
@@ -1227,7 +1184,7 @@
           <w:lang w:val="en-US"/>
         </w:rPr>
         <w:drawing>
-          <wp:inline distT="0" distB="0" distL="0" distR="0">
+          <wp:inline distT="0" distB="0" distL="0" distR="0" wp14:anchorId="3B96F7EF" wp14:editId="29B250D6">
             <wp:extent cx="5686425" cy="3810134"/>
             <wp:effectExtent l="0" t="0" r="0" b="0"/>
             <wp:docPr id="11" name="Рисунок 11" descr="C:\Users\a_sha\YandexDisk\Скриншоты\2026-05-20_18-44-08.png"/>
@@ -2907,15 +2864,7 @@
               <w:ind w:firstLine="284"/>
             </w:pPr>
             <w:r>
-              <w:t>Дедлайн (ДД.</w:t>
-            </w:r>
-            <w:proofErr w:type="gramStart"/>
-            <w:r>
-              <w:t>ММ.ГГГГ</w:t>
-            </w:r>
-            <w:proofErr w:type="gramEnd"/>
-            <w:r>
-              <w:t>)</w:t>
+              <w:t>Дедлайн (ДД.ММ.ГГГГ)</w:t>
             </w:r>
           </w:p>
         </w:tc>
@@ -3119,7 +3068,7 @@
           <w:noProof/>
         </w:rPr>
         <w:drawing>
-          <wp:inline distT="0" distB="0" distL="0" distR="0">
+          <wp:inline distT="0" distB="0" distL="0" distR="0" wp14:anchorId="38D3E062" wp14:editId="3353E3BF">
             <wp:extent cx="5826302" cy="3829050"/>
             <wp:effectExtent l="0" t="0" r="3175" b="0"/>
             <wp:docPr id="14" name="Рисунок 14" descr="C:\Users\a_sha\YandexDisk\Скриншоты\2026-05-23_17-39-26.png"/>
@@ -3402,7 +3351,6 @@
               <w:t xml:space="preserve">SELECT ta </w:t>
             </w:r>
             <w:proofErr w:type="spellStart"/>
-            <w:proofErr w:type="gramStart"/>
             <w:r>
               <w:rPr>
                 <w:rFonts w:eastAsia="Courier New"/>
@@ -3410,7 +3358,6 @@
               <w:t>tasks.title</w:t>
             </w:r>
             <w:proofErr w:type="spellEnd"/>
-            <w:proofErr w:type="gramEnd"/>
             <w:r>
               <w:rPr>
                 <w:rFonts w:eastAsia="Courier New"/>
@@ -3426,21 +3373,7 @@
               <w:rPr>
                 <w:rFonts w:eastAsia="Courier New"/>
               </w:rPr>
-              <w:t xml:space="preserve">       </w:t>
-            </w:r>
-            <w:proofErr w:type="gramStart"/>
-            <w:r>
-              <w:rPr>
-                <w:rFonts w:eastAsia="Courier New"/>
-              </w:rPr>
-              <w:t>subjects.name  AS</w:t>
-            </w:r>
-            <w:proofErr w:type="gramEnd"/>
-            <w:r>
-              <w:rPr>
-                <w:rFonts w:eastAsia="Courier New"/>
-              </w:rPr>
-              <w:t xml:space="preserve"> subject,</w:t>
+              <w:t xml:space="preserve">       subjects.name  AS subject,</w:t>
             </w:r>
           </w:p>
           <w:p>
@@ -3465,7 +3398,6 @@
               <w:t xml:space="preserve">       </w:t>
             </w:r>
             <w:proofErr w:type="spellStart"/>
-            <w:proofErr w:type="gramStart"/>
             <w:r>
               <w:rPr>
                 <w:rFonts w:eastAsia="Courier New"/>
@@ -3473,7 +3405,6 @@
               <w:t>tasks.deadline</w:t>
             </w:r>
             <w:proofErr w:type="spellEnd"/>
-            <w:proofErr w:type="gramEnd"/>
             <w:r>
               <w:rPr>
                 <w:rFonts w:eastAsia="Courier New"/>
@@ -3492,7 +3423,6 @@
               <w:t xml:space="preserve">       </w:t>
             </w:r>
             <w:proofErr w:type="spellStart"/>
-            <w:proofErr w:type="gramStart"/>
             <w:r>
               <w:rPr>
                 <w:rFonts w:eastAsia="Courier New"/>
@@ -3500,7 +3430,6 @@
               <w:t>tasks.done</w:t>
             </w:r>
             <w:proofErr w:type="spellEnd"/>
-            <w:proofErr w:type="gramEnd"/>
           </w:p>
           <w:p>
             <w:pPr>
@@ -3524,19 +3453,11 @@
               <w:t xml:space="preserve">JOIN subjects   ON </w:t>
             </w:r>
             <w:proofErr w:type="spellStart"/>
-            <w:proofErr w:type="gramStart"/>
             <w:r>
               <w:rPr>
                 <w:rFonts w:eastAsia="Courier New"/>
               </w:rPr>
-              <w:t>tasks.subject</w:t>
-            </w:r>
-            <w:proofErr w:type="gramEnd"/>
-            <w:r>
-              <w:rPr>
-                <w:rFonts w:eastAsia="Courier New"/>
-              </w:rPr>
-              <w:t>_id</w:t>
+              <w:t>tasks.subject_id</w:t>
             </w:r>
             <w:proofErr w:type="spellEnd"/>
             <w:r>
@@ -3557,19 +3478,11 @@
               <w:t xml:space="preserve">JOIN priorities ON </w:t>
             </w:r>
             <w:proofErr w:type="spellStart"/>
-            <w:proofErr w:type="gramStart"/>
             <w:r>
               <w:rPr>
                 <w:rFonts w:eastAsia="Courier New"/>
               </w:rPr>
-              <w:t>tasks.priority</w:t>
-            </w:r>
-            <w:proofErr w:type="gramEnd"/>
-            <w:r>
-              <w:rPr>
-                <w:rFonts w:eastAsia="Courier New"/>
-              </w:rPr>
-              <w:t>_id</w:t>
+              <w:t>tasks.priority_id</w:t>
             </w:r>
             <w:proofErr w:type="spellEnd"/>
             <w:r>
@@ -3590,7 +3503,6 @@
               <w:t xml:space="preserve">ORDER BY </w:t>
             </w:r>
             <w:proofErr w:type="spellStart"/>
-            <w:proofErr w:type="gramStart"/>
             <w:r>
               <w:rPr>
                 <w:rFonts w:eastAsia="Courier New"/>
@@ -3598,7 +3510,6 @@
               <w:t>tasks.done</w:t>
             </w:r>
             <w:proofErr w:type="spellEnd"/>
-            <w:proofErr w:type="gramEnd"/>
             <w:r>
               <w:rPr>
                 <w:rFonts w:eastAsia="Courier New"/>
@@ -3729,21 +3640,7 @@
               <w:rPr>
                 <w:rFonts w:eastAsia="Courier New"/>
               </w:rPr>
-              <w:t xml:space="preserve">VALUES </w:t>
-            </w:r>
-            <w:proofErr w:type="gramStart"/>
-            <w:r>
-              <w:rPr>
-                <w:rFonts w:eastAsia="Courier New"/>
-              </w:rPr>
-              <w:t>(?,</w:t>
-            </w:r>
-            <w:proofErr w:type="gramEnd"/>
-            <w:r>
-              <w:rPr>
-                <w:rFonts w:eastAsia="Courier New"/>
-              </w:rPr>
-              <w:t xml:space="preserve"> ?, ?, ?, 0)</w:t>
+              <w:t>VALUES (?, ?, ?, ?, 0)</w:t>
             </w:r>
           </w:p>
         </w:tc>
@@ -3813,16 +3710,8 @@
               <w:rPr>
                 <w:rFonts w:eastAsia="Courier New"/>
               </w:rPr>
-              <w:t xml:space="preserve">UPDATE tasks SET done = 1 WHERE id </w:t>
-            </w:r>
-            <w:proofErr w:type="gramStart"/>
-            <w:r>
-              <w:rPr>
-                <w:rFonts w:eastAsia="Courier New"/>
-              </w:rPr>
-              <w:t>= ?</w:t>
-            </w:r>
-            <w:proofErr w:type="gramEnd"/>
+              <w:t>UPDATE tasks SET done = 1 WHERE id = ?</w:t>
+            </w:r>
           </w:p>
         </w:tc>
       </w:tr>
@@ -3908,16 +3797,8 @@
               <w:rPr>
                 <w:rFonts w:eastAsia="Courier New"/>
               </w:rPr>
-              <w:t xml:space="preserve">DELETE FROM tasks WHERE id </w:t>
-            </w:r>
-            <w:proofErr w:type="gramStart"/>
-            <w:r>
-              <w:rPr>
-                <w:rFonts w:eastAsia="Courier New"/>
-              </w:rPr>
-              <w:t>= ?</w:t>
-            </w:r>
-            <w:proofErr w:type="gramEnd"/>
+              <w:t>DELETE FROM tasks WHERE id = ?</w:t>
+            </w:r>
           </w:p>
         </w:tc>
       </w:tr>
@@ -3980,21 +3861,7 @@
               <w:rPr>
                 <w:rFonts w:eastAsia="Courier New"/>
               </w:rPr>
-              <w:t xml:space="preserve">       </w:t>
-            </w:r>
-            <w:proofErr w:type="gramStart"/>
-            <w:r>
-              <w:rPr>
-                <w:rFonts w:eastAsia="Courier New"/>
-              </w:rPr>
-              <w:t>COUNT(</w:t>
-            </w:r>
-            <w:proofErr w:type="gramEnd"/>
-            <w:r>
-              <w:rPr>
-                <w:rFonts w:eastAsia="Courier New"/>
-              </w:rPr>
-              <w:t>tasks.id)  AS total,</w:t>
+              <w:t xml:space="preserve">       COUNT(tasks.id)  AS total,</w:t>
             </w:r>
           </w:p>
           <w:p>
@@ -4005,17 +3872,9 @@
               <w:rPr>
                 <w:rFonts w:eastAsia="Courier New"/>
               </w:rPr>
-              <w:t xml:space="preserve">       </w:t>
-            </w:r>
-            <w:proofErr w:type="gramStart"/>
-            <w:r>
-              <w:rPr>
-                <w:rFonts w:eastAsia="Courier New"/>
-              </w:rPr>
-              <w:t>SUM(</w:t>
+              <w:t xml:space="preserve">       SUM(</w:t>
             </w:r>
             <w:proofErr w:type="spellStart"/>
-            <w:proofErr w:type="gramEnd"/>
             <w:r>
               <w:rPr>
                 <w:rFonts w:eastAsia="Courier New"/>
@@ -4060,19 +3919,11 @@
               <w:t xml:space="preserve">JOIN tasks ON subjects.id = </w:t>
             </w:r>
             <w:proofErr w:type="spellStart"/>
-            <w:proofErr w:type="gramStart"/>
             <w:r>
               <w:rPr>
                 <w:rFonts w:eastAsia="Courier New"/>
               </w:rPr>
-              <w:t>tasks.subject</w:t>
-            </w:r>
-            <w:proofErr w:type="gramEnd"/>
-            <w:r>
-              <w:rPr>
-                <w:rFonts w:eastAsia="Courier New"/>
-              </w:rPr>
-              <w:t>_id</w:t>
+              <w:t>tasks.subject_id</w:t>
             </w:r>
             <w:proofErr w:type="spellEnd"/>
           </w:p>
@@ -4182,15 +4033,7 @@
         <w:ind w:left="-1418" w:firstLine="0"/>
       </w:pPr>
       <w:r>
-        <w:t xml:space="preserve">Приложение реализовано на языке </w:t>
-      </w:r>
-      <w:proofErr w:type="spellStart"/>
-      <w:r>
-        <w:t>Python</w:t>
-      </w:r>
-      <w:proofErr w:type="spellEnd"/>
-      <w:r>
-        <w:t xml:space="preserve"> с использованием только стандартных библиотек. Библиотека sqlite3 обеспечивает работу с базой данных </w:t>
+        <w:t xml:space="preserve">Приложение реализовано на языке Python с использованием только стандартных библиотек. Библиотека sqlite3 обеспечивает работу с базой данных </w:t>
       </w:r>
       <w:proofErr w:type="spellStart"/>
       <w:r>
@@ -4671,796 +4514,707 @@
       </w:r>
       <w:proofErr w:type="spellStart"/>
       <w:r>
-        <w:t>get_</w:t>
-      </w:r>
-      <w:proofErr w:type="gramStart"/>
-      <w:r>
-        <w:t>connection</w:t>
+        <w:t>get_connection</w:t>
+      </w:r>
+      <w:proofErr w:type="spellEnd"/>
+      <w:r>
+        <w:t>():</w:t>
+      </w:r>
+    </w:p>
+    <w:p>
+      <w:pPr>
+        <w:pStyle w:val="af0"/>
+        <w:ind w:left="-851"/>
+      </w:pPr>
+      <w:r>
+        <w:t xml:space="preserve">    conn = sqlite3.connect(DATABASE)</w:t>
+      </w:r>
+    </w:p>
+    <w:p>
+      <w:pPr>
+        <w:pStyle w:val="af0"/>
+        <w:ind w:left="-851"/>
+      </w:pPr>
+      <w:r>
+        <w:t xml:space="preserve">    </w:t>
+      </w:r>
+      <w:proofErr w:type="spellStart"/>
+      <w:r>
+        <w:t>conn.row_factory</w:t>
+      </w:r>
+      <w:proofErr w:type="spellEnd"/>
+      <w:r>
+        <w:t xml:space="preserve"> = sqlite3.Row</w:t>
+      </w:r>
+    </w:p>
+    <w:p>
+      <w:pPr>
+        <w:pStyle w:val="af0"/>
+        <w:ind w:left="-851"/>
+      </w:pPr>
+      <w:r>
+        <w:t xml:space="preserve">    return conn</w:t>
+      </w:r>
+    </w:p>
+    <w:p>
+      <w:pPr>
+        <w:pStyle w:val="af0"/>
+        <w:ind w:left="-851"/>
+      </w:pPr>
+    </w:p>
+    <w:p>
+      <w:pPr>
+        <w:pStyle w:val="af0"/>
+        <w:ind w:left="-851"/>
+      </w:pPr>
+    </w:p>
+    <w:p>
+      <w:pPr>
+        <w:pStyle w:val="af0"/>
+        <w:ind w:left="-851"/>
+      </w:pPr>
+      <w:r>
+        <w:t xml:space="preserve">def </w:t>
+      </w:r>
+      <w:proofErr w:type="spellStart"/>
+      <w:r>
+        <w:t>init_db</w:t>
+      </w:r>
+      <w:proofErr w:type="spellEnd"/>
+      <w:r>
+        <w:t>():</w:t>
+      </w:r>
+    </w:p>
+    <w:p>
+      <w:pPr>
+        <w:pStyle w:val="af0"/>
+        <w:ind w:left="-851"/>
+      </w:pPr>
+      <w:r>
+        <w:t xml:space="preserve">    conn = </w:t>
+      </w:r>
+      <w:proofErr w:type="spellStart"/>
+      <w:r>
+        <w:t>get_connection</w:t>
+      </w:r>
+      <w:proofErr w:type="spellEnd"/>
+      <w:r>
+        <w:t>()</w:t>
+      </w:r>
+    </w:p>
+    <w:p>
+      <w:pPr>
+        <w:pStyle w:val="af0"/>
+        <w:ind w:left="-851"/>
+      </w:pPr>
+      <w:r>
+        <w:t xml:space="preserve">    cursor = </w:t>
+      </w:r>
+      <w:proofErr w:type="spellStart"/>
+      <w:r>
+        <w:t>conn.cursor</w:t>
+      </w:r>
+      <w:proofErr w:type="spellEnd"/>
+      <w:r>
+        <w:t>()</w:t>
+      </w:r>
+    </w:p>
+    <w:p>
+      <w:pPr>
+        <w:pStyle w:val="af0"/>
+        <w:ind w:left="-851"/>
+      </w:pPr>
+    </w:p>
+    <w:p>
+      <w:pPr>
+        <w:pStyle w:val="af0"/>
+        <w:ind w:left="-851"/>
+      </w:pPr>
+      <w:r>
+        <w:t xml:space="preserve">    </w:t>
+      </w:r>
+      <w:proofErr w:type="spellStart"/>
+      <w:r>
+        <w:t>cursor.execute</w:t>
+      </w:r>
+      <w:proofErr w:type="spellEnd"/>
+      <w:r>
+        <w:t>("""</w:t>
+      </w:r>
+    </w:p>
+    <w:p>
+      <w:pPr>
+        <w:pStyle w:val="af0"/>
+        <w:ind w:left="-851"/>
+      </w:pPr>
+      <w:r>
+        <w:t xml:space="preserve">        CREATE TABLE IF NOT EXISTS subjects (</w:t>
+      </w:r>
+    </w:p>
+    <w:p>
+      <w:pPr>
+        <w:pStyle w:val="af0"/>
+        <w:ind w:left="-851"/>
+      </w:pPr>
+      <w:r>
+        <w:t xml:space="preserve">            id   INTEGER PRIMARY KEY AUTOINCREMENT,</w:t>
+      </w:r>
+    </w:p>
+    <w:p>
+      <w:pPr>
+        <w:pStyle w:val="af0"/>
+        <w:ind w:left="-851"/>
+      </w:pPr>
+      <w:r>
+        <w:t xml:space="preserve">            name TEXT NOT NULL UNIQUE</w:t>
+      </w:r>
+    </w:p>
+    <w:p>
+      <w:pPr>
+        <w:pStyle w:val="af0"/>
+        <w:ind w:left="-851"/>
+      </w:pPr>
+      <w:r>
+        <w:t xml:space="preserve">        )</w:t>
+      </w:r>
+    </w:p>
+    <w:p>
+      <w:pPr>
+        <w:pStyle w:val="af0"/>
+        <w:ind w:left="-851"/>
+      </w:pPr>
+      <w:r>
+        <w:t xml:space="preserve">    """)</w:t>
+      </w:r>
+    </w:p>
+    <w:p>
+      <w:pPr>
+        <w:pStyle w:val="af0"/>
+        <w:ind w:left="-851"/>
+      </w:pPr>
+    </w:p>
+    <w:p>
+      <w:pPr>
+        <w:pStyle w:val="af0"/>
+        <w:ind w:left="-851"/>
+      </w:pPr>
+      <w:r>
+        <w:t xml:space="preserve">    </w:t>
+      </w:r>
+      <w:proofErr w:type="spellStart"/>
+      <w:r>
+        <w:t>cursor.execute</w:t>
+      </w:r>
+      <w:proofErr w:type="spellEnd"/>
+      <w:r>
+        <w:t>("""</w:t>
+      </w:r>
+    </w:p>
+    <w:p>
+      <w:pPr>
+        <w:pStyle w:val="af0"/>
+        <w:ind w:left="-851"/>
+      </w:pPr>
+      <w:r>
+        <w:t xml:space="preserve">        CREATE TABLE IF NOT EXISTS priorities (</w:t>
+      </w:r>
+    </w:p>
+    <w:p>
+      <w:pPr>
+        <w:pStyle w:val="af0"/>
+        <w:ind w:left="-851"/>
+      </w:pPr>
+      <w:r>
+        <w:t xml:space="preserve">            id    INTEGER PRIMARY KEY AUTOINCREMENT,</w:t>
+      </w:r>
+    </w:p>
+    <w:p>
+      <w:pPr>
+        <w:pStyle w:val="af0"/>
+        <w:ind w:left="-851"/>
+      </w:pPr>
+      <w:r>
+        <w:t xml:space="preserve">            name  TEXT NOT NULL UNIQUE,</w:t>
+      </w:r>
+    </w:p>
+    <w:p>
+      <w:pPr>
+        <w:pStyle w:val="af0"/>
+        <w:ind w:left="-851"/>
+      </w:pPr>
+      <w:r>
+        <w:t xml:space="preserve">            level INTEGER NOT NULL</w:t>
+      </w:r>
+    </w:p>
+    <w:p>
+      <w:pPr>
+        <w:pStyle w:val="af0"/>
+        <w:ind w:left="-851"/>
+      </w:pPr>
+      <w:r>
+        <w:t xml:space="preserve">        )</w:t>
+      </w:r>
+    </w:p>
+    <w:p>
+      <w:pPr>
+        <w:pStyle w:val="af0"/>
+        <w:ind w:left="-851"/>
+      </w:pPr>
+      <w:r>
+        <w:t xml:space="preserve">    """)</w:t>
+      </w:r>
+    </w:p>
+    <w:p>
+      <w:pPr>
+        <w:pStyle w:val="af0"/>
+        <w:ind w:left="-851"/>
+      </w:pPr>
+    </w:p>
+    <w:p>
+      <w:pPr>
+        <w:pStyle w:val="af0"/>
+        <w:ind w:left="-851"/>
+      </w:pPr>
+      <w:r>
+        <w:t xml:space="preserve">    </w:t>
+      </w:r>
+      <w:proofErr w:type="spellStart"/>
+      <w:r>
+        <w:t>cursor.execute</w:t>
+      </w:r>
+      <w:proofErr w:type="spellEnd"/>
+      <w:r>
+        <w:t>("""</w:t>
+      </w:r>
+    </w:p>
+    <w:p>
+      <w:pPr>
+        <w:pStyle w:val="af0"/>
+        <w:ind w:left="-851"/>
+      </w:pPr>
+      <w:r>
+        <w:t xml:space="preserve">        CREATE TABLE IF NOT EXISTS tasks (</w:t>
+      </w:r>
+    </w:p>
+    <w:p>
+      <w:pPr>
+        <w:pStyle w:val="af0"/>
+        <w:ind w:left="-851"/>
+      </w:pPr>
+      <w:r>
+        <w:t xml:space="preserve">            id          INTEGER PRIMARY KEY AUTOINCREMENT,</w:t>
+      </w:r>
+    </w:p>
+    <w:p>
+      <w:pPr>
+        <w:pStyle w:val="af0"/>
+        <w:ind w:left="-851"/>
+      </w:pPr>
+      <w:r>
+        <w:t xml:space="preserve">            title       TEXT NOT NULL,</w:t>
+      </w:r>
+    </w:p>
+    <w:p>
+      <w:pPr>
+        <w:pStyle w:val="af0"/>
+        <w:ind w:left="-851"/>
+      </w:pPr>
+      <w:r>
+        <w:t xml:space="preserve">            </w:t>
+      </w:r>
+      <w:proofErr w:type="spellStart"/>
+      <w:r>
+        <w:t>subject_id</w:t>
+      </w:r>
+      <w:proofErr w:type="spellEnd"/>
+      <w:r>
+        <w:t xml:space="preserve">  INTEGER NOT NULL,</w:t>
+      </w:r>
+    </w:p>
+    <w:p>
+      <w:pPr>
+        <w:pStyle w:val="af0"/>
+        <w:ind w:left="-851"/>
+      </w:pPr>
+      <w:r>
+        <w:t xml:space="preserve">            </w:t>
+      </w:r>
+      <w:proofErr w:type="spellStart"/>
+      <w:r>
+        <w:t>priority_id</w:t>
+      </w:r>
+      <w:proofErr w:type="spellEnd"/>
+      <w:r>
+        <w:t xml:space="preserve"> INTEGER NOT NULL,</w:t>
+      </w:r>
+    </w:p>
+    <w:p>
+      <w:pPr>
+        <w:pStyle w:val="af0"/>
+        <w:ind w:left="-851"/>
+      </w:pPr>
+      <w:r>
+        <w:t xml:space="preserve">            deadline    TEXT,</w:t>
+      </w:r>
+    </w:p>
+    <w:p>
+      <w:pPr>
+        <w:pStyle w:val="af0"/>
+        <w:ind w:left="-851"/>
+      </w:pPr>
+      <w:r>
+        <w:t xml:space="preserve">            done        INTEGER NOT NULL DEFAULT 0,</w:t>
+      </w:r>
+    </w:p>
+    <w:p>
+      <w:pPr>
+        <w:pStyle w:val="af0"/>
+        <w:ind w:left="-851"/>
+      </w:pPr>
+      <w:r>
+        <w:t xml:space="preserve">            FOREIGN KEY (</w:t>
+      </w:r>
+      <w:proofErr w:type="spellStart"/>
+      <w:r>
+        <w:t>subject_id</w:t>
+      </w:r>
+      <w:proofErr w:type="spellEnd"/>
+      <w:r>
+        <w:t>)  REFERENCES subjects(id),</w:t>
+      </w:r>
+    </w:p>
+    <w:p>
+      <w:pPr>
+        <w:pStyle w:val="af0"/>
+        <w:ind w:left="-851"/>
+      </w:pPr>
+      <w:r>
+        <w:t xml:space="preserve">            FOREIGN KEY (</w:t>
+      </w:r>
+      <w:proofErr w:type="spellStart"/>
+      <w:r>
+        <w:t>priority_id</w:t>
+      </w:r>
+      <w:proofErr w:type="spellEnd"/>
+      <w:r>
+        <w:t>) REFERENCES priorities(id)</w:t>
+      </w:r>
+    </w:p>
+    <w:p>
+      <w:pPr>
+        <w:pStyle w:val="af0"/>
+        <w:ind w:left="-851"/>
+      </w:pPr>
+      <w:r>
+        <w:t xml:space="preserve">        )</w:t>
+      </w:r>
+    </w:p>
+    <w:p>
+      <w:pPr>
+        <w:pStyle w:val="af0"/>
+        <w:ind w:left="-851"/>
+      </w:pPr>
+      <w:r>
+        <w:t xml:space="preserve">    """)</w:t>
+      </w:r>
+    </w:p>
+    <w:p>
+      <w:pPr>
+        <w:pStyle w:val="af0"/>
+        <w:ind w:left="-851"/>
+      </w:pPr>
+    </w:p>
+    <w:p>
+      <w:pPr>
+        <w:pStyle w:val="af0"/>
+        <w:ind w:left="-851"/>
+      </w:pPr>
+      <w:r>
+        <w:t xml:space="preserve">    </w:t>
+      </w:r>
+      <w:proofErr w:type="spellStart"/>
+      <w:r>
+        <w:t>cursor.execute</w:t>
+      </w:r>
+      <w:proofErr w:type="spellEnd"/>
+      <w:r>
+        <w:t>("SELECT COUNT(*) FROM subjects")</w:t>
+      </w:r>
+    </w:p>
+    <w:p>
+      <w:pPr>
+        <w:pStyle w:val="af0"/>
+        <w:ind w:left="-851"/>
+      </w:pPr>
+      <w:r>
+        <w:t xml:space="preserve">    if </w:t>
+      </w:r>
+      <w:proofErr w:type="spellStart"/>
+      <w:r>
+        <w:t>cursor.fetchone</w:t>
+      </w:r>
+      <w:proofErr w:type="spellEnd"/>
+      <w:r>
+        <w:t>()[0] == 0:</w:t>
+      </w:r>
+    </w:p>
+    <w:p>
+      <w:pPr>
+        <w:pStyle w:val="af0"/>
+        <w:ind w:left="-851"/>
+      </w:pPr>
+      <w:r>
+        <w:t xml:space="preserve">        subjects = [</w:t>
+      </w:r>
+    </w:p>
+    <w:p>
+      <w:pPr>
+        <w:pStyle w:val="af0"/>
+        <w:ind w:left="-851"/>
+      </w:pPr>
+      <w:r>
+        <w:t xml:space="preserve">            "Математика",</w:t>
+      </w:r>
+    </w:p>
+    <w:p>
+      <w:pPr>
+        <w:pStyle w:val="af0"/>
+        <w:ind w:left="-851"/>
+        <w:rPr>
+          <w:lang w:val="ru-RU"/>
+        </w:rPr>
+      </w:pPr>
+      <w:r>
+        <w:t xml:space="preserve">            </w:t>
+      </w:r>
+      <w:r>
+        <w:rPr>
+          <w:lang w:val="ru-RU"/>
+        </w:rPr>
+        <w:t>"Физика",</w:t>
+      </w:r>
+    </w:p>
+    <w:p>
+      <w:pPr>
+        <w:pStyle w:val="af0"/>
+        <w:ind w:left="-851"/>
+        <w:rPr>
+          <w:lang w:val="ru-RU"/>
+        </w:rPr>
+      </w:pPr>
+      <w:r>
+        <w:rPr>
+          <w:lang w:val="ru-RU"/>
+        </w:rPr>
+        <w:t xml:space="preserve">            "Основы программирования",</w:t>
+      </w:r>
+    </w:p>
+    <w:p>
+      <w:pPr>
+        <w:pStyle w:val="af0"/>
+        <w:ind w:left="-851"/>
+        <w:rPr>
+          <w:lang w:val="ru-RU"/>
+        </w:rPr>
+      </w:pPr>
+      <w:r>
+        <w:rPr>
+          <w:lang w:val="ru-RU"/>
+        </w:rPr>
+        <w:t xml:space="preserve">            "История",</w:t>
+      </w:r>
+    </w:p>
+    <w:p>
+      <w:pPr>
+        <w:pStyle w:val="af0"/>
+        <w:ind w:left="-851"/>
+        <w:rPr>
+          <w:lang w:val="ru-RU"/>
+        </w:rPr>
+      </w:pPr>
+      <w:r>
+        <w:rPr>
+          <w:lang w:val="ru-RU"/>
+        </w:rPr>
+        <w:t xml:space="preserve">            "Английский язык",</w:t>
+      </w:r>
+    </w:p>
+    <w:p>
+      <w:pPr>
+        <w:pStyle w:val="af0"/>
+        <w:ind w:left="-851"/>
+      </w:pPr>
+      <w:r>
+        <w:rPr>
+          <w:lang w:val="ru-RU"/>
+        </w:rPr>
+        <w:t xml:space="preserve">            </w:t>
+      </w:r>
+      <w:r>
+        <w:t>"</w:t>
+      </w:r>
+      <w:proofErr w:type="spellStart"/>
+      <w:r>
+        <w:t>Другое</w:t>
+      </w:r>
+      <w:proofErr w:type="spellEnd"/>
+      <w:r>
+        <w:t>"</w:t>
+      </w:r>
+    </w:p>
+    <w:p>
+      <w:pPr>
+        <w:pStyle w:val="af0"/>
+        <w:ind w:left="-851"/>
+      </w:pPr>
+      <w:r>
+        <w:t xml:space="preserve">        ]</w:t>
+      </w:r>
+    </w:p>
+    <w:p>
+      <w:pPr>
+        <w:pStyle w:val="af0"/>
+        <w:ind w:left="-851"/>
+      </w:pPr>
+      <w:r>
+        <w:t xml:space="preserve">        for name in subjects:</w:t>
+      </w:r>
+    </w:p>
+    <w:p>
+      <w:pPr>
+        <w:pStyle w:val="af0"/>
+        <w:ind w:left="-851"/>
+      </w:pPr>
+      <w:r>
+        <w:t xml:space="preserve">            </w:t>
+      </w:r>
+      <w:proofErr w:type="spellStart"/>
+      <w:r>
+        <w:t>cursor.execute</w:t>
+      </w:r>
+      <w:proofErr w:type="spellEnd"/>
+      <w:r>
+        <w:t>("INSERT INTO subjects (name) VALUES (?)", (name,))</w:t>
+      </w:r>
+    </w:p>
+    <w:p>
+      <w:pPr>
+        <w:pStyle w:val="af0"/>
+        <w:ind w:left="-851"/>
+      </w:pPr>
+    </w:p>
+    <w:p>
+      <w:pPr>
+        <w:pStyle w:val="af0"/>
+        <w:ind w:left="-851"/>
+      </w:pPr>
+      <w:r>
+        <w:t xml:space="preserve">    </w:t>
+      </w:r>
+      <w:proofErr w:type="spellStart"/>
+      <w:r>
+        <w:t>cursor.execute</w:t>
+      </w:r>
+      <w:proofErr w:type="spellEnd"/>
+      <w:r>
+        <w:t>("SELECT COUNT(*) FROM priorities")</w:t>
+      </w:r>
+    </w:p>
+    <w:p>
+      <w:pPr>
+        <w:pStyle w:val="af0"/>
+        <w:ind w:left="-851"/>
+      </w:pPr>
+      <w:r>
+        <w:t xml:space="preserve">    if </w:t>
+      </w:r>
+      <w:proofErr w:type="spellStart"/>
+      <w:r>
+        <w:t>cursor.fetchone</w:t>
+      </w:r>
+      <w:proofErr w:type="spellEnd"/>
+      <w:r>
+        <w:t>()[0] == 0:</w:t>
+      </w:r>
+    </w:p>
+    <w:p>
+      <w:pPr>
+        <w:pStyle w:val="af0"/>
+        <w:ind w:left="-851"/>
+      </w:pPr>
+      <w:r>
+        <w:t xml:space="preserve">        priorities = [</w:t>
+      </w:r>
+    </w:p>
+    <w:p>
+      <w:pPr>
+        <w:pStyle w:val="af0"/>
+        <w:ind w:left="-851"/>
+      </w:pPr>
+      <w:r>
+        <w:t xml:space="preserve">            ("Высокий", 1),</w:t>
+      </w:r>
+    </w:p>
+    <w:p>
+      <w:pPr>
+        <w:pStyle w:val="af0"/>
+        <w:ind w:left="-851"/>
+      </w:pPr>
+      <w:r>
+        <w:t xml:space="preserve">            ("Средний", 2),</w:t>
+      </w:r>
+    </w:p>
+    <w:p>
+      <w:pPr>
+        <w:pStyle w:val="af0"/>
+        <w:ind w:left="-851"/>
+      </w:pPr>
+      <w:r>
+        <w:t xml:space="preserve">            ("Низкий",  3)</w:t>
+      </w:r>
+    </w:p>
+    <w:p>
+      <w:pPr>
+        <w:pStyle w:val="af0"/>
+        <w:ind w:left="-851"/>
+      </w:pPr>
+      <w:r>
+        <w:t xml:space="preserve">        ]</w:t>
+      </w:r>
+    </w:p>
+    <w:p>
+      <w:pPr>
+        <w:pStyle w:val="af0"/>
+        <w:ind w:left="-851"/>
+      </w:pPr>
+      <w:r>
+        <w:t xml:space="preserve">        for name, level in priorities:</w:t>
+      </w:r>
+    </w:p>
+    <w:p>
+      <w:pPr>
+        <w:pStyle w:val="af0"/>
+        <w:ind w:left="-851"/>
+      </w:pPr>
+      <w:r>
+        <w:t xml:space="preserve">            </w:t>
+      </w:r>
+      <w:proofErr w:type="spellStart"/>
+      <w:r>
+        <w:t>cursor.execute</w:t>
       </w:r>
       <w:proofErr w:type="spellEnd"/>
       <w:r>
         <w:t>(</w:t>
       </w:r>
-      <w:proofErr w:type="gramEnd"/>
-      <w:r>
-        <w:t>):</w:t>
-      </w:r>
-    </w:p>
-    <w:p>
-      <w:pPr>
-        <w:pStyle w:val="af0"/>
-        <w:ind w:left="-851"/>
-      </w:pPr>
-      <w:r>
-        <w:t xml:space="preserve">    conn = sqlite3.connect(DATABASE)</w:t>
-      </w:r>
-    </w:p>
-    <w:p>
-      <w:pPr>
-        <w:pStyle w:val="af0"/>
-        <w:ind w:left="-851"/>
-      </w:pPr>
-      <w:r>
-        <w:t xml:space="preserve">    </w:t>
-      </w:r>
-      <w:proofErr w:type="spellStart"/>
-      <w:r>
-        <w:t>conn.row_factory</w:t>
-      </w:r>
-      <w:proofErr w:type="spellEnd"/>
-      <w:r>
-        <w:t xml:space="preserve"> = sqlite3.Row</w:t>
-      </w:r>
-    </w:p>
-    <w:p>
-      <w:pPr>
-        <w:pStyle w:val="af0"/>
-        <w:ind w:left="-851"/>
-      </w:pPr>
-      <w:r>
-        <w:t xml:space="preserve">    return </w:t>
-      </w:r>
-      <w:proofErr w:type="gramStart"/>
-      <w:r>
-        <w:t>conn</w:t>
-      </w:r>
-      <w:proofErr w:type="gramEnd"/>
-    </w:p>
-    <w:p>
-      <w:pPr>
-        <w:pStyle w:val="af0"/>
-        <w:ind w:left="-851"/>
-      </w:pPr>
-    </w:p>
-    <w:p>
-      <w:pPr>
-        <w:pStyle w:val="af0"/>
-        <w:ind w:left="-851"/>
-      </w:pPr>
-    </w:p>
-    <w:p>
-      <w:pPr>
-        <w:pStyle w:val="af0"/>
-        <w:ind w:left="-851"/>
-      </w:pPr>
-      <w:r>
-        <w:t xml:space="preserve">def </w:t>
-      </w:r>
-      <w:proofErr w:type="spellStart"/>
-      <w:r>
-        <w:t>init_</w:t>
-      </w:r>
-      <w:proofErr w:type="gramStart"/>
-      <w:r>
-        <w:t>db</w:t>
-      </w:r>
-      <w:proofErr w:type="spellEnd"/>
-      <w:r>
-        <w:t>(</w:t>
-      </w:r>
-      <w:proofErr w:type="gramEnd"/>
-      <w:r>
-        <w:t>):</w:t>
-      </w:r>
-    </w:p>
-    <w:p>
-      <w:pPr>
-        <w:pStyle w:val="af0"/>
-        <w:ind w:left="-851"/>
-      </w:pPr>
-      <w:r>
-        <w:t xml:space="preserve">    conn = </w:t>
-      </w:r>
-      <w:proofErr w:type="spellStart"/>
-      <w:r>
-        <w:t>get_</w:t>
-      </w:r>
-      <w:proofErr w:type="gramStart"/>
-      <w:r>
-        <w:t>connection</w:t>
-      </w:r>
-      <w:proofErr w:type="spellEnd"/>
-      <w:r>
-        <w:t>(</w:t>
-      </w:r>
-      <w:proofErr w:type="gramEnd"/>
-      <w:r>
-        <w:t>)</w:t>
-      </w:r>
-    </w:p>
-    <w:p>
-      <w:pPr>
-        <w:pStyle w:val="af0"/>
-        <w:ind w:left="-851"/>
-      </w:pPr>
-      <w:r>
-        <w:t xml:space="preserve">    cursor = </w:t>
-      </w:r>
-      <w:proofErr w:type="spellStart"/>
-      <w:proofErr w:type="gramStart"/>
-      <w:r>
-        <w:t>conn.cursor</w:t>
-      </w:r>
-      <w:proofErr w:type="spellEnd"/>
-      <w:proofErr w:type="gramEnd"/>
-      <w:r>
-        <w:t>()</w:t>
-      </w:r>
-    </w:p>
-    <w:p>
-      <w:pPr>
-        <w:pStyle w:val="af0"/>
-        <w:ind w:left="-851"/>
-      </w:pPr>
-    </w:p>
-    <w:p>
-      <w:pPr>
-        <w:pStyle w:val="af0"/>
-        <w:ind w:left="-851"/>
-      </w:pPr>
-      <w:r>
-        <w:t xml:space="preserve">    </w:t>
-      </w:r>
-      <w:proofErr w:type="spellStart"/>
-      <w:proofErr w:type="gramStart"/>
-      <w:r>
-        <w:t>cursor.execute</w:t>
-      </w:r>
-      <w:proofErr w:type="spellEnd"/>
-      <w:proofErr w:type="gramEnd"/>
-      <w:r>
-        <w:t>("""</w:t>
-      </w:r>
-    </w:p>
-    <w:p>
-      <w:pPr>
-        <w:pStyle w:val="af0"/>
-        <w:ind w:left="-851"/>
-      </w:pPr>
-      <w:r>
-        <w:t xml:space="preserve">        CREATE TABLE IF NOT EXISTS subjects (</w:t>
-      </w:r>
-    </w:p>
-    <w:p>
-      <w:pPr>
-        <w:pStyle w:val="af0"/>
-        <w:ind w:left="-851"/>
-      </w:pPr>
-      <w:r>
-        <w:t xml:space="preserve">            id   INTEGER PRIMARY KEY AUTOINCREMENT,</w:t>
-      </w:r>
-    </w:p>
-    <w:p>
-      <w:pPr>
-        <w:pStyle w:val="af0"/>
-        <w:ind w:left="-851"/>
-      </w:pPr>
-      <w:r>
-        <w:t xml:space="preserve">            name TEXT NOT NULL UNIQUE</w:t>
-      </w:r>
-    </w:p>
-    <w:p>
-      <w:pPr>
-        <w:pStyle w:val="af0"/>
-        <w:ind w:left="-851"/>
-      </w:pPr>
-      <w:r>
-        <w:t xml:space="preserve">        )</w:t>
-      </w:r>
-    </w:p>
-    <w:p>
-      <w:pPr>
-        <w:pStyle w:val="af0"/>
-        <w:ind w:left="-851"/>
-      </w:pPr>
-      <w:r>
-        <w:t xml:space="preserve">    """)</w:t>
-      </w:r>
-    </w:p>
-    <w:p>
-      <w:pPr>
-        <w:pStyle w:val="af0"/>
-        <w:ind w:left="-851"/>
-      </w:pPr>
-    </w:p>
-    <w:p>
-      <w:pPr>
-        <w:pStyle w:val="af0"/>
-        <w:ind w:left="-851"/>
-      </w:pPr>
-      <w:r>
-        <w:t xml:space="preserve">    </w:t>
-      </w:r>
-      <w:proofErr w:type="spellStart"/>
-      <w:proofErr w:type="gramStart"/>
-      <w:r>
-        <w:t>cursor.execute</w:t>
-      </w:r>
-      <w:proofErr w:type="spellEnd"/>
-      <w:proofErr w:type="gramEnd"/>
-      <w:r>
-        <w:t>("""</w:t>
-      </w:r>
-    </w:p>
-    <w:p>
-      <w:pPr>
-        <w:pStyle w:val="af0"/>
-        <w:ind w:left="-851"/>
-      </w:pPr>
-      <w:r>
-        <w:t xml:space="preserve">        CREATE TABLE IF NOT EXISTS priorities (</w:t>
-      </w:r>
-    </w:p>
-    <w:p>
-      <w:pPr>
-        <w:pStyle w:val="af0"/>
-        <w:ind w:left="-851"/>
-      </w:pPr>
-      <w:r>
-        <w:t xml:space="preserve">            id    INTEGER PRIMARY KEY AUTOINCREMENT,</w:t>
-      </w:r>
-    </w:p>
-    <w:p>
-      <w:pPr>
-        <w:pStyle w:val="af0"/>
-        <w:ind w:left="-851"/>
-      </w:pPr>
-      <w:r>
-        <w:t xml:space="preserve">            </w:t>
-      </w:r>
-      <w:proofErr w:type="gramStart"/>
-      <w:r>
-        <w:t>name  TEXT</w:t>
-      </w:r>
-      <w:proofErr w:type="gramEnd"/>
-      <w:r>
-        <w:t xml:space="preserve"> NOT NULL UNIQUE,</w:t>
-      </w:r>
-    </w:p>
-    <w:p>
-      <w:pPr>
-        <w:pStyle w:val="af0"/>
-        <w:ind w:left="-851"/>
-      </w:pPr>
-      <w:r>
-        <w:t xml:space="preserve">            level INTEGER NOT NULL</w:t>
-      </w:r>
-    </w:p>
-    <w:p>
-      <w:pPr>
-        <w:pStyle w:val="af0"/>
-        <w:ind w:left="-851"/>
-      </w:pPr>
-      <w:r>
-        <w:t xml:space="preserve">        )</w:t>
-      </w:r>
-    </w:p>
-    <w:p>
-      <w:pPr>
-        <w:pStyle w:val="af0"/>
-        <w:ind w:left="-851"/>
-      </w:pPr>
-      <w:r>
-        <w:t xml:space="preserve">    """)</w:t>
-      </w:r>
-    </w:p>
-    <w:p>
-      <w:pPr>
-        <w:pStyle w:val="af0"/>
-        <w:ind w:left="-851"/>
-      </w:pPr>
-    </w:p>
-    <w:p>
-      <w:pPr>
-        <w:pStyle w:val="af0"/>
-        <w:ind w:left="-851"/>
-      </w:pPr>
-      <w:r>
-        <w:t xml:space="preserve">    </w:t>
-      </w:r>
-      <w:proofErr w:type="spellStart"/>
-      <w:proofErr w:type="gramStart"/>
-      <w:r>
-        <w:t>cursor.execute</w:t>
-      </w:r>
-      <w:proofErr w:type="spellEnd"/>
-      <w:proofErr w:type="gramEnd"/>
-      <w:r>
-        <w:t>("""</w:t>
-      </w:r>
-    </w:p>
-    <w:p>
-      <w:pPr>
-        <w:pStyle w:val="af0"/>
-        <w:ind w:left="-851"/>
-      </w:pPr>
-      <w:r>
-        <w:t xml:space="preserve">        CREATE TABLE IF NOT EXISTS tasks (</w:t>
-      </w:r>
-    </w:p>
-    <w:p>
-      <w:pPr>
-        <w:pStyle w:val="af0"/>
-        <w:ind w:left="-851"/>
-      </w:pPr>
-      <w:r>
-        <w:t xml:space="preserve">            id          INTEGER PRIMARY KEY AUTOINCREMENT,</w:t>
-      </w:r>
-    </w:p>
-    <w:p>
-      <w:pPr>
-        <w:pStyle w:val="af0"/>
-        <w:ind w:left="-851"/>
-      </w:pPr>
-      <w:r>
-        <w:t xml:space="preserve">            title       TEXT NOT NULL,</w:t>
-      </w:r>
-    </w:p>
-    <w:p>
-      <w:pPr>
-        <w:pStyle w:val="af0"/>
-        <w:ind w:left="-851"/>
-      </w:pPr>
-      <w:r>
-        <w:t xml:space="preserve">            </w:t>
-      </w:r>
-      <w:proofErr w:type="spellStart"/>
-      <w:r>
-        <w:t>subject_</w:t>
-      </w:r>
-      <w:proofErr w:type="gramStart"/>
-      <w:r>
-        <w:t>id</w:t>
-      </w:r>
-      <w:proofErr w:type="spellEnd"/>
-      <w:r>
-        <w:t xml:space="preserve">  INTEGER</w:t>
-      </w:r>
-      <w:proofErr w:type="gramEnd"/>
-      <w:r>
-        <w:t xml:space="preserve"> NOT NULL,</w:t>
-      </w:r>
-    </w:p>
-    <w:p>
-      <w:pPr>
-        <w:pStyle w:val="af0"/>
-        <w:ind w:left="-851"/>
-      </w:pPr>
-      <w:r>
-        <w:t xml:space="preserve">            </w:t>
-      </w:r>
-      <w:proofErr w:type="spellStart"/>
-      <w:r>
-        <w:t>priority_id</w:t>
-      </w:r>
-      <w:proofErr w:type="spellEnd"/>
-      <w:r>
-        <w:t xml:space="preserve"> INTEGER NOT NULL,</w:t>
-      </w:r>
-    </w:p>
-    <w:p>
-      <w:pPr>
-        <w:pStyle w:val="af0"/>
-        <w:ind w:left="-851"/>
-      </w:pPr>
-      <w:r>
-        <w:t xml:space="preserve">            deadline    TEXT,</w:t>
-      </w:r>
-    </w:p>
-    <w:p>
-      <w:pPr>
-        <w:pStyle w:val="af0"/>
-        <w:ind w:left="-851"/>
-      </w:pPr>
-      <w:r>
-        <w:t xml:space="preserve">            done        INTEGER NOT NULL DEFAULT 0,</w:t>
-      </w:r>
-    </w:p>
-    <w:p>
-      <w:pPr>
-        <w:pStyle w:val="af0"/>
-        <w:ind w:left="-851"/>
-      </w:pPr>
-      <w:r>
-        <w:t xml:space="preserve">            FOREIGN KEY (</w:t>
-      </w:r>
-      <w:proofErr w:type="spellStart"/>
-      <w:r>
-        <w:t>subject_</w:t>
-      </w:r>
-      <w:proofErr w:type="gramStart"/>
-      <w:r>
-        <w:t>id</w:t>
-      </w:r>
-      <w:proofErr w:type="spellEnd"/>
-      <w:r>
-        <w:t>)  REFERENCES</w:t>
-      </w:r>
-      <w:proofErr w:type="gramEnd"/>
-      <w:r>
-        <w:t xml:space="preserve"> subjects(id),</w:t>
-      </w:r>
-    </w:p>
-    <w:p>
-      <w:pPr>
-        <w:pStyle w:val="af0"/>
-        <w:ind w:left="-851"/>
-      </w:pPr>
-      <w:r>
-        <w:t xml:space="preserve">            FOREIGN KEY (</w:t>
-      </w:r>
-      <w:proofErr w:type="spellStart"/>
-      <w:r>
-        <w:t>priority_id</w:t>
-      </w:r>
-      <w:proofErr w:type="spellEnd"/>
-      <w:r>
-        <w:t>) REFERENCES priorities(id)</w:t>
-      </w:r>
-    </w:p>
-    <w:p>
-      <w:pPr>
-        <w:pStyle w:val="af0"/>
-        <w:ind w:left="-851"/>
-      </w:pPr>
-      <w:r>
-        <w:t xml:space="preserve">        )</w:t>
-      </w:r>
-    </w:p>
-    <w:p>
-      <w:pPr>
-        <w:pStyle w:val="af0"/>
-        <w:ind w:left="-851"/>
-      </w:pPr>
-      <w:r>
-        <w:t xml:space="preserve">    """)</w:t>
-      </w:r>
-    </w:p>
-    <w:p>
-      <w:pPr>
-        <w:pStyle w:val="af0"/>
-        <w:ind w:left="-851"/>
-      </w:pPr>
-    </w:p>
-    <w:p>
-      <w:pPr>
-        <w:pStyle w:val="af0"/>
-        <w:ind w:left="-851"/>
-      </w:pPr>
-      <w:r>
-        <w:t xml:space="preserve">    </w:t>
-      </w:r>
-      <w:proofErr w:type="spellStart"/>
-      <w:proofErr w:type="gramStart"/>
-      <w:r>
-        <w:t>cursor.execute</w:t>
-      </w:r>
-      <w:proofErr w:type="spellEnd"/>
-      <w:proofErr w:type="gramEnd"/>
-      <w:r>
-        <w:t>("SELECT COUNT(*) FROM subjects")</w:t>
-      </w:r>
-    </w:p>
-    <w:p>
-      <w:pPr>
-        <w:pStyle w:val="af0"/>
-        <w:ind w:left="-851"/>
-      </w:pPr>
-      <w:r>
-        <w:t xml:space="preserve">    if </w:t>
-      </w:r>
-      <w:proofErr w:type="spellStart"/>
-      <w:proofErr w:type="gramStart"/>
-      <w:r>
-        <w:t>cursor.fetchone</w:t>
-      </w:r>
-      <w:proofErr w:type="spellEnd"/>
-      <w:proofErr w:type="gramEnd"/>
-      <w:r>
-        <w:t>()[0] == 0:</w:t>
-      </w:r>
-    </w:p>
-    <w:p>
-      <w:pPr>
-        <w:pStyle w:val="af0"/>
-        <w:ind w:left="-851"/>
-      </w:pPr>
-      <w:r>
-        <w:t xml:space="preserve">        subjects = [</w:t>
-      </w:r>
-    </w:p>
-    <w:p>
-      <w:pPr>
-        <w:pStyle w:val="af0"/>
-        <w:ind w:left="-851"/>
-      </w:pPr>
-      <w:r>
-        <w:t xml:space="preserve">            "Математика",</w:t>
-      </w:r>
-    </w:p>
-    <w:p>
-      <w:pPr>
-        <w:pStyle w:val="af0"/>
-        <w:ind w:left="-851"/>
-        <w:rPr>
-          <w:lang w:val="ru-RU"/>
-        </w:rPr>
-      </w:pPr>
-      <w:r>
-        <w:t xml:space="preserve">            </w:t>
-      </w:r>
-      <w:r>
-        <w:rPr>
-          <w:lang w:val="ru-RU"/>
-        </w:rPr>
-        <w:t>"Физика",</w:t>
-      </w:r>
-    </w:p>
-    <w:p>
-      <w:pPr>
-        <w:pStyle w:val="af0"/>
-        <w:ind w:left="-851"/>
-        <w:rPr>
-          <w:lang w:val="ru-RU"/>
-        </w:rPr>
-      </w:pPr>
-      <w:r>
-        <w:rPr>
-          <w:lang w:val="ru-RU"/>
-        </w:rPr>
-        <w:t xml:space="preserve">            "Основы программирования",</w:t>
-      </w:r>
-    </w:p>
-    <w:p>
-      <w:pPr>
-        <w:pStyle w:val="af0"/>
-        <w:ind w:left="-851"/>
-        <w:rPr>
-          <w:lang w:val="ru-RU"/>
-        </w:rPr>
-      </w:pPr>
-      <w:r>
-        <w:rPr>
-          <w:lang w:val="ru-RU"/>
-        </w:rPr>
-        <w:t xml:space="preserve">            "История",</w:t>
-      </w:r>
-    </w:p>
-    <w:p>
-      <w:pPr>
-        <w:pStyle w:val="af0"/>
-        <w:ind w:left="-851"/>
-        <w:rPr>
-          <w:lang w:val="ru-RU"/>
-        </w:rPr>
-      </w:pPr>
-      <w:r>
-        <w:rPr>
-          <w:lang w:val="ru-RU"/>
-        </w:rPr>
-        <w:t xml:space="preserve">            "Английский язык",</w:t>
-      </w:r>
-    </w:p>
-    <w:p>
-      <w:pPr>
-        <w:pStyle w:val="af0"/>
-        <w:ind w:left="-851"/>
-      </w:pPr>
-      <w:r>
-        <w:rPr>
-          <w:lang w:val="ru-RU"/>
-        </w:rPr>
-        <w:t xml:space="preserve">            </w:t>
-      </w:r>
-      <w:r>
-        <w:t>"</w:t>
-      </w:r>
-      <w:proofErr w:type="spellStart"/>
-      <w:r>
-        <w:t>Другое</w:t>
-      </w:r>
-      <w:proofErr w:type="spellEnd"/>
-      <w:r>
-        <w:t>"</w:t>
-      </w:r>
-    </w:p>
-    <w:p>
-      <w:pPr>
-        <w:pStyle w:val="af0"/>
-        <w:ind w:left="-851"/>
-      </w:pPr>
-      <w:r>
-        <w:t xml:space="preserve">        ]</w:t>
-      </w:r>
-    </w:p>
-    <w:p>
-      <w:pPr>
-        <w:pStyle w:val="af0"/>
-        <w:ind w:left="-851"/>
-      </w:pPr>
-      <w:r>
-        <w:t xml:space="preserve">        for name in subjects:</w:t>
-      </w:r>
-    </w:p>
-    <w:p>
-      <w:pPr>
-        <w:pStyle w:val="af0"/>
-        <w:ind w:left="-851"/>
-      </w:pPr>
-      <w:r>
-        <w:t xml:space="preserve">            </w:t>
-      </w:r>
-      <w:proofErr w:type="spellStart"/>
-      <w:proofErr w:type="gramStart"/>
-      <w:r>
-        <w:t>cursor.execute</w:t>
-      </w:r>
-      <w:proofErr w:type="spellEnd"/>
-      <w:proofErr w:type="gramEnd"/>
-      <w:r>
-        <w:t>("INSERT INTO subjects (name) VALUES (?)", (name,))</w:t>
-      </w:r>
-    </w:p>
-    <w:p>
-      <w:pPr>
-        <w:pStyle w:val="af0"/>
-        <w:ind w:left="-851"/>
-      </w:pPr>
-    </w:p>
-    <w:p>
-      <w:pPr>
-        <w:pStyle w:val="af0"/>
-        <w:ind w:left="-851"/>
-      </w:pPr>
-      <w:r>
-        <w:t xml:space="preserve">    </w:t>
-      </w:r>
-      <w:proofErr w:type="spellStart"/>
-      <w:proofErr w:type="gramStart"/>
-      <w:r>
-        <w:t>cursor.execute</w:t>
-      </w:r>
-      <w:proofErr w:type="spellEnd"/>
-      <w:proofErr w:type="gramEnd"/>
-      <w:r>
-        <w:t>("SELECT COUNT(*) FROM priorities")</w:t>
-      </w:r>
-    </w:p>
-    <w:p>
-      <w:pPr>
-        <w:pStyle w:val="af0"/>
-        <w:ind w:left="-851"/>
-      </w:pPr>
-      <w:r>
-        <w:t xml:space="preserve">    if </w:t>
-      </w:r>
-      <w:proofErr w:type="spellStart"/>
-      <w:proofErr w:type="gramStart"/>
-      <w:r>
-        <w:t>cursor.fetchone</w:t>
-      </w:r>
-      <w:proofErr w:type="spellEnd"/>
-      <w:proofErr w:type="gramEnd"/>
-      <w:r>
-        <w:t>()[0] == 0:</w:t>
-      </w:r>
-    </w:p>
-    <w:p>
-      <w:pPr>
-        <w:pStyle w:val="af0"/>
-        <w:ind w:left="-851"/>
-      </w:pPr>
-      <w:r>
-        <w:t xml:space="preserve">        priorities = [</w:t>
-      </w:r>
-    </w:p>
-    <w:p>
-      <w:pPr>
-        <w:pStyle w:val="af0"/>
-        <w:ind w:left="-851"/>
-      </w:pPr>
-      <w:r>
-        <w:t xml:space="preserve">            ("Высокий", 1),</w:t>
-      </w:r>
-    </w:p>
-    <w:p>
-      <w:pPr>
-        <w:pStyle w:val="af0"/>
-        <w:ind w:left="-851"/>
-      </w:pPr>
-      <w:r>
-        <w:t xml:space="preserve">            ("Средний", 2),</w:t>
-      </w:r>
-    </w:p>
-    <w:p>
-      <w:pPr>
-        <w:pStyle w:val="af0"/>
-        <w:ind w:left="-851"/>
-      </w:pPr>
-      <w:r>
-        <w:t xml:space="preserve">            ("Низкий</w:t>
-      </w:r>
-      <w:proofErr w:type="gramStart"/>
-      <w:r>
-        <w:t>",  3</w:t>
-      </w:r>
-      <w:proofErr w:type="gramEnd"/>
-      <w:r>
-        <w:t>)</w:t>
-      </w:r>
-    </w:p>
-    <w:p>
-      <w:pPr>
-        <w:pStyle w:val="af0"/>
-        <w:ind w:left="-851"/>
-      </w:pPr>
-      <w:r>
-        <w:t xml:space="preserve">        ]</w:t>
-      </w:r>
-    </w:p>
-    <w:p>
-      <w:pPr>
-        <w:pStyle w:val="af0"/>
-        <w:ind w:left="-851"/>
-      </w:pPr>
-      <w:r>
-        <w:t xml:space="preserve">        for name, level in priorities:</w:t>
-      </w:r>
-    </w:p>
-    <w:p>
-      <w:pPr>
-        <w:pStyle w:val="af0"/>
-        <w:ind w:left="-851"/>
-      </w:pPr>
-      <w:r>
-        <w:t xml:space="preserve">            </w:t>
-      </w:r>
-      <w:proofErr w:type="spellStart"/>
-      <w:proofErr w:type="gramStart"/>
-      <w:r>
-        <w:t>cursor.execute</w:t>
-      </w:r>
-      <w:proofErr w:type="spellEnd"/>
-      <w:proofErr w:type="gramEnd"/>
-      <w:r>
-        <w:t>(</w:t>
-      </w:r>
-    </w:p>
-    <w:p>
-      <w:pPr>
-        <w:pStyle w:val="af0"/>
-        <w:ind w:left="-851"/>
-      </w:pPr>
-      <w:r>
-        <w:t xml:space="preserve">                "INSERT INTO priorities (name, level) VALUES </w:t>
-      </w:r>
-      <w:proofErr w:type="gramStart"/>
-      <w:r>
-        <w:t>(?,</w:t>
-      </w:r>
-      <w:proofErr w:type="gramEnd"/>
-      <w:r>
-        <w:t xml:space="preserve"> ?)",</w:t>
+    </w:p>
+    <w:p>
+      <w:pPr>
+        <w:pStyle w:val="af0"/>
+        <w:ind w:left="-851"/>
+      </w:pPr>
+      <w:r>
+        <w:t xml:space="preserve">                "INSERT INTO priorities (name, level) VALUES (?, ?)",</w:t>
       </w:r>
     </w:p>
     <w:p>
@@ -5497,12 +5251,10 @@
         <w:t xml:space="preserve">    </w:t>
       </w:r>
       <w:proofErr w:type="spellStart"/>
-      <w:proofErr w:type="gramStart"/>
       <w:r>
         <w:t>conn.commit</w:t>
       </w:r>
       <w:proofErr w:type="spellEnd"/>
-      <w:proofErr w:type="gramEnd"/>
       <w:r>
         <w:t>()</w:t>
       </w:r>
@@ -5516,12 +5268,10 @@
         <w:t xml:space="preserve">    </w:t>
       </w:r>
       <w:proofErr w:type="spellStart"/>
-      <w:proofErr w:type="gramStart"/>
       <w:r>
         <w:t>conn.close</w:t>
       </w:r>
       <w:proofErr w:type="spellEnd"/>
-      <w:proofErr w:type="gramEnd"/>
       <w:r>
         <w:t>()</w:t>
       </w:r>
@@ -5542,19 +5292,11 @@
       </w:r>
       <w:proofErr w:type="spellStart"/>
       <w:r>
-        <w:t>get_all_</w:t>
-      </w:r>
-      <w:proofErr w:type="gramStart"/>
-      <w:r>
-        <w:t>subjects</w:t>
-      </w:r>
-      <w:proofErr w:type="spellEnd"/>
-      <w:r>
-        <w:t>(</w:t>
-      </w:r>
-      <w:proofErr w:type="gramEnd"/>
-      <w:r>
-        <w:t>):</w:t>
+        <w:t>get_all_subjects</w:t>
+      </w:r>
+      <w:proofErr w:type="spellEnd"/>
+      <w:r>
+        <w:t>():</w:t>
       </w:r>
     </w:p>
     <w:p>
@@ -5567,19 +5309,11 @@
       </w:r>
       <w:proofErr w:type="spellStart"/>
       <w:r>
-        <w:t>get_</w:t>
-      </w:r>
-      <w:proofErr w:type="gramStart"/>
-      <w:r>
-        <w:t>connection</w:t>
-      </w:r>
-      <w:proofErr w:type="spellEnd"/>
-      <w:r>
-        <w:t>(</w:t>
-      </w:r>
-      <w:proofErr w:type="gramEnd"/>
-      <w:r>
-        <w:t>)</w:t>
+        <w:t>get_connection</w:t>
+      </w:r>
+      <w:proofErr w:type="spellEnd"/>
+      <w:r>
+        <w:t>()</w:t>
       </w:r>
     </w:p>
     <w:p>
@@ -5591,12 +5325,10 @@
         <w:t xml:space="preserve">    cursor = </w:t>
       </w:r>
       <w:proofErr w:type="spellStart"/>
-      <w:proofErr w:type="gramStart"/>
       <w:r>
         <w:t>conn.cursor</w:t>
       </w:r>
       <w:proofErr w:type="spellEnd"/>
-      <w:proofErr w:type="gramEnd"/>
       <w:r>
         <w:t>()</w:t>
       </w:r>
@@ -5610,12 +5342,10 @@
         <w:t xml:space="preserve">    </w:t>
       </w:r>
       <w:proofErr w:type="spellStart"/>
-      <w:proofErr w:type="gramStart"/>
       <w:r>
         <w:t>cursor.execute</w:t>
       </w:r>
       <w:proofErr w:type="spellEnd"/>
-      <w:proofErr w:type="gramEnd"/>
       <w:r>
         <w:t>("SELECT id, name FROM subjects ORDER BY id")</w:t>
       </w:r>
@@ -5629,12 +5359,10 @@
         <w:t xml:space="preserve">    rows = </w:t>
       </w:r>
       <w:proofErr w:type="spellStart"/>
-      <w:proofErr w:type="gramStart"/>
       <w:r>
         <w:t>cursor.fetchall</w:t>
       </w:r>
       <w:proofErr w:type="spellEnd"/>
-      <w:proofErr w:type="gramEnd"/>
       <w:r>
         <w:t>()</w:t>
       </w:r>
@@ -5648,12 +5376,10 @@
         <w:t xml:space="preserve">    </w:t>
       </w:r>
       <w:proofErr w:type="spellStart"/>
-      <w:proofErr w:type="gramStart"/>
       <w:r>
         <w:t>conn.close</w:t>
       </w:r>
       <w:proofErr w:type="spellEnd"/>
-      <w:proofErr w:type="gramEnd"/>
       <w:r>
         <w:t>()</w:t>
       </w:r>
@@ -5689,19 +5415,11 @@
       </w:r>
       <w:proofErr w:type="spellStart"/>
       <w:r>
-        <w:t>get_all_</w:t>
-      </w:r>
-      <w:proofErr w:type="gramStart"/>
-      <w:r>
-        <w:t>priorities</w:t>
-      </w:r>
-      <w:proofErr w:type="spellEnd"/>
-      <w:r>
-        <w:t>(</w:t>
-      </w:r>
-      <w:proofErr w:type="gramEnd"/>
-      <w:r>
-        <w:t>):</w:t>
+        <w:t>get_all_priorities</w:t>
+      </w:r>
+      <w:proofErr w:type="spellEnd"/>
+      <w:r>
+        <w:t>():</w:t>
       </w:r>
     </w:p>
     <w:p>
@@ -5714,19 +5432,11 @@
       </w:r>
       <w:proofErr w:type="spellStart"/>
       <w:r>
-        <w:t>get_</w:t>
-      </w:r>
-      <w:proofErr w:type="gramStart"/>
-      <w:r>
-        <w:t>connection</w:t>
-      </w:r>
-      <w:proofErr w:type="spellEnd"/>
-      <w:r>
-        <w:t>(</w:t>
-      </w:r>
-      <w:proofErr w:type="gramEnd"/>
-      <w:r>
-        <w:t>)</w:t>
+        <w:t>get_connection</w:t>
+      </w:r>
+      <w:proofErr w:type="spellEnd"/>
+      <w:r>
+        <w:t>()</w:t>
       </w:r>
     </w:p>
     <w:p>
@@ -5738,12 +5448,10 @@
         <w:t xml:space="preserve">    cursor = </w:t>
       </w:r>
       <w:proofErr w:type="spellStart"/>
-      <w:proofErr w:type="gramStart"/>
       <w:r>
         <w:t>conn.cursor</w:t>
       </w:r>
       <w:proofErr w:type="spellEnd"/>
-      <w:proofErr w:type="gramEnd"/>
       <w:r>
         <w:t>()</w:t>
       </w:r>
@@ -5757,12 +5465,10 @@
         <w:t xml:space="preserve">    </w:t>
       </w:r>
       <w:proofErr w:type="spellStart"/>
-      <w:proofErr w:type="gramStart"/>
       <w:r>
         <w:t>cursor.execute</w:t>
       </w:r>
       <w:proofErr w:type="spellEnd"/>
-      <w:proofErr w:type="gramEnd"/>
       <w:r>
         <w:t>("SELECT id, name FROM priorities ORDER BY level")</w:t>
       </w:r>
@@ -5776,12 +5482,10 @@
         <w:t xml:space="preserve">    rows = </w:t>
       </w:r>
       <w:proofErr w:type="spellStart"/>
-      <w:proofErr w:type="gramStart"/>
       <w:r>
         <w:t>cursor.fetchall</w:t>
       </w:r>
       <w:proofErr w:type="spellEnd"/>
-      <w:proofErr w:type="gramEnd"/>
       <w:r>
         <w:t>()</w:t>
       </w:r>
@@ -5795,12 +5499,10 @@
         <w:t xml:space="preserve">    </w:t>
       </w:r>
       <w:proofErr w:type="spellStart"/>
-      <w:proofErr w:type="gramStart"/>
       <w:r>
         <w:t>conn.close</w:t>
       </w:r>
       <w:proofErr w:type="spellEnd"/>
-      <w:proofErr w:type="gramEnd"/>
       <w:r>
         <w:t>()</w:t>
       </w:r>
@@ -5836,19 +5538,11 @@
       </w:r>
       <w:proofErr w:type="spellStart"/>
       <w:r>
-        <w:t>get_all_</w:t>
-      </w:r>
-      <w:proofErr w:type="gramStart"/>
-      <w:r>
-        <w:t>tasks</w:t>
-      </w:r>
-      <w:proofErr w:type="spellEnd"/>
-      <w:r>
-        <w:t>(</w:t>
-      </w:r>
-      <w:proofErr w:type="gramEnd"/>
-      <w:r>
-        <w:t>):</w:t>
+        <w:t>get_all_tasks</w:t>
+      </w:r>
+      <w:proofErr w:type="spellEnd"/>
+      <w:r>
+        <w:t>():</w:t>
       </w:r>
     </w:p>
     <w:p>
@@ -5861,19 +5555,11 @@
       </w:r>
       <w:proofErr w:type="spellStart"/>
       <w:r>
-        <w:t>get_</w:t>
-      </w:r>
-      <w:proofErr w:type="gramStart"/>
-      <w:r>
-        <w:t>connection</w:t>
-      </w:r>
-      <w:proofErr w:type="spellEnd"/>
-      <w:r>
-        <w:t>(</w:t>
-      </w:r>
-      <w:proofErr w:type="gramEnd"/>
-      <w:r>
-        <w:t>)</w:t>
+        <w:t>get_connection</w:t>
+      </w:r>
+      <w:proofErr w:type="spellEnd"/>
+      <w:r>
+        <w:t>()</w:t>
       </w:r>
     </w:p>
     <w:p>
@@ -5885,12 +5571,10 @@
         <w:t xml:space="preserve">    cursor = </w:t>
       </w:r>
       <w:proofErr w:type="spellStart"/>
-      <w:proofErr w:type="gramStart"/>
       <w:r>
         <w:t>conn.cursor</w:t>
       </w:r>
       <w:proofErr w:type="spellEnd"/>
-      <w:proofErr w:type="gramEnd"/>
       <w:r>
         <w:t>()</w:t>
       </w:r>
@@ -5904,12 +5588,10 @@
         <w:t xml:space="preserve">    </w:t>
       </w:r>
       <w:proofErr w:type="spellStart"/>
-      <w:proofErr w:type="gramStart"/>
       <w:r>
         <w:t>cursor.execute</w:t>
       </w:r>
       <w:proofErr w:type="spellEnd"/>
-      <w:proofErr w:type="gramEnd"/>
       <w:r>
         <w:t>("""</w:t>
       </w:r>
@@ -5932,12 +5614,10 @@
         <w:t xml:space="preserve">               </w:t>
       </w:r>
       <w:proofErr w:type="spellStart"/>
-      <w:proofErr w:type="gramStart"/>
       <w:r>
         <w:t>tasks.title</w:t>
       </w:r>
       <w:proofErr w:type="spellEnd"/>
-      <w:proofErr w:type="gramEnd"/>
       <w:r>
         <w:t>,</w:t>
       </w:r>
@@ -5948,24 +5628,33 @@
         <w:ind w:left="-851"/>
       </w:pPr>
       <w:r>
+        <w:t xml:space="preserve">               subjects.name  AS subject,</w:t>
+      </w:r>
+    </w:p>
+    <w:p>
+      <w:pPr>
+        <w:pStyle w:val="af0"/>
+        <w:ind w:left="-851"/>
+      </w:pPr>
+      <w:r>
+        <w:t xml:space="preserve">               priorities.name AS priority,</w:t>
+      </w:r>
+    </w:p>
+    <w:p>
+      <w:pPr>
+        <w:pStyle w:val="af0"/>
+        <w:ind w:left="-851"/>
+      </w:pPr>
+      <w:r>
         <w:t xml:space="preserve">               </w:t>
       </w:r>
-      <w:proofErr w:type="gramStart"/>
-      <w:r>
-        <w:t>subjects.name  AS</w:t>
-      </w:r>
-      <w:proofErr w:type="gramEnd"/>
-      <w:r>
-        <w:t xml:space="preserve"> subject,</w:t>
-      </w:r>
-    </w:p>
-    <w:p>
-      <w:pPr>
-        <w:pStyle w:val="af0"/>
-        <w:ind w:left="-851"/>
-      </w:pPr>
-      <w:r>
-        <w:t xml:space="preserve">               priorities.name AS priority,</w:t>
+      <w:proofErr w:type="spellStart"/>
+      <w:r>
+        <w:t>tasks.deadline</w:t>
+      </w:r>
+      <w:proofErr w:type="spellEnd"/>
+      <w:r>
+        <w:t>,</w:t>
       </w:r>
     </w:p>
     <w:p>
@@ -5977,31 +5666,10 @@
         <w:t xml:space="preserve">               </w:t>
       </w:r>
       <w:proofErr w:type="spellStart"/>
-      <w:proofErr w:type="gramStart"/>
-      <w:r>
-        <w:t>tasks.deadline</w:t>
-      </w:r>
-      <w:proofErr w:type="spellEnd"/>
-      <w:proofErr w:type="gramEnd"/>
-      <w:r>
-        <w:t>,</w:t>
-      </w:r>
-    </w:p>
-    <w:p>
-      <w:pPr>
-        <w:pStyle w:val="af0"/>
-        <w:ind w:left="-851"/>
-      </w:pPr>
-      <w:r>
-        <w:t xml:space="preserve">               </w:t>
-      </w:r>
-      <w:proofErr w:type="spellStart"/>
-      <w:proofErr w:type="gramStart"/>
       <w:r>
         <w:t>tasks.done</w:t>
       </w:r>
       <w:proofErr w:type="spellEnd"/>
-      <w:proofErr w:type="gramEnd"/>
     </w:p>
     <w:p>
       <w:pPr>
@@ -6021,13 +5689,8 @@
         <w:t xml:space="preserve">        JOIN subjects   ON </w:t>
       </w:r>
       <w:proofErr w:type="spellStart"/>
-      <w:proofErr w:type="gramStart"/>
-      <w:r>
-        <w:t>tasks.subject</w:t>
-      </w:r>
-      <w:proofErr w:type="gramEnd"/>
-      <w:r>
-        <w:t>_id</w:t>
+      <w:r>
+        <w:t>tasks.subject_id</w:t>
       </w:r>
       <w:proofErr w:type="spellEnd"/>
       <w:r>
@@ -6043,13 +5706,8 @@
         <w:t xml:space="preserve">        JOIN priorities ON </w:t>
       </w:r>
       <w:proofErr w:type="spellStart"/>
-      <w:proofErr w:type="gramStart"/>
-      <w:r>
-        <w:t>tasks.priority</w:t>
-      </w:r>
-      <w:proofErr w:type="gramEnd"/>
-      <w:r>
-        <w:t>_id</w:t>
+      <w:r>
+        <w:t>tasks.priority_id</w:t>
       </w:r>
       <w:proofErr w:type="spellEnd"/>
       <w:r>
@@ -6065,12 +5723,10 @@
         <w:t xml:space="preserve">        ORDER BY </w:t>
       </w:r>
       <w:proofErr w:type="spellStart"/>
-      <w:proofErr w:type="gramStart"/>
       <w:r>
         <w:t>tasks.done</w:t>
       </w:r>
       <w:proofErr w:type="spellEnd"/>
-      <w:proofErr w:type="gramEnd"/>
       <w:r>
         <w:t xml:space="preserve"> ASC, </w:t>
       </w:r>
@@ -6101,12 +5757,10 @@
         <w:t xml:space="preserve">    rows = </w:t>
       </w:r>
       <w:proofErr w:type="spellStart"/>
-      <w:proofErr w:type="gramStart"/>
       <w:r>
         <w:t>cursor.fetchall</w:t>
       </w:r>
       <w:proofErr w:type="spellEnd"/>
-      <w:proofErr w:type="gramEnd"/>
       <w:r>
         <w:t>()</w:t>
       </w:r>
@@ -6120,12 +5774,10 @@
         <w:t xml:space="preserve">    </w:t>
       </w:r>
       <w:proofErr w:type="spellStart"/>
-      <w:proofErr w:type="gramStart"/>
       <w:r>
         <w:t>conn.close</w:t>
       </w:r>
       <w:proofErr w:type="spellEnd"/>
-      <w:proofErr w:type="gramEnd"/>
       <w:r>
         <w:t>()</w:t>
       </w:r>
@@ -6161,19 +5813,11 @@
       </w:r>
       <w:proofErr w:type="spellStart"/>
       <w:r>
-        <w:t>add_task_</w:t>
-      </w:r>
-      <w:proofErr w:type="gramStart"/>
-      <w:r>
-        <w:t>db</w:t>
-      </w:r>
-      <w:proofErr w:type="spellEnd"/>
-      <w:r>
-        <w:t>(</w:t>
-      </w:r>
-      <w:proofErr w:type="gramEnd"/>
-      <w:r>
-        <w:t xml:space="preserve">title, </w:t>
+        <w:t>add_task_db</w:t>
+      </w:r>
+      <w:proofErr w:type="spellEnd"/>
+      <w:r>
+        <w:t xml:space="preserve">(title, </w:t>
       </w:r>
       <w:proofErr w:type="spellStart"/>
       <w:r>
@@ -6202,19 +5846,11 @@
       </w:r>
       <w:proofErr w:type="spellStart"/>
       <w:r>
-        <w:t>get_</w:t>
-      </w:r>
-      <w:proofErr w:type="gramStart"/>
-      <w:r>
-        <w:t>connection</w:t>
-      </w:r>
-      <w:proofErr w:type="spellEnd"/>
-      <w:r>
-        <w:t>(</w:t>
-      </w:r>
-      <w:proofErr w:type="gramEnd"/>
-      <w:r>
-        <w:t>)</w:t>
+        <w:t>get_connection</w:t>
+      </w:r>
+      <w:proofErr w:type="spellEnd"/>
+      <w:r>
+        <w:t>()</w:t>
       </w:r>
     </w:p>
     <w:p>
@@ -6226,12 +5862,10 @@
         <w:t xml:space="preserve">    cursor = </w:t>
       </w:r>
       <w:proofErr w:type="spellStart"/>
-      <w:proofErr w:type="gramStart"/>
       <w:r>
         <w:t>conn.cursor</w:t>
       </w:r>
       <w:proofErr w:type="spellEnd"/>
-      <w:proofErr w:type="gramEnd"/>
       <w:r>
         <w:t>()</w:t>
       </w:r>
@@ -6245,12 +5879,10 @@
         <w:t xml:space="preserve">    </w:t>
       </w:r>
       <w:proofErr w:type="spellStart"/>
-      <w:proofErr w:type="gramStart"/>
       <w:r>
         <w:t>cursor.execute</w:t>
       </w:r>
       <w:proofErr w:type="spellEnd"/>
-      <w:proofErr w:type="gramEnd"/>
       <w:r>
         <w:t>("""</w:t>
       </w:r>
@@ -6286,15 +5918,7 @@
         <w:ind w:left="-851"/>
       </w:pPr>
       <w:r>
-        <w:t xml:space="preserve">        VALUES </w:t>
-      </w:r>
-      <w:proofErr w:type="gramStart"/>
-      <w:r>
-        <w:t>(?,</w:t>
-      </w:r>
-      <w:proofErr w:type="gramEnd"/>
-      <w:r>
-        <w:t xml:space="preserve"> ?, ?, ?, 0)</w:t>
+        <w:t xml:space="preserve">        VALUES (?, ?, ?, ?, 0)</w:t>
       </w:r>
     </w:p>
     <w:p>
@@ -6331,12 +5955,10 @@
         <w:t xml:space="preserve">    </w:t>
       </w:r>
       <w:proofErr w:type="spellStart"/>
-      <w:proofErr w:type="gramStart"/>
       <w:r>
         <w:t>conn.commit</w:t>
       </w:r>
       <w:proofErr w:type="spellEnd"/>
-      <w:proofErr w:type="gramEnd"/>
       <w:r>
         <w:t>()</w:t>
       </w:r>
@@ -6351,12 +5973,10 @@
         <w:t xml:space="preserve">    </w:t>
       </w:r>
       <w:proofErr w:type="spellStart"/>
-      <w:proofErr w:type="gramStart"/>
       <w:r>
         <w:t>conn.close</w:t>
       </w:r>
       <w:proofErr w:type="spellEnd"/>
-      <w:proofErr w:type="gramEnd"/>
       <w:r>
         <w:t>()</w:t>
       </w:r>
@@ -6408,19 +6028,141 @@
       </w:r>
       <w:proofErr w:type="spellStart"/>
       <w:r>
-        <w:t>get_</w:t>
-      </w:r>
-      <w:proofErr w:type="gramStart"/>
-      <w:r>
-        <w:t>connection</w:t>
+        <w:t>get_connection</w:t>
+      </w:r>
+      <w:proofErr w:type="spellEnd"/>
+      <w:r>
+        <w:t>()</w:t>
+      </w:r>
+    </w:p>
+    <w:p>
+      <w:pPr>
+        <w:pStyle w:val="af0"/>
+        <w:ind w:left="-851"/>
+      </w:pPr>
+      <w:r>
+        <w:t xml:space="preserve">    cursor = </w:t>
+      </w:r>
+      <w:proofErr w:type="spellStart"/>
+      <w:r>
+        <w:t>conn.cursor</w:t>
+      </w:r>
+      <w:proofErr w:type="spellEnd"/>
+      <w:r>
+        <w:t>()</w:t>
+      </w:r>
+    </w:p>
+    <w:p>
+      <w:pPr>
+        <w:pStyle w:val="af0"/>
+        <w:ind w:left="-851"/>
+      </w:pPr>
+      <w:r>
+        <w:t xml:space="preserve">    </w:t>
+      </w:r>
+      <w:proofErr w:type="spellStart"/>
+      <w:r>
+        <w:t>cursor.execute</w:t>
+      </w:r>
+      <w:proofErr w:type="spellEnd"/>
+      <w:r>
+        <w:t>("UPDATE tasks SET done = 1 WHERE id = ?", (</w:t>
+      </w:r>
+      <w:proofErr w:type="spellStart"/>
+      <w:r>
+        <w:t>task_id</w:t>
+      </w:r>
+      <w:proofErr w:type="spellEnd"/>
+      <w:r>
+        <w:t>,))</w:t>
+      </w:r>
+    </w:p>
+    <w:p>
+      <w:pPr>
+        <w:pStyle w:val="af0"/>
+        <w:ind w:left="-851"/>
+      </w:pPr>
+      <w:r>
+        <w:t xml:space="preserve">    </w:t>
+      </w:r>
+      <w:proofErr w:type="spellStart"/>
+      <w:r>
+        <w:t>conn.commit</w:t>
+      </w:r>
+      <w:proofErr w:type="spellEnd"/>
+      <w:r>
+        <w:t>()</w:t>
+      </w:r>
+    </w:p>
+    <w:p>
+      <w:pPr>
+        <w:pStyle w:val="af0"/>
+        <w:ind w:left="-851"/>
+      </w:pPr>
+      <w:r>
+        <w:t xml:space="preserve">    </w:t>
+      </w:r>
+      <w:proofErr w:type="spellStart"/>
+      <w:r>
+        <w:t>conn.close</w:t>
+      </w:r>
+      <w:proofErr w:type="spellEnd"/>
+      <w:r>
+        <w:t>()</w:t>
+      </w:r>
+    </w:p>
+    <w:p>
+      <w:pPr>
+        <w:pStyle w:val="af0"/>
+        <w:ind w:left="-851"/>
+      </w:pPr>
+    </w:p>
+    <w:p>
+      <w:pPr>
+        <w:pStyle w:val="af0"/>
+        <w:ind w:left="-851"/>
+      </w:pPr>
+    </w:p>
+    <w:p>
+      <w:pPr>
+        <w:pStyle w:val="af0"/>
+        <w:ind w:left="-851"/>
+      </w:pPr>
+      <w:r>
+        <w:t xml:space="preserve">def </w:t>
+      </w:r>
+      <w:proofErr w:type="spellStart"/>
+      <w:r>
+        <w:t>delete_task_db</w:t>
       </w:r>
       <w:proofErr w:type="spellEnd"/>
       <w:r>
         <w:t>(</w:t>
       </w:r>
-      <w:proofErr w:type="gramEnd"/>
-      <w:r>
-        <w:t>)</w:t>
+      <w:proofErr w:type="spellStart"/>
+      <w:r>
+        <w:t>task_id</w:t>
+      </w:r>
+      <w:proofErr w:type="spellEnd"/>
+      <w:r>
+        <w:t>):</w:t>
+      </w:r>
+    </w:p>
+    <w:p>
+      <w:pPr>
+        <w:pStyle w:val="af0"/>
+        <w:ind w:left="-851"/>
+      </w:pPr>
+      <w:r>
+        <w:t xml:space="preserve">    conn = </w:t>
+      </w:r>
+      <w:proofErr w:type="spellStart"/>
+      <w:r>
+        <w:t>get_connection</w:t>
+      </w:r>
+      <w:proofErr w:type="spellEnd"/>
+      <w:r>
+        <w:t>()</w:t>
       </w:r>
     </w:p>
     <w:p>
@@ -6432,12 +6174,10 @@
         <w:t xml:space="preserve">    cursor = </w:t>
       </w:r>
       <w:proofErr w:type="spellStart"/>
-      <w:proofErr w:type="gramStart"/>
       <w:r>
         <w:t>conn.cursor</w:t>
       </w:r>
       <w:proofErr w:type="spellEnd"/>
-      <w:proofErr w:type="gramEnd"/>
       <w:r>
         <w:t>()</w:t>
       </w:r>
@@ -6451,14 +6191,12 @@
         <w:t xml:space="preserve">    </w:t>
       </w:r>
       <w:proofErr w:type="spellStart"/>
-      <w:proofErr w:type="gramStart"/>
       <w:r>
         <w:t>cursor.execute</w:t>
       </w:r>
       <w:proofErr w:type="spellEnd"/>
-      <w:proofErr w:type="gramEnd"/>
-      <w:r>
-        <w:t>("UPDATE tasks SET done = 1 WHERE id = ?", (</w:t>
+      <w:r>
+        <w:t>("DELETE FROM tasks WHERE id = ?", (</w:t>
       </w:r>
       <w:proofErr w:type="spellStart"/>
       <w:r>
@@ -6478,12 +6216,10 @@
         <w:t xml:space="preserve">    </w:t>
       </w:r>
       <w:proofErr w:type="spellStart"/>
-      <w:proofErr w:type="gramStart"/>
       <w:r>
         <w:t>conn.commit</w:t>
       </w:r>
       <w:proofErr w:type="spellEnd"/>
-      <w:proofErr w:type="gramEnd"/>
       <w:r>
         <w:t>()</w:t>
       </w:r>
@@ -6497,12 +6233,10 @@
         <w:t xml:space="preserve">    </w:t>
       </w:r>
       <w:proofErr w:type="spellStart"/>
-      <w:proofErr w:type="gramStart"/>
       <w:r>
         <w:t>conn.close</w:t>
       </w:r>
       <w:proofErr w:type="spellEnd"/>
-      <w:proofErr w:type="gramEnd"/>
       <w:r>
         <w:t>()</w:t>
       </w:r>
@@ -6529,19 +6263,11 @@
       </w:r>
       <w:proofErr w:type="spellStart"/>
       <w:r>
-        <w:t>delete_task_db</w:t>
-      </w:r>
-      <w:proofErr w:type="spellEnd"/>
-      <w:r>
-        <w:t>(</w:t>
-      </w:r>
-      <w:proofErr w:type="spellStart"/>
-      <w:r>
-        <w:t>task_id</w:t>
-      </w:r>
-      <w:proofErr w:type="spellEnd"/>
-      <w:r>
-        <w:t>):</w:t>
+        <w:t>get_statistics</w:t>
+      </w:r>
+      <w:proofErr w:type="spellEnd"/>
+      <w:r>
+        <w:t>():</w:t>
       </w:r>
     </w:p>
     <w:p>
@@ -6554,19 +6280,11 @@
       </w:r>
       <w:proofErr w:type="spellStart"/>
       <w:r>
-        <w:t>get_</w:t>
-      </w:r>
-      <w:proofErr w:type="gramStart"/>
-      <w:r>
-        <w:t>connection</w:t>
-      </w:r>
-      <w:proofErr w:type="spellEnd"/>
-      <w:r>
-        <w:t>(</w:t>
-      </w:r>
-      <w:proofErr w:type="gramEnd"/>
-      <w:r>
-        <w:t>)</w:t>
+        <w:t>get_connection</w:t>
+      </w:r>
+      <w:proofErr w:type="spellEnd"/>
+      <w:r>
+        <w:t>()</w:t>
       </w:r>
     </w:p>
     <w:p>
@@ -6578,12 +6296,10 @@
         <w:t xml:space="preserve">    cursor = </w:t>
       </w:r>
       <w:proofErr w:type="spellStart"/>
-      <w:proofErr w:type="gramStart"/>
       <w:r>
         <w:t>conn.cursor</w:t>
       </w:r>
       <w:proofErr w:type="spellEnd"/>
-      <w:proofErr w:type="gramEnd"/>
       <w:r>
         <w:t>()</w:t>
       </w:r>
@@ -6597,22 +6313,119 @@
         <w:t xml:space="preserve">    </w:t>
       </w:r>
       <w:proofErr w:type="spellStart"/>
-      <w:proofErr w:type="gramStart"/>
       <w:r>
         <w:t>cursor.execute</w:t>
       </w:r>
       <w:proofErr w:type="spellEnd"/>
-      <w:proofErr w:type="gramEnd"/>
-      <w:r>
-        <w:t>("DELETE FROM tasks WHERE id = ?", (</w:t>
-      </w:r>
-      <w:proofErr w:type="spellStart"/>
-      <w:r>
-        <w:t>task_id</w:t>
-      </w:r>
-      <w:proofErr w:type="spellEnd"/>
-      <w:r>
-        <w:t>,))</w:t>
+      <w:r>
+        <w:t>("""</w:t>
+      </w:r>
+    </w:p>
+    <w:p>
+      <w:pPr>
+        <w:pStyle w:val="af0"/>
+        <w:ind w:left="-851"/>
+      </w:pPr>
+      <w:r>
+        <w:t xml:space="preserve">        SELECT subjects.name AS subject,</w:t>
+      </w:r>
+    </w:p>
+    <w:p>
+      <w:pPr>
+        <w:pStyle w:val="af0"/>
+        <w:ind w:left="-851"/>
+      </w:pPr>
+      <w:r>
+        <w:t xml:space="preserve">               COUNT(tasks.id)   AS total,</w:t>
+      </w:r>
+    </w:p>
+    <w:p>
+      <w:pPr>
+        <w:pStyle w:val="af0"/>
+        <w:ind w:left="-851"/>
+      </w:pPr>
+      <w:r>
+        <w:t xml:space="preserve">               SUM(</w:t>
+      </w:r>
+      <w:proofErr w:type="spellStart"/>
+      <w:r>
+        <w:t>tasks.done</w:t>
+      </w:r>
+      <w:proofErr w:type="spellEnd"/>
+      <w:r>
+        <w:t xml:space="preserve">)   AS </w:t>
+      </w:r>
+      <w:proofErr w:type="spellStart"/>
+      <w:r>
+        <w:t>done_count</w:t>
+      </w:r>
+      <w:proofErr w:type="spellEnd"/>
+    </w:p>
+    <w:p>
+      <w:pPr>
+        <w:pStyle w:val="af0"/>
+        <w:ind w:left="-851"/>
+      </w:pPr>
+      <w:r>
+        <w:t xml:space="preserve">        FROM subjects</w:t>
+      </w:r>
+    </w:p>
+    <w:p>
+      <w:pPr>
+        <w:pStyle w:val="af0"/>
+        <w:ind w:left="-851"/>
+      </w:pPr>
+      <w:r>
+        <w:t xml:space="preserve">        JOIN tasks ON subjects.id = </w:t>
+      </w:r>
+      <w:proofErr w:type="spellStart"/>
+      <w:r>
+        <w:t>tasks.subject_id</w:t>
+      </w:r>
+      <w:proofErr w:type="spellEnd"/>
+    </w:p>
+    <w:p>
+      <w:pPr>
+        <w:pStyle w:val="af0"/>
+        <w:ind w:left="-851"/>
+      </w:pPr>
+      <w:r>
+        <w:t xml:space="preserve">        GROUP BY subjects.id</w:t>
+      </w:r>
+    </w:p>
+    <w:p>
+      <w:pPr>
+        <w:pStyle w:val="af0"/>
+        <w:ind w:left="-851"/>
+      </w:pPr>
+      <w:r>
+        <w:t xml:space="preserve">        ORDER BY total DESC</w:t>
+      </w:r>
+    </w:p>
+    <w:p>
+      <w:pPr>
+        <w:pStyle w:val="af0"/>
+        <w:ind w:left="-851"/>
+      </w:pPr>
+      <w:r>
+        <w:t xml:space="preserve">    """)</w:t>
+      </w:r>
+    </w:p>
+    <w:p>
+      <w:pPr>
+        <w:pStyle w:val="af0"/>
+        <w:ind w:left="-851"/>
+      </w:pPr>
+      <w:r>
+        <w:t xml:space="preserve">    rows = </w:t>
+      </w:r>
+      <w:proofErr w:type="spellStart"/>
+      <w:r>
+        <w:t>cursor.fetchall</w:t>
+      </w:r>
+      <w:proofErr w:type="spellEnd"/>
+      <w:r>
+        <w:t>()</w:t>
       </w:r>
     </w:p>
     <w:p>
@@ -6624,12 +6437,10 @@
         <w:t xml:space="preserve">    </w:t>
       </w:r>
       <w:proofErr w:type="spellStart"/>
-      <w:proofErr w:type="gramStart"/>
-      <w:r>
-        <w:t>conn.commit</w:t>
-      </w:r>
-      <w:proofErr w:type="spellEnd"/>
-      <w:proofErr w:type="gramEnd"/>
+      <w:r>
+        <w:t>conn.close</w:t>
+      </w:r>
+      <w:proofErr w:type="spellEnd"/>
       <w:r>
         <w:t>()</w:t>
       </w:r>
@@ -6640,15 +6451,166 @@
         <w:ind w:left="-851"/>
       </w:pPr>
       <w:r>
+        <w:t xml:space="preserve">    return rows</w:t>
+      </w:r>
+    </w:p>
+    <w:p>
+      <w:pPr>
+        <w:pStyle w:val="af0"/>
+        <w:ind w:left="-851"/>
+      </w:pPr>
+    </w:p>
+    <w:p>
+      <w:pPr>
+        <w:pStyle w:val="af0"/>
+        <w:ind w:left="-851"/>
+      </w:pPr>
+    </w:p>
+    <w:p>
+      <w:pPr>
+        <w:pStyle w:val="af0"/>
+        <w:ind w:left="-851"/>
+      </w:pPr>
+      <w:r>
+        <w:t xml:space="preserve">def </w:t>
+      </w:r>
+      <w:proofErr w:type="spellStart"/>
+      <w:r>
+        <w:t>add_task</w:t>
+      </w:r>
+      <w:proofErr w:type="spellEnd"/>
+      <w:r>
+        <w:t>():</w:t>
+      </w:r>
+    </w:p>
+    <w:p>
+      <w:pPr>
+        <w:pStyle w:val="af0"/>
+        <w:ind w:left="-851"/>
+      </w:pPr>
+      <w:r>
+        <w:t xml:space="preserve">    print("\n=== </w:t>
+      </w:r>
+      <w:proofErr w:type="spellStart"/>
+      <w:r>
+        <w:t>Новая</w:t>
+      </w:r>
+      <w:proofErr w:type="spellEnd"/>
+      <w:r>
+        <w:t xml:space="preserve"> </w:t>
+      </w:r>
+      <w:proofErr w:type="spellStart"/>
+      <w:r>
+        <w:t>задача</w:t>
+      </w:r>
+      <w:proofErr w:type="spellEnd"/>
+      <w:r>
+        <w:t xml:space="preserve"> ===")</w:t>
+      </w:r>
+    </w:p>
+    <w:p>
+      <w:pPr>
+        <w:pStyle w:val="af0"/>
+        <w:ind w:left="-851"/>
+        <w:rPr>
+          <w:lang w:val="ru-RU"/>
+        </w:rPr>
+      </w:pPr>
+      <w:r>
+        <w:t xml:space="preserve">    title</w:t>
+      </w:r>
+      <w:r>
+        <w:rPr>
+          <w:lang w:val="ru-RU"/>
+        </w:rPr>
+        <w:t xml:space="preserve"> = </w:t>
+      </w:r>
+      <w:r>
+        <w:t>input</w:t>
+      </w:r>
+      <w:r>
+        <w:rPr>
+          <w:lang w:val="ru-RU"/>
+        </w:rPr>
+        <w:t>("Название задачи: ").</w:t>
+      </w:r>
+      <w:r>
+        <w:t>strip</w:t>
+      </w:r>
+      <w:r>
+        <w:rPr>
+          <w:lang w:val="ru-RU"/>
+        </w:rPr>
+        <w:t>()</w:t>
+      </w:r>
+    </w:p>
+    <w:p>
+      <w:pPr>
+        <w:pStyle w:val="af0"/>
+        <w:ind w:left="-851"/>
+      </w:pPr>
+      <w:r>
+        <w:rPr>
+          <w:lang w:val="ru-RU"/>
+        </w:rPr>
         <w:t xml:space="preserve">    </w:t>
       </w:r>
-      <w:proofErr w:type="spellStart"/>
-      <w:proofErr w:type="gramStart"/>
-      <w:r>
-        <w:t>conn.close</w:t>
-      </w:r>
-      <w:proofErr w:type="spellEnd"/>
-      <w:proofErr w:type="gramEnd"/>
+      <w:r>
+        <w:t>if title == "":</w:t>
+      </w:r>
+    </w:p>
+    <w:p>
+      <w:pPr>
+        <w:pStyle w:val="af0"/>
+        <w:ind w:left="-851"/>
+        <w:rPr>
+          <w:lang w:val="ru-RU"/>
+        </w:rPr>
+      </w:pPr>
+      <w:r>
+        <w:t xml:space="preserve">        print</w:t>
+      </w:r>
+      <w:r>
+        <w:rPr>
+          <w:lang w:val="ru-RU"/>
+        </w:rPr>
+        <w:t>("Ошибка: название не может быть пустым.")</w:t>
+      </w:r>
+    </w:p>
+    <w:p>
+      <w:pPr>
+        <w:pStyle w:val="af0"/>
+        <w:ind w:left="-851"/>
+      </w:pPr>
+      <w:r>
+        <w:rPr>
+          <w:lang w:val="ru-RU"/>
+        </w:rPr>
+        <w:t xml:space="preserve">        </w:t>
+      </w:r>
+      <w:r>
+        <w:t>return</w:t>
+      </w:r>
+    </w:p>
+    <w:p>
+      <w:pPr>
+        <w:pStyle w:val="af0"/>
+        <w:ind w:left="-851"/>
+      </w:pPr>
+    </w:p>
+    <w:p>
+      <w:pPr>
+        <w:pStyle w:val="af0"/>
+        <w:ind w:left="-851"/>
+      </w:pPr>
+      <w:r>
+        <w:t xml:space="preserve">    subjects = </w:t>
+      </w:r>
+      <w:proofErr w:type="spellStart"/>
+      <w:r>
+        <w:t>get_all_subjects</w:t>
+      </w:r>
+      <w:proofErr w:type="spellEnd"/>
       <w:r>
         <w:t>()</w:t>
       </w:r>
@@ -6658,80 +6620,35 @@
         <w:pStyle w:val="af0"/>
         <w:ind w:left="-851"/>
       </w:pPr>
-    </w:p>
-    <w:p>
-      <w:pPr>
-        <w:pStyle w:val="af0"/>
-        <w:ind w:left="-851"/>
-      </w:pPr>
-    </w:p>
-    <w:p>
-      <w:pPr>
-        <w:pStyle w:val="af0"/>
-        <w:ind w:left="-851"/>
-      </w:pPr>
-      <w:r>
-        <w:t xml:space="preserve">def </w:t>
-      </w:r>
-      <w:proofErr w:type="spellStart"/>
-      <w:r>
-        <w:t>get_</w:t>
-      </w:r>
-      <w:proofErr w:type="gramStart"/>
-      <w:r>
-        <w:t>statistics</w:t>
-      </w:r>
-      <w:proofErr w:type="spellEnd"/>
-      <w:r>
-        <w:t>(</w:t>
-      </w:r>
-      <w:proofErr w:type="gramEnd"/>
-      <w:r>
-        <w:t>):</w:t>
-      </w:r>
-    </w:p>
-    <w:p>
-      <w:pPr>
-        <w:pStyle w:val="af0"/>
-        <w:ind w:left="-851"/>
-      </w:pPr>
-      <w:r>
-        <w:t xml:space="preserve">    conn = </w:t>
-      </w:r>
-      <w:proofErr w:type="spellStart"/>
-      <w:r>
-        <w:t>get_</w:t>
-      </w:r>
-      <w:proofErr w:type="gramStart"/>
-      <w:r>
-        <w:t>connection</w:t>
-      </w:r>
-      <w:proofErr w:type="spellEnd"/>
-      <w:r>
-        <w:t>(</w:t>
-      </w:r>
-      <w:proofErr w:type="gramEnd"/>
-      <w:r>
-        <w:t>)</w:t>
-      </w:r>
-    </w:p>
-    <w:p>
-      <w:pPr>
-        <w:pStyle w:val="af0"/>
-        <w:ind w:left="-851"/>
-      </w:pPr>
-      <w:r>
-        <w:t xml:space="preserve">    cursor = </w:t>
-      </w:r>
-      <w:proofErr w:type="spellStart"/>
-      <w:proofErr w:type="gramStart"/>
-      <w:r>
-        <w:t>conn.cursor</w:t>
-      </w:r>
-      <w:proofErr w:type="spellEnd"/>
-      <w:proofErr w:type="gramEnd"/>
-      <w:r>
-        <w:t>()</w:t>
+      <w:r>
+        <w:t xml:space="preserve">    print("\nВыберите предмет:")</w:t>
+      </w:r>
+    </w:p>
+    <w:p>
+      <w:pPr>
+        <w:pStyle w:val="af0"/>
+        <w:ind w:left="-851"/>
+      </w:pPr>
+      <w:r>
+        <w:t xml:space="preserve">    for subj in subjects:</w:t>
+      </w:r>
+    </w:p>
+    <w:p>
+      <w:pPr>
+        <w:pStyle w:val="af0"/>
+        <w:ind w:left="-851"/>
+      </w:pPr>
+      <w:r>
+        <w:t xml:space="preserve">        print(str(subj["id"]) + ". " + subj["name"])</w:t>
+      </w:r>
+    </w:p>
+    <w:p>
+      <w:pPr>
+        <w:pStyle w:val="af0"/>
+        <w:ind w:left="-851"/>
+      </w:pPr>
+      <w:r>
+        <w:t xml:space="preserve">    choice = input("Введите номер: ").strip()</w:t>
       </w:r>
     </w:p>
     <w:p>
@@ -6743,436 +6660,6 @@
         <w:t xml:space="preserve">    </w:t>
       </w:r>
       <w:proofErr w:type="spellStart"/>
-      <w:proofErr w:type="gramStart"/>
-      <w:r>
-        <w:t>cursor.execute</w:t>
-      </w:r>
-      <w:proofErr w:type="spellEnd"/>
-      <w:proofErr w:type="gramEnd"/>
-      <w:r>
-        <w:t>("""</w:t>
-      </w:r>
-    </w:p>
-    <w:p>
-      <w:pPr>
-        <w:pStyle w:val="af0"/>
-        <w:ind w:left="-851"/>
-      </w:pPr>
-      <w:r>
-        <w:t xml:space="preserve">        SELECT subjects.name AS subject,</w:t>
-      </w:r>
-    </w:p>
-    <w:p>
-      <w:pPr>
-        <w:pStyle w:val="af0"/>
-        <w:ind w:left="-851"/>
-      </w:pPr>
-      <w:r>
-        <w:t xml:space="preserve">               </w:t>
-      </w:r>
-      <w:proofErr w:type="gramStart"/>
-      <w:r>
-        <w:t>COUNT(</w:t>
-      </w:r>
-      <w:proofErr w:type="gramEnd"/>
-      <w:r>
-        <w:t>tasks.id)   AS total,</w:t>
-      </w:r>
-    </w:p>
-    <w:p>
-      <w:pPr>
-        <w:pStyle w:val="af0"/>
-        <w:ind w:left="-851"/>
-      </w:pPr>
-      <w:r>
-        <w:t xml:space="preserve">               </w:t>
-      </w:r>
-      <w:proofErr w:type="gramStart"/>
-      <w:r>
-        <w:t>SUM(</w:t>
-      </w:r>
-      <w:proofErr w:type="spellStart"/>
-      <w:proofErr w:type="gramEnd"/>
-      <w:r>
-        <w:t>tasks.done</w:t>
-      </w:r>
-      <w:proofErr w:type="spellEnd"/>
-      <w:r>
-        <w:t xml:space="preserve">)   AS </w:t>
-      </w:r>
-      <w:proofErr w:type="spellStart"/>
-      <w:r>
-        <w:t>done_count</w:t>
-      </w:r>
-      <w:proofErr w:type="spellEnd"/>
-    </w:p>
-    <w:p>
-      <w:pPr>
-        <w:pStyle w:val="af0"/>
-        <w:ind w:left="-851"/>
-      </w:pPr>
-      <w:r>
-        <w:t xml:space="preserve">        FROM subjects</w:t>
-      </w:r>
-    </w:p>
-    <w:p>
-      <w:pPr>
-        <w:pStyle w:val="af0"/>
-        <w:ind w:left="-851"/>
-      </w:pPr>
-      <w:r>
-        <w:t xml:space="preserve">        JOIN tasks ON subjects.id = </w:t>
-      </w:r>
-      <w:proofErr w:type="spellStart"/>
-      <w:proofErr w:type="gramStart"/>
-      <w:r>
-        <w:t>tasks.subject</w:t>
-      </w:r>
-      <w:proofErr w:type="gramEnd"/>
-      <w:r>
-        <w:t>_id</w:t>
-      </w:r>
-      <w:proofErr w:type="spellEnd"/>
-    </w:p>
-    <w:p>
-      <w:pPr>
-        <w:pStyle w:val="af0"/>
-        <w:ind w:left="-851"/>
-      </w:pPr>
-      <w:r>
-        <w:t xml:space="preserve">        GROUP BY subjects.id</w:t>
-      </w:r>
-    </w:p>
-    <w:p>
-      <w:pPr>
-        <w:pStyle w:val="af0"/>
-        <w:ind w:left="-851"/>
-      </w:pPr>
-      <w:r>
-        <w:t xml:space="preserve">        ORDER BY total DESC</w:t>
-      </w:r>
-    </w:p>
-    <w:p>
-      <w:pPr>
-        <w:pStyle w:val="af0"/>
-        <w:ind w:left="-851"/>
-      </w:pPr>
-      <w:r>
-        <w:t xml:space="preserve">    """)</w:t>
-      </w:r>
-    </w:p>
-    <w:p>
-      <w:pPr>
-        <w:pStyle w:val="af0"/>
-        <w:ind w:left="-851"/>
-      </w:pPr>
-      <w:r>
-        <w:t xml:space="preserve">    rows = </w:t>
-      </w:r>
-      <w:proofErr w:type="spellStart"/>
-      <w:proofErr w:type="gramStart"/>
-      <w:r>
-        <w:t>cursor.fetchall</w:t>
-      </w:r>
-      <w:proofErr w:type="spellEnd"/>
-      <w:proofErr w:type="gramEnd"/>
-      <w:r>
-        <w:t>()</w:t>
-      </w:r>
-    </w:p>
-    <w:p>
-      <w:pPr>
-        <w:pStyle w:val="af0"/>
-        <w:ind w:left="-851"/>
-      </w:pPr>
-      <w:r>
-        <w:t xml:space="preserve">    </w:t>
-      </w:r>
-      <w:proofErr w:type="spellStart"/>
-      <w:proofErr w:type="gramStart"/>
-      <w:r>
-        <w:t>conn.close</w:t>
-      </w:r>
-      <w:proofErr w:type="spellEnd"/>
-      <w:proofErr w:type="gramEnd"/>
-      <w:r>
-        <w:t>()</w:t>
-      </w:r>
-    </w:p>
-    <w:p>
-      <w:pPr>
-        <w:pStyle w:val="af0"/>
-        <w:ind w:left="-851"/>
-      </w:pPr>
-      <w:r>
-        <w:t xml:space="preserve">    return rows</w:t>
-      </w:r>
-    </w:p>
-    <w:p>
-      <w:pPr>
-        <w:pStyle w:val="af0"/>
-        <w:ind w:left="-851"/>
-      </w:pPr>
-    </w:p>
-    <w:p>
-      <w:pPr>
-        <w:pStyle w:val="af0"/>
-        <w:ind w:left="-851"/>
-      </w:pPr>
-    </w:p>
-    <w:p>
-      <w:pPr>
-        <w:pStyle w:val="af0"/>
-        <w:ind w:left="-851"/>
-      </w:pPr>
-      <w:r>
-        <w:t xml:space="preserve">def </w:t>
-      </w:r>
-      <w:proofErr w:type="spellStart"/>
-      <w:r>
-        <w:t>add_</w:t>
-      </w:r>
-      <w:proofErr w:type="gramStart"/>
-      <w:r>
-        <w:t>task</w:t>
-      </w:r>
-      <w:proofErr w:type="spellEnd"/>
-      <w:r>
-        <w:t>(</w:t>
-      </w:r>
-      <w:proofErr w:type="gramEnd"/>
-      <w:r>
-        <w:t>):</w:t>
-      </w:r>
-    </w:p>
-    <w:p>
-      <w:pPr>
-        <w:pStyle w:val="af0"/>
-        <w:ind w:left="-851"/>
-      </w:pPr>
-      <w:r>
-        <w:t xml:space="preserve">    </w:t>
-      </w:r>
-      <w:proofErr w:type="gramStart"/>
-      <w:r>
-        <w:t>print(</w:t>
-      </w:r>
-      <w:proofErr w:type="gramEnd"/>
-      <w:r>
-        <w:t xml:space="preserve">"\n=== </w:t>
-      </w:r>
-      <w:proofErr w:type="spellStart"/>
-      <w:r>
-        <w:t>Новая</w:t>
-      </w:r>
-      <w:proofErr w:type="spellEnd"/>
-      <w:r>
-        <w:t xml:space="preserve"> </w:t>
-      </w:r>
-      <w:proofErr w:type="spellStart"/>
-      <w:r>
-        <w:t>задача</w:t>
-      </w:r>
-      <w:proofErr w:type="spellEnd"/>
-      <w:r>
-        <w:t xml:space="preserve"> ===")</w:t>
-      </w:r>
-    </w:p>
-    <w:p>
-      <w:pPr>
-        <w:pStyle w:val="af0"/>
-        <w:ind w:left="-851"/>
-        <w:rPr>
-          <w:lang w:val="ru-RU"/>
-        </w:rPr>
-      </w:pPr>
-      <w:r>
-        <w:t xml:space="preserve">    title</w:t>
-      </w:r>
-      <w:r>
-        <w:rPr>
-          <w:lang w:val="ru-RU"/>
-        </w:rPr>
-        <w:t xml:space="preserve"> = </w:t>
-      </w:r>
-      <w:proofErr w:type="gramStart"/>
-      <w:r>
-        <w:t>input</w:t>
-      </w:r>
-      <w:r>
-        <w:rPr>
-          <w:lang w:val="ru-RU"/>
-        </w:rPr>
-        <w:t>(</w:t>
-      </w:r>
-      <w:proofErr w:type="gramEnd"/>
-      <w:r>
-        <w:rPr>
-          <w:lang w:val="ru-RU"/>
-        </w:rPr>
-        <w:t>"Название задачи: ").</w:t>
-      </w:r>
-      <w:r>
-        <w:t>strip</w:t>
-      </w:r>
-      <w:r>
-        <w:rPr>
-          <w:lang w:val="ru-RU"/>
-        </w:rPr>
-        <w:t>()</w:t>
-      </w:r>
-    </w:p>
-    <w:p>
-      <w:pPr>
-        <w:pStyle w:val="af0"/>
-        <w:ind w:left="-851"/>
-      </w:pPr>
-      <w:r>
-        <w:rPr>
-          <w:lang w:val="ru-RU"/>
-        </w:rPr>
-        <w:t xml:space="preserve">    </w:t>
-      </w:r>
-      <w:r>
-        <w:t>if title == "":</w:t>
-      </w:r>
-    </w:p>
-    <w:p>
-      <w:pPr>
-        <w:pStyle w:val="af0"/>
-        <w:ind w:left="-851"/>
-        <w:rPr>
-          <w:lang w:val="ru-RU"/>
-        </w:rPr>
-      </w:pPr>
-      <w:r>
-        <w:t xml:space="preserve">        </w:t>
-      </w:r>
-      <w:proofErr w:type="gramStart"/>
-      <w:r>
-        <w:t>print</w:t>
-      </w:r>
-      <w:r>
-        <w:rPr>
-          <w:lang w:val="ru-RU"/>
-        </w:rPr>
-        <w:t>(</w:t>
-      </w:r>
-      <w:proofErr w:type="gramEnd"/>
-      <w:r>
-        <w:rPr>
-          <w:lang w:val="ru-RU"/>
-        </w:rPr>
-        <w:t>"Ошибка: название не может быть пустым.")</w:t>
-      </w:r>
-    </w:p>
-    <w:p>
-      <w:pPr>
-        <w:pStyle w:val="af0"/>
-        <w:ind w:left="-851"/>
-      </w:pPr>
-      <w:r>
-        <w:rPr>
-          <w:lang w:val="ru-RU"/>
-        </w:rPr>
-        <w:t xml:space="preserve">        </w:t>
-      </w:r>
-      <w:r>
-        <w:t>return</w:t>
-      </w:r>
-    </w:p>
-    <w:p>
-      <w:pPr>
-        <w:pStyle w:val="af0"/>
-        <w:ind w:left="-851"/>
-      </w:pPr>
-    </w:p>
-    <w:p>
-      <w:pPr>
-        <w:pStyle w:val="af0"/>
-        <w:ind w:left="-851"/>
-      </w:pPr>
-      <w:r>
-        <w:t xml:space="preserve">    subjects = </w:t>
-      </w:r>
-      <w:proofErr w:type="spellStart"/>
-      <w:r>
-        <w:t>get_all_</w:t>
-      </w:r>
-      <w:proofErr w:type="gramStart"/>
-      <w:r>
-        <w:t>subjects</w:t>
-      </w:r>
-      <w:proofErr w:type="spellEnd"/>
-      <w:r>
-        <w:t>(</w:t>
-      </w:r>
-      <w:proofErr w:type="gramEnd"/>
-      <w:r>
-        <w:t>)</w:t>
-      </w:r>
-    </w:p>
-    <w:p>
-      <w:pPr>
-        <w:pStyle w:val="af0"/>
-        <w:ind w:left="-851"/>
-      </w:pPr>
-      <w:r>
-        <w:t xml:space="preserve">    </w:t>
-      </w:r>
-      <w:proofErr w:type="gramStart"/>
-      <w:r>
-        <w:t>print(</w:t>
-      </w:r>
-      <w:proofErr w:type="gramEnd"/>
-      <w:r>
-        <w:t>"\nВыберите предмет:")</w:t>
-      </w:r>
-    </w:p>
-    <w:p>
-      <w:pPr>
-        <w:pStyle w:val="af0"/>
-        <w:ind w:left="-851"/>
-      </w:pPr>
-      <w:r>
-        <w:t xml:space="preserve">    for subj in subjects:</w:t>
-      </w:r>
-    </w:p>
-    <w:p>
-      <w:pPr>
-        <w:pStyle w:val="af0"/>
-        <w:ind w:left="-851"/>
-      </w:pPr>
-      <w:r>
-        <w:t xml:space="preserve">        print(str(subj["id"]) + ". " + subj["name"])</w:t>
-      </w:r>
-    </w:p>
-    <w:p>
-      <w:pPr>
-        <w:pStyle w:val="af0"/>
-        <w:ind w:left="-851"/>
-      </w:pPr>
-      <w:r>
-        <w:t xml:space="preserve">    choice = </w:t>
-      </w:r>
-      <w:proofErr w:type="gramStart"/>
-      <w:r>
-        <w:t>input(</w:t>
-      </w:r>
-      <w:proofErr w:type="gramEnd"/>
-      <w:r>
-        <w:t>"Введите номер: ").strip()</w:t>
-      </w:r>
-    </w:p>
-    <w:p>
-      <w:pPr>
-        <w:pStyle w:val="af0"/>
-        <w:ind w:left="-851"/>
-      </w:pPr>
-      <w:r>
-        <w:t xml:space="preserve">    </w:t>
-      </w:r>
-      <w:proofErr w:type="spellStart"/>
       <w:r>
         <w:t>subject_id</w:t>
       </w:r>
@@ -7190,12 +6677,10 @@
         <w:t xml:space="preserve">    if </w:t>
       </w:r>
       <w:proofErr w:type="spellStart"/>
-      <w:proofErr w:type="gramStart"/>
       <w:r>
         <w:t>choice.isdigit</w:t>
       </w:r>
       <w:proofErr w:type="spellEnd"/>
-      <w:proofErr w:type="gramEnd"/>
       <w:r>
         <w:t>():</w:t>
       </w:r>
@@ -7322,17 +6807,1049 @@
       </w:r>
       <w:proofErr w:type="spellStart"/>
       <w:r>
-        <w:t>get_all_</w:t>
-      </w:r>
-      <w:proofErr w:type="gramStart"/>
-      <w:r>
-        <w:t>priorities</w:t>
+        <w:t>get_all_priorities</w:t>
+      </w:r>
+      <w:proofErr w:type="spellEnd"/>
+      <w:r>
+        <w:t>()</w:t>
+      </w:r>
+    </w:p>
+    <w:p>
+      <w:pPr>
+        <w:pStyle w:val="af0"/>
+        <w:ind w:left="-851"/>
+      </w:pPr>
+      <w:r>
+        <w:t xml:space="preserve">    print("\nВыберите приоритет:")</w:t>
+      </w:r>
+    </w:p>
+    <w:p>
+      <w:pPr>
+        <w:pStyle w:val="af0"/>
+        <w:ind w:left="-851"/>
+      </w:pPr>
+      <w:r>
+        <w:t xml:space="preserve">    for pr in priorities:</w:t>
+      </w:r>
+    </w:p>
+    <w:p>
+      <w:pPr>
+        <w:pStyle w:val="af0"/>
+        <w:ind w:left="-851"/>
+      </w:pPr>
+      <w:r>
+        <w:t xml:space="preserve">        print(str(pr["id"]) + ". " + pr["name"])</w:t>
+      </w:r>
+    </w:p>
+    <w:p>
+      <w:pPr>
+        <w:pStyle w:val="af0"/>
+        <w:ind w:left="-851"/>
+      </w:pPr>
+      <w:r>
+        <w:t xml:space="preserve">    </w:t>
+      </w:r>
+      <w:proofErr w:type="spellStart"/>
+      <w:r>
+        <w:t>p_choice</w:t>
+      </w:r>
+      <w:proofErr w:type="spellEnd"/>
+      <w:r>
+        <w:t xml:space="preserve"> = input("</w:t>
+      </w:r>
+      <w:proofErr w:type="spellStart"/>
+      <w:r>
+        <w:t>Введите</w:t>
+      </w:r>
+      <w:proofErr w:type="spellEnd"/>
+      <w:r>
+        <w:t xml:space="preserve"> </w:t>
+      </w:r>
+      <w:proofErr w:type="spellStart"/>
+      <w:r>
+        <w:t>номер</w:t>
+      </w:r>
+      <w:proofErr w:type="spellEnd"/>
+      <w:r>
+        <w:t>: ").strip()</w:t>
+      </w:r>
+    </w:p>
+    <w:p>
+      <w:pPr>
+        <w:pStyle w:val="af0"/>
+        <w:ind w:left="-851"/>
+      </w:pPr>
+      <w:r>
+        <w:t xml:space="preserve">    </w:t>
+      </w:r>
+      <w:proofErr w:type="spellStart"/>
+      <w:r>
+        <w:t>priority_id</w:t>
+      </w:r>
+      <w:proofErr w:type="spellEnd"/>
+      <w:r>
+        <w:t xml:space="preserve"> = priorities[0]["id"]  # по умолчанию Высокий</w:t>
+      </w:r>
+    </w:p>
+    <w:p>
+      <w:pPr>
+        <w:pStyle w:val="af0"/>
+        <w:ind w:left="-851"/>
+      </w:pPr>
+      <w:r>
+        <w:t xml:space="preserve">    if </w:t>
+      </w:r>
+      <w:proofErr w:type="spellStart"/>
+      <w:r>
+        <w:t>p_choice.isdigit</w:t>
+      </w:r>
+      <w:proofErr w:type="spellEnd"/>
+      <w:r>
+        <w:t>():</w:t>
+      </w:r>
+    </w:p>
+    <w:p>
+      <w:pPr>
+        <w:pStyle w:val="af0"/>
+        <w:ind w:left="-851"/>
+      </w:pPr>
+      <w:r>
+        <w:t xml:space="preserve">        for pr in priorities:</w:t>
+      </w:r>
+    </w:p>
+    <w:p>
+      <w:pPr>
+        <w:pStyle w:val="af0"/>
+        <w:ind w:left="-851"/>
+      </w:pPr>
+      <w:r>
+        <w:t xml:space="preserve">            if pr["id"] == int(</w:t>
+      </w:r>
+      <w:proofErr w:type="spellStart"/>
+      <w:r>
+        <w:t>p_choice</w:t>
+      </w:r>
+      <w:proofErr w:type="spellEnd"/>
+      <w:r>
+        <w:t>):</w:t>
+      </w:r>
+    </w:p>
+    <w:p>
+      <w:pPr>
+        <w:pStyle w:val="af0"/>
+        <w:ind w:left="-851"/>
+      </w:pPr>
+      <w:r>
+        <w:t xml:space="preserve">                </w:t>
+      </w:r>
+      <w:proofErr w:type="spellStart"/>
+      <w:r>
+        <w:t>priority_id</w:t>
+      </w:r>
+      <w:proofErr w:type="spellEnd"/>
+      <w:r>
+        <w:t xml:space="preserve"> = pr["id"]</w:t>
+      </w:r>
+    </w:p>
+    <w:p>
+      <w:pPr>
+        <w:pStyle w:val="af0"/>
+        <w:ind w:left="-851"/>
+      </w:pPr>
+      <w:r>
+        <w:t xml:space="preserve">                break</w:t>
+      </w:r>
+    </w:p>
+    <w:p>
+      <w:pPr>
+        <w:pStyle w:val="af0"/>
+        <w:ind w:left="-851"/>
+      </w:pPr>
+    </w:p>
+    <w:p>
+      <w:pPr>
+        <w:pStyle w:val="af0"/>
+        <w:ind w:left="-851"/>
+      </w:pPr>
+      <w:r>
+        <w:t xml:space="preserve">    deadline = input("Дедлайн (ДД.ММ.ГГГГ) или Enter для пропуска: ").strip()</w:t>
+      </w:r>
+    </w:p>
+    <w:p>
+      <w:pPr>
+        <w:pStyle w:val="af0"/>
+        <w:ind w:left="-851"/>
+      </w:pPr>
+    </w:p>
+    <w:p>
+      <w:pPr>
+        <w:pStyle w:val="af0"/>
+        <w:ind w:left="-851"/>
+      </w:pPr>
+      <w:r>
+        <w:t xml:space="preserve">    </w:t>
+      </w:r>
+      <w:proofErr w:type="spellStart"/>
+      <w:r>
+        <w:t>add_task_db</w:t>
+      </w:r>
+      <w:proofErr w:type="spellEnd"/>
+      <w:r>
+        <w:t xml:space="preserve">(title, </w:t>
+      </w:r>
+      <w:proofErr w:type="spellStart"/>
+      <w:r>
+        <w:t>subject_id</w:t>
+      </w:r>
+      <w:proofErr w:type="spellEnd"/>
+      <w:r>
+        <w:t xml:space="preserve">, </w:t>
+      </w:r>
+      <w:proofErr w:type="spellStart"/>
+      <w:r>
+        <w:t>priority_id</w:t>
+      </w:r>
+      <w:proofErr w:type="spellEnd"/>
+      <w:r>
+        <w:t>, deadline)</w:t>
+      </w:r>
+    </w:p>
+    <w:p>
+      <w:pPr>
+        <w:pStyle w:val="af0"/>
+        <w:ind w:left="-851"/>
+      </w:pPr>
+      <w:r>
+        <w:t xml:space="preserve">    print("Задача \"" + title + "\" добавлена.")</w:t>
+      </w:r>
+    </w:p>
+    <w:p>
+      <w:pPr>
+        <w:pStyle w:val="af0"/>
+        <w:ind w:left="-851"/>
+      </w:pPr>
+    </w:p>
+    <w:p>
+      <w:pPr>
+        <w:pStyle w:val="af0"/>
+        <w:ind w:left="-851"/>
+      </w:pPr>
+    </w:p>
+    <w:p>
+      <w:pPr>
+        <w:pStyle w:val="af0"/>
+        <w:ind w:left="-851"/>
+      </w:pPr>
+      <w:r>
+        <w:t xml:space="preserve">def </w:t>
+      </w:r>
+      <w:proofErr w:type="spellStart"/>
+      <w:r>
+        <w:t>view_tasks</w:t>
+      </w:r>
+      <w:proofErr w:type="spellEnd"/>
+      <w:r>
+        <w:t>():</w:t>
+      </w:r>
+    </w:p>
+    <w:p>
+      <w:pPr>
+        <w:pStyle w:val="af0"/>
+        <w:ind w:left="-851"/>
+      </w:pPr>
+      <w:r>
+        <w:t xml:space="preserve">    tasks = </w:t>
+      </w:r>
+      <w:proofErr w:type="spellStart"/>
+      <w:r>
+        <w:t>get_all_tasks</w:t>
+      </w:r>
+      <w:proofErr w:type="spellEnd"/>
+      <w:r>
+        <w:t>()</w:t>
+      </w:r>
+    </w:p>
+    <w:p>
+      <w:pPr>
+        <w:pStyle w:val="af0"/>
+        <w:ind w:left="-851"/>
+      </w:pPr>
+      <w:r>
+        <w:t xml:space="preserve">    if </w:t>
+      </w:r>
+      <w:proofErr w:type="spellStart"/>
+      <w:r>
+        <w:t>len</w:t>
+      </w:r>
+      <w:proofErr w:type="spellEnd"/>
+      <w:r>
+        <w:t>(tasks) == 0:</w:t>
+      </w:r>
+    </w:p>
+    <w:p>
+      <w:pPr>
+        <w:pStyle w:val="af0"/>
+        <w:ind w:left="-851"/>
+      </w:pPr>
+      <w:r>
+        <w:t xml:space="preserve">        print("\nСписок задач пуст.")</w:t>
+      </w:r>
+    </w:p>
+    <w:p>
+      <w:pPr>
+        <w:pStyle w:val="af0"/>
+        <w:ind w:left="-851"/>
+      </w:pPr>
+      <w:r>
+        <w:t xml:space="preserve">        return</w:t>
+      </w:r>
+    </w:p>
+    <w:p>
+      <w:pPr>
+        <w:pStyle w:val="af0"/>
+        <w:ind w:left="-851"/>
+      </w:pPr>
+    </w:p>
+    <w:p>
+      <w:pPr>
+        <w:pStyle w:val="af0"/>
+        <w:ind w:left="-851"/>
+        <w:rPr>
+          <w:lang w:val="ru-RU"/>
+        </w:rPr>
+      </w:pPr>
+      <w:r>
+        <w:t xml:space="preserve">    print</w:t>
+      </w:r>
+      <w:r>
+        <w:rPr>
+          <w:lang w:val="ru-RU"/>
+        </w:rPr>
+        <w:t>("\</w:t>
+      </w:r>
+      <w:r>
+        <w:t>n</w:t>
+      </w:r>
+      <w:r>
+        <w:rPr>
+          <w:lang w:val="ru-RU"/>
+        </w:rPr>
+        <w:t>" + "-" * 65)</w:t>
+      </w:r>
+    </w:p>
+    <w:p>
+      <w:pPr>
+        <w:pStyle w:val="af0"/>
+        <w:ind w:left="-851"/>
+        <w:rPr>
+          <w:lang w:val="ru-RU"/>
+        </w:rPr>
+      </w:pPr>
+      <w:r>
+        <w:rPr>
+          <w:lang w:val="ru-RU"/>
+        </w:rPr>
+        <w:t xml:space="preserve">    </w:t>
+      </w:r>
+      <w:r>
+        <w:t>print</w:t>
+      </w:r>
+      <w:r>
+        <w:rPr>
+          <w:lang w:val="ru-RU"/>
+        </w:rPr>
+        <w:t xml:space="preserve">("  </w:t>
+      </w:r>
+      <w:r>
+        <w:t>ID</w:t>
+      </w:r>
+      <w:r>
+        <w:rPr>
+          <w:lang w:val="ru-RU"/>
+        </w:rPr>
+        <w:t xml:space="preserve">   Название             Предмет          Дедлайн    Статус")</w:t>
+      </w:r>
+    </w:p>
+    <w:p>
+      <w:pPr>
+        <w:pStyle w:val="af0"/>
+        <w:ind w:left="-851"/>
+      </w:pPr>
+      <w:r>
+        <w:rPr>
+          <w:lang w:val="ru-RU"/>
+        </w:rPr>
+        <w:t xml:space="preserve">    </w:t>
+      </w:r>
+      <w:r>
+        <w:t>print("-" * 65)</w:t>
+      </w:r>
+    </w:p>
+    <w:p>
+      <w:pPr>
+        <w:pStyle w:val="af0"/>
+        <w:ind w:left="-851"/>
+      </w:pPr>
+      <w:r>
+        <w:t xml:space="preserve">    for t in tasks:</w:t>
+      </w:r>
+    </w:p>
+    <w:p>
+      <w:pPr>
+        <w:pStyle w:val="af0"/>
+        <w:ind w:left="-851"/>
+      </w:pPr>
+      <w:r>
+        <w:t xml:space="preserve">        if t["done"]:</w:t>
+      </w:r>
+    </w:p>
+    <w:p>
+      <w:pPr>
+        <w:pStyle w:val="af0"/>
+        <w:ind w:left="-851"/>
+      </w:pPr>
+      <w:r>
+        <w:t xml:space="preserve">            status = "Выполнено"</w:t>
+      </w:r>
+    </w:p>
+    <w:p>
+      <w:pPr>
+        <w:pStyle w:val="af0"/>
+        <w:ind w:left="-851"/>
+      </w:pPr>
+      <w:r>
+        <w:t xml:space="preserve">        else:</w:t>
+      </w:r>
+    </w:p>
+    <w:p>
+      <w:pPr>
+        <w:pStyle w:val="af0"/>
+        <w:ind w:left="-851"/>
+      </w:pPr>
+      <w:r>
+        <w:t xml:space="preserve">            status = t["priority"]</w:t>
+      </w:r>
+    </w:p>
+    <w:p>
+      <w:pPr>
+        <w:pStyle w:val="af0"/>
+        <w:ind w:left="-851"/>
+      </w:pPr>
+    </w:p>
+    <w:p>
+      <w:pPr>
+        <w:pStyle w:val="af0"/>
+        <w:ind w:left="-851"/>
+      </w:pPr>
+      <w:r>
+        <w:t xml:space="preserve">        </w:t>
+      </w:r>
+      <w:proofErr w:type="spellStart"/>
+      <w:r>
+        <w:t>title_short</w:t>
+      </w:r>
+      <w:proofErr w:type="spellEnd"/>
+      <w:r>
+        <w:t xml:space="preserve"> = t["title"]</w:t>
+      </w:r>
+    </w:p>
+    <w:p>
+      <w:pPr>
+        <w:pStyle w:val="af0"/>
+        <w:ind w:left="-851"/>
+      </w:pPr>
+      <w:r>
+        <w:t xml:space="preserve">        if </w:t>
+      </w:r>
+      <w:proofErr w:type="spellStart"/>
+      <w:r>
+        <w:t>len</w:t>
       </w:r>
       <w:proofErr w:type="spellEnd"/>
       <w:r>
         <w:t>(</w:t>
       </w:r>
-      <w:proofErr w:type="gramEnd"/>
+      <w:proofErr w:type="spellStart"/>
+      <w:r>
+        <w:t>title_short</w:t>
+      </w:r>
+      <w:proofErr w:type="spellEnd"/>
+      <w:r>
+        <w:t>) &gt; 20:</w:t>
+      </w:r>
+    </w:p>
+    <w:p>
+      <w:pPr>
+        <w:pStyle w:val="af0"/>
+        <w:ind w:left="-851"/>
+      </w:pPr>
+      <w:r>
+        <w:t xml:space="preserve">            </w:t>
+      </w:r>
+      <w:proofErr w:type="spellStart"/>
+      <w:r>
+        <w:t>title_short</w:t>
+      </w:r>
+      <w:proofErr w:type="spellEnd"/>
+      <w:r>
+        <w:t xml:space="preserve"> = </w:t>
+      </w:r>
+      <w:proofErr w:type="spellStart"/>
+      <w:r>
+        <w:t>title_short</w:t>
+      </w:r>
+      <w:proofErr w:type="spellEnd"/>
+      <w:r>
+        <w:t>[:18] + ".."</w:t>
+      </w:r>
+    </w:p>
+    <w:p>
+      <w:pPr>
+        <w:pStyle w:val="af0"/>
+        <w:ind w:left="-851"/>
+      </w:pPr>
+    </w:p>
+    <w:p>
+      <w:pPr>
+        <w:pStyle w:val="af0"/>
+        <w:ind w:left="-851"/>
+      </w:pPr>
+      <w:r>
+        <w:t xml:space="preserve">        </w:t>
+      </w:r>
+      <w:proofErr w:type="spellStart"/>
+      <w:r>
+        <w:t>subj_short</w:t>
+      </w:r>
+      <w:proofErr w:type="spellEnd"/>
+      <w:r>
+        <w:t xml:space="preserve"> = t["subject"]</w:t>
+      </w:r>
+    </w:p>
+    <w:p>
+      <w:pPr>
+        <w:pStyle w:val="af0"/>
+        <w:ind w:left="-851"/>
+      </w:pPr>
+      <w:r>
+        <w:t xml:space="preserve">        if </w:t>
+      </w:r>
+      <w:proofErr w:type="spellStart"/>
+      <w:r>
+        <w:t>len</w:t>
+      </w:r>
+      <w:proofErr w:type="spellEnd"/>
+      <w:r>
+        <w:t>(</w:t>
+      </w:r>
+      <w:proofErr w:type="spellStart"/>
+      <w:r>
+        <w:t>subj_short</w:t>
+      </w:r>
+      <w:proofErr w:type="spellEnd"/>
+      <w:r>
+        <w:t>) &gt; 15:</w:t>
+      </w:r>
+    </w:p>
+    <w:p>
+      <w:pPr>
+        <w:pStyle w:val="af0"/>
+        <w:ind w:left="-851"/>
+      </w:pPr>
+      <w:r>
+        <w:t xml:space="preserve">            </w:t>
+      </w:r>
+      <w:proofErr w:type="spellStart"/>
+      <w:r>
+        <w:t>subj_short</w:t>
+      </w:r>
+      <w:proofErr w:type="spellEnd"/>
+      <w:r>
+        <w:t xml:space="preserve"> = </w:t>
+      </w:r>
+      <w:proofErr w:type="spellStart"/>
+      <w:r>
+        <w:t>subj_short</w:t>
+      </w:r>
+      <w:proofErr w:type="spellEnd"/>
+      <w:r>
+        <w:t>[:13] + ".."</w:t>
+      </w:r>
+    </w:p>
+    <w:p>
+      <w:pPr>
+        <w:pStyle w:val="af0"/>
+        <w:ind w:left="-851"/>
+      </w:pPr>
+    </w:p>
+    <w:p>
+      <w:pPr>
+        <w:pStyle w:val="af0"/>
+        <w:ind w:left="-851"/>
+      </w:pPr>
+      <w:r>
+        <w:t xml:space="preserve">        dl = t["deadline"]</w:t>
+      </w:r>
+    </w:p>
+    <w:p>
+      <w:pPr>
+        <w:pStyle w:val="af0"/>
+        <w:ind w:left="-851"/>
+      </w:pPr>
+      <w:r>
+        <w:t xml:space="preserve">        if not dl:</w:t>
+      </w:r>
+    </w:p>
+    <w:p>
+      <w:pPr>
+        <w:pStyle w:val="af0"/>
+        <w:ind w:left="-851"/>
+      </w:pPr>
+      <w:r>
+        <w:t xml:space="preserve">            dl = "-"</w:t>
+      </w:r>
+    </w:p>
+    <w:p>
+      <w:pPr>
+        <w:pStyle w:val="af0"/>
+        <w:ind w:left="-851"/>
+      </w:pPr>
+    </w:p>
+    <w:p>
+      <w:pPr>
+        <w:pStyle w:val="af0"/>
+        <w:ind w:left="-851"/>
+      </w:pPr>
+      <w:r>
+        <w:t xml:space="preserve">        </w:t>
+      </w:r>
+      <w:proofErr w:type="spellStart"/>
+      <w:r>
+        <w:t>row_id</w:t>
+      </w:r>
+      <w:proofErr w:type="spellEnd"/>
+      <w:r>
+        <w:t xml:space="preserve"> = str(t["id"])</w:t>
+      </w:r>
+    </w:p>
+    <w:p>
+      <w:pPr>
+        <w:pStyle w:val="af0"/>
+        <w:ind w:left="-851"/>
+      </w:pPr>
+      <w:r>
+        <w:t xml:space="preserve">        print("  " + </w:t>
+      </w:r>
+      <w:proofErr w:type="spellStart"/>
+      <w:r>
+        <w:t>row_id.ljust</w:t>
+      </w:r>
+      <w:proofErr w:type="spellEnd"/>
+      <w:r>
+        <w:t xml:space="preserve">(5) + </w:t>
+      </w:r>
+      <w:proofErr w:type="spellStart"/>
+      <w:r>
+        <w:t>title_short.ljust</w:t>
+      </w:r>
+      <w:proofErr w:type="spellEnd"/>
+      <w:r>
+        <w:t>(21) +</w:t>
+      </w:r>
+    </w:p>
+    <w:p>
+      <w:pPr>
+        <w:pStyle w:val="af0"/>
+        <w:ind w:left="-851"/>
+      </w:pPr>
+      <w:r>
+        <w:t xml:space="preserve">              </w:t>
+      </w:r>
+      <w:proofErr w:type="spellStart"/>
+      <w:r>
+        <w:t>subj_short.ljust</w:t>
+      </w:r>
+      <w:proofErr w:type="spellEnd"/>
+      <w:r>
+        <w:t xml:space="preserve">(17) + </w:t>
+      </w:r>
+      <w:proofErr w:type="spellStart"/>
+      <w:r>
+        <w:t>dl.ljust</w:t>
+      </w:r>
+      <w:proofErr w:type="spellEnd"/>
+      <w:r>
+        <w:t>(11) + status)</w:t>
+      </w:r>
+    </w:p>
+    <w:p>
+      <w:pPr>
+        <w:pStyle w:val="af0"/>
+        <w:ind w:left="-851"/>
+      </w:pPr>
+    </w:p>
+    <w:p>
+      <w:pPr>
+        <w:pStyle w:val="af0"/>
+        <w:ind w:left="-851"/>
+      </w:pPr>
+      <w:r>
+        <w:t xml:space="preserve">    print("-" * 65)</w:t>
+      </w:r>
+    </w:p>
+    <w:p>
+      <w:pPr>
+        <w:pStyle w:val="af0"/>
+        <w:ind w:left="-851"/>
+      </w:pPr>
+      <w:r>
+        <w:t xml:space="preserve">    </w:t>
+      </w:r>
+      <w:proofErr w:type="spellStart"/>
+      <w:r>
+        <w:t>done_count</w:t>
+      </w:r>
+      <w:proofErr w:type="spellEnd"/>
+      <w:r>
+        <w:t xml:space="preserve"> = sum(1 for t in tasks if t["done"])</w:t>
+      </w:r>
+    </w:p>
+    <w:p>
+      <w:pPr>
+        <w:pStyle w:val="af0"/>
+        <w:ind w:left="-851"/>
+      </w:pPr>
+      <w:r>
+        <w:t xml:space="preserve">    print("Всего: " + str(</w:t>
+      </w:r>
+      <w:proofErr w:type="spellStart"/>
+      <w:r>
+        <w:t>len</w:t>
+      </w:r>
+      <w:proofErr w:type="spellEnd"/>
+      <w:r>
+        <w:t xml:space="preserve">(tasks)) + ", </w:t>
+      </w:r>
+      <w:proofErr w:type="spellStart"/>
+      <w:r>
+        <w:t>выполнено</w:t>
+      </w:r>
+      <w:proofErr w:type="spellEnd"/>
+      <w:r>
+        <w:t>: " + str(</w:t>
+      </w:r>
+      <w:proofErr w:type="spellStart"/>
+      <w:r>
+        <w:t>done_count</w:t>
+      </w:r>
+      <w:proofErr w:type="spellEnd"/>
+      <w:r>
+        <w:t>))</w:t>
+      </w:r>
+    </w:p>
+    <w:p>
+      <w:pPr>
+        <w:pStyle w:val="af0"/>
+        <w:ind w:left="-851"/>
+      </w:pPr>
+      <w:r>
+        <w:t xml:space="preserve">    print()</w:t>
+      </w:r>
+    </w:p>
+    <w:p>
+      <w:pPr>
+        <w:pStyle w:val="af0"/>
+        <w:ind w:left="-851"/>
+      </w:pPr>
+    </w:p>
+    <w:p>
+      <w:pPr>
+        <w:pStyle w:val="af0"/>
+        <w:ind w:left="-851"/>
+      </w:pPr>
+    </w:p>
+    <w:p>
+      <w:pPr>
+        <w:pStyle w:val="af0"/>
+        <w:ind w:left="-851"/>
+      </w:pPr>
+      <w:r>
+        <w:t xml:space="preserve">def </w:t>
+      </w:r>
+      <w:proofErr w:type="spellStart"/>
+      <w:r>
+        <w:t>mark_done</w:t>
+      </w:r>
+      <w:proofErr w:type="spellEnd"/>
+      <w:r>
+        <w:t>():</w:t>
+      </w:r>
+    </w:p>
+    <w:p>
+      <w:pPr>
+        <w:pStyle w:val="af0"/>
+        <w:ind w:left="-851"/>
+      </w:pPr>
+      <w:r>
+        <w:t xml:space="preserve">    </w:t>
+      </w:r>
+      <w:proofErr w:type="spellStart"/>
+      <w:r>
+        <w:t>view_tasks</w:t>
+      </w:r>
+      <w:proofErr w:type="spellEnd"/>
+      <w:r>
+        <w:t>()</w:t>
+      </w:r>
+    </w:p>
+    <w:p>
+      <w:pPr>
+        <w:pStyle w:val="af0"/>
+        <w:ind w:left="-851"/>
+      </w:pPr>
+      <w:r>
+        <w:t xml:space="preserve">    entry = input("Введите ID задачи: ").strip()</w:t>
+      </w:r>
+    </w:p>
+    <w:p>
+      <w:pPr>
+        <w:pStyle w:val="af0"/>
+        <w:ind w:left="-851"/>
+      </w:pPr>
+      <w:r>
+        <w:t xml:space="preserve">    if not </w:t>
+      </w:r>
+      <w:proofErr w:type="spellStart"/>
+      <w:r>
+        <w:t>entry.isdigit</w:t>
+      </w:r>
+      <w:proofErr w:type="spellEnd"/>
+      <w:r>
+        <w:t>():</w:t>
+      </w:r>
+    </w:p>
+    <w:p>
+      <w:pPr>
+        <w:pStyle w:val="af0"/>
+        <w:ind w:left="-851"/>
+      </w:pPr>
+      <w:r>
+        <w:t xml:space="preserve">        print("Ошибка: введите число.")</w:t>
+      </w:r>
+    </w:p>
+    <w:p>
+      <w:pPr>
+        <w:pStyle w:val="af0"/>
+        <w:ind w:left="-851"/>
+      </w:pPr>
+      <w:r>
+        <w:t xml:space="preserve">        return</w:t>
+      </w:r>
+    </w:p>
+    <w:p>
+      <w:pPr>
+        <w:pStyle w:val="af0"/>
+        <w:ind w:left="-851"/>
+      </w:pPr>
+    </w:p>
+    <w:p>
+      <w:pPr>
+        <w:pStyle w:val="af0"/>
+        <w:ind w:left="-851"/>
+      </w:pPr>
+      <w:r>
+        <w:t xml:space="preserve">    </w:t>
+      </w:r>
+      <w:proofErr w:type="spellStart"/>
+      <w:r>
+        <w:t>task_id</w:t>
+      </w:r>
+      <w:proofErr w:type="spellEnd"/>
+      <w:r>
+        <w:t xml:space="preserve"> = int(entry)</w:t>
+      </w:r>
+    </w:p>
+    <w:p>
+      <w:pPr>
+        <w:pStyle w:val="af0"/>
+        <w:ind w:left="-851"/>
+      </w:pPr>
+      <w:r>
+        <w:t xml:space="preserve">    tasks = </w:t>
+      </w:r>
+      <w:proofErr w:type="spellStart"/>
+      <w:r>
+        <w:t>get_all_tasks</w:t>
+      </w:r>
+      <w:proofErr w:type="spellEnd"/>
+      <w:r>
+        <w:t>()</w:t>
+      </w:r>
+    </w:p>
+    <w:p>
+      <w:pPr>
+        <w:pStyle w:val="af0"/>
+        <w:ind w:left="-851"/>
+      </w:pPr>
+      <w:r>
+        <w:t xml:space="preserve">    found = None</w:t>
+      </w:r>
+    </w:p>
+    <w:p>
+      <w:pPr>
+        <w:pStyle w:val="af0"/>
+        <w:ind w:left="-851"/>
+      </w:pPr>
+      <w:r>
+        <w:t xml:space="preserve">    for t in tasks:</w:t>
+      </w:r>
+    </w:p>
+    <w:p>
+      <w:pPr>
+        <w:pStyle w:val="af0"/>
+        <w:ind w:left="-851"/>
+      </w:pPr>
+      <w:r>
+        <w:t xml:space="preserve">        if t["id"] == </w:t>
+      </w:r>
+      <w:proofErr w:type="spellStart"/>
+      <w:r>
+        <w:t>task_id</w:t>
+      </w:r>
+      <w:proofErr w:type="spellEnd"/>
+      <w:r>
+        <w:t>:</w:t>
+      </w:r>
+    </w:p>
+    <w:p>
+      <w:pPr>
+        <w:pStyle w:val="af0"/>
+        <w:ind w:left="-851"/>
+      </w:pPr>
+      <w:r>
+        <w:t xml:space="preserve">            found = t</w:t>
+      </w:r>
+    </w:p>
+    <w:p>
+      <w:pPr>
+        <w:pStyle w:val="af0"/>
+        <w:ind w:left="-851"/>
+      </w:pPr>
+      <w:r>
+        <w:t xml:space="preserve">            break</w:t>
+      </w:r>
+    </w:p>
+    <w:p>
+      <w:pPr>
+        <w:pStyle w:val="af0"/>
+        <w:ind w:left="-851"/>
+      </w:pPr>
+    </w:p>
+    <w:p>
+      <w:pPr>
+        <w:pStyle w:val="af0"/>
+        <w:ind w:left="-851"/>
+      </w:pPr>
+      <w:r>
+        <w:t xml:space="preserve">    if found is None:</w:t>
+      </w:r>
+    </w:p>
+    <w:p>
+      <w:pPr>
+        <w:pStyle w:val="af0"/>
+        <w:ind w:left="-851"/>
+        <w:rPr>
+          <w:lang w:val="ru-RU"/>
+        </w:rPr>
+      </w:pPr>
+      <w:r>
+        <w:t xml:space="preserve">        print</w:t>
+      </w:r>
+      <w:r>
+        <w:rPr>
+          <w:lang w:val="ru-RU"/>
+        </w:rPr>
+        <w:t xml:space="preserve">("Ошибка: задача с таким </w:t>
+      </w:r>
+      <w:r>
+        <w:t>ID</w:t>
+      </w:r>
+      <w:r>
+        <w:rPr>
+          <w:lang w:val="ru-RU"/>
+        </w:rPr>
+        <w:t xml:space="preserve"> не найдена.")</w:t>
+      </w:r>
+    </w:p>
+    <w:p>
+      <w:pPr>
+        <w:pStyle w:val="af0"/>
+        <w:ind w:left="-851"/>
+      </w:pPr>
+      <w:r>
+        <w:rPr>
+          <w:lang w:val="ru-RU"/>
+        </w:rPr>
+        <w:t xml:space="preserve">        </w:t>
+      </w:r>
+      <w:r>
+        <w:t>return</w:t>
+      </w:r>
+    </w:p>
+    <w:p>
+      <w:pPr>
+        <w:pStyle w:val="af0"/>
+        <w:ind w:left="-851"/>
+      </w:pPr>
+      <w:r>
+        <w:t xml:space="preserve">    if found["done"]:</w:t>
+      </w:r>
+    </w:p>
+    <w:p>
+      <w:pPr>
+        <w:pStyle w:val="af0"/>
+        <w:ind w:left="-851"/>
+      </w:pPr>
+      <w:r>
+        <w:t xml:space="preserve">        print("Задача уже выполнена.")</w:t>
+      </w:r>
+    </w:p>
+    <w:p>
+      <w:pPr>
+        <w:pStyle w:val="af0"/>
+        <w:ind w:left="-851"/>
+      </w:pPr>
+      <w:r>
+        <w:t xml:space="preserve">        return</w:t>
+      </w:r>
+    </w:p>
+    <w:p>
+      <w:pPr>
+        <w:pStyle w:val="af0"/>
+        <w:ind w:left="-851"/>
+      </w:pPr>
+    </w:p>
+    <w:p>
+      <w:pPr>
+        <w:pStyle w:val="af0"/>
+        <w:ind w:left="-851"/>
+      </w:pPr>
+      <w:r>
+        <w:t xml:space="preserve">    </w:t>
+      </w:r>
+      <w:proofErr w:type="spellStart"/>
+      <w:r>
+        <w:t>mark_task_done</w:t>
+      </w:r>
+      <w:proofErr w:type="spellEnd"/>
+      <w:r>
+        <w:t>(</w:t>
+      </w:r>
+      <w:proofErr w:type="spellStart"/>
+      <w:r>
+        <w:t>task_id</w:t>
+      </w:r>
+      <w:proofErr w:type="spellEnd"/>
       <w:r>
         <w:t>)</w:t>
       </w:r>
@@ -7341,101 +7858,181 @@
       <w:pPr>
         <w:pStyle w:val="af0"/>
         <w:ind w:left="-851"/>
+        <w:rPr>
+          <w:lang w:val="ru-RU"/>
+        </w:rPr>
+      </w:pPr>
+      <w:r>
+        <w:t xml:space="preserve">    print</w:t>
+      </w:r>
+      <w:r>
+        <w:rPr>
+          <w:lang w:val="ru-RU"/>
+        </w:rPr>
+        <w:t xml:space="preserve">("Задача \"" + </w:t>
+      </w:r>
+      <w:r>
+        <w:t>found</w:t>
+      </w:r>
+      <w:r>
+        <w:rPr>
+          <w:lang w:val="ru-RU"/>
+        </w:rPr>
+        <w:t>["</w:t>
+      </w:r>
+      <w:r>
+        <w:t>title</w:t>
+      </w:r>
+      <w:r>
+        <w:rPr>
+          <w:lang w:val="ru-RU"/>
+        </w:rPr>
+        <w:t>"] + "\" отмечена выполненной.")</w:t>
+      </w:r>
+    </w:p>
+    <w:p>
+      <w:pPr>
+        <w:pStyle w:val="af0"/>
+        <w:ind w:left="-851"/>
+        <w:rPr>
+          <w:lang w:val="ru-RU"/>
+        </w:rPr>
+      </w:pPr>
+    </w:p>
+    <w:p>
+      <w:pPr>
+        <w:pStyle w:val="af0"/>
+        <w:ind w:left="-851"/>
+        <w:rPr>
+          <w:lang w:val="ru-RU"/>
+        </w:rPr>
+      </w:pPr>
+    </w:p>
+    <w:p>
+      <w:pPr>
+        <w:pStyle w:val="af0"/>
+        <w:ind w:left="-851"/>
+      </w:pPr>
+      <w:r>
+        <w:t xml:space="preserve">def </w:t>
+      </w:r>
+      <w:proofErr w:type="spellStart"/>
+      <w:r>
+        <w:t>delete_task</w:t>
+      </w:r>
+      <w:proofErr w:type="spellEnd"/>
+      <w:r>
+        <w:t>():</w:t>
+      </w:r>
+    </w:p>
+    <w:p>
+      <w:pPr>
+        <w:pStyle w:val="af0"/>
+        <w:ind w:left="-851"/>
       </w:pPr>
       <w:r>
         <w:t xml:space="preserve">    </w:t>
       </w:r>
-      <w:proofErr w:type="gramStart"/>
-      <w:r>
-        <w:t>print(</w:t>
-      </w:r>
-      <w:proofErr w:type="gramEnd"/>
-      <w:r>
-        <w:t>"\nВыберите приоритет:")</w:t>
-      </w:r>
-    </w:p>
-    <w:p>
-      <w:pPr>
-        <w:pStyle w:val="af0"/>
-        <w:ind w:left="-851"/>
-      </w:pPr>
-      <w:r>
-        <w:t xml:space="preserve">    for </w:t>
-      </w:r>
-      <w:proofErr w:type="spellStart"/>
-      <w:r>
-        <w:t>pr</w:t>
-      </w:r>
-      <w:proofErr w:type="spellEnd"/>
-      <w:r>
-        <w:t xml:space="preserve"> in priorities:</w:t>
-      </w:r>
-    </w:p>
-    <w:p>
-      <w:pPr>
-        <w:pStyle w:val="af0"/>
-        <w:ind w:left="-851"/>
-      </w:pPr>
-      <w:r>
-        <w:t xml:space="preserve">        print(str(</w:t>
-      </w:r>
-      <w:proofErr w:type="spellStart"/>
-      <w:r>
-        <w:t>pr</w:t>
-      </w:r>
-      <w:proofErr w:type="spellEnd"/>
-      <w:r>
-        <w:t xml:space="preserve">["id"]) + ". " + </w:t>
-      </w:r>
-      <w:proofErr w:type="spellStart"/>
-      <w:r>
-        <w:t>pr</w:t>
-      </w:r>
-      <w:proofErr w:type="spellEnd"/>
-      <w:r>
-        <w:t>["name"])</w:t>
-      </w:r>
-    </w:p>
-    <w:p>
-      <w:pPr>
-        <w:pStyle w:val="af0"/>
-        <w:ind w:left="-851"/>
-      </w:pPr>
-      <w:r>
+      <w:proofErr w:type="spellStart"/>
+      <w:r>
+        <w:t>view_tasks</w:t>
+      </w:r>
+      <w:proofErr w:type="spellEnd"/>
+      <w:r>
+        <w:t>()</w:t>
+      </w:r>
+    </w:p>
+    <w:p>
+      <w:pPr>
+        <w:pStyle w:val="af0"/>
+        <w:ind w:left="-851"/>
+        <w:rPr>
+          <w:lang w:val="ru-RU"/>
+        </w:rPr>
+      </w:pPr>
+      <w:r>
+        <w:t xml:space="preserve">    entry</w:t>
+      </w:r>
+      <w:r>
+        <w:rPr>
+          <w:lang w:val="ru-RU"/>
+        </w:rPr>
+        <w:t xml:space="preserve"> = </w:t>
+      </w:r>
+      <w:r>
+        <w:t>input</w:t>
+      </w:r>
+      <w:r>
+        <w:rPr>
+          <w:lang w:val="ru-RU"/>
+        </w:rPr>
+        <w:t xml:space="preserve">("Введите </w:t>
+      </w:r>
+      <w:r>
+        <w:t>ID</w:t>
+      </w:r>
+      <w:r>
+        <w:rPr>
+          <w:lang w:val="ru-RU"/>
+        </w:rPr>
+        <w:t xml:space="preserve"> задачи для удаления: ").</w:t>
+      </w:r>
+      <w:r>
+        <w:t>strip</w:t>
+      </w:r>
+      <w:r>
+        <w:rPr>
+          <w:lang w:val="ru-RU"/>
+        </w:rPr>
+        <w:t>()</w:t>
+      </w:r>
+    </w:p>
+    <w:p>
+      <w:pPr>
+        <w:pStyle w:val="af0"/>
+        <w:ind w:left="-851"/>
+      </w:pPr>
+      <w:r>
+        <w:rPr>
+          <w:lang w:val="ru-RU"/>
+        </w:rPr>
         <w:t xml:space="preserve">    </w:t>
       </w:r>
-      <w:proofErr w:type="spellStart"/>
-      <w:r>
-        <w:t>p_choice</w:t>
-      </w:r>
-      <w:proofErr w:type="spellEnd"/>
-      <w:r>
-        <w:t xml:space="preserve"> = </w:t>
-      </w:r>
-      <w:proofErr w:type="gramStart"/>
-      <w:r>
-        <w:t>input(</w:t>
-      </w:r>
-      <w:proofErr w:type="gramEnd"/>
-      <w:r>
-        <w:t>"</w:t>
-      </w:r>
-      <w:proofErr w:type="spellStart"/>
-      <w:r>
-        <w:t>Введите</w:t>
-      </w:r>
-      <w:proofErr w:type="spellEnd"/>
-      <w:r>
-        <w:t xml:space="preserve"> </w:t>
-      </w:r>
-      <w:proofErr w:type="spellStart"/>
-      <w:r>
-        <w:t>номер</w:t>
-      </w:r>
-      <w:proofErr w:type="spellEnd"/>
-      <w:r>
-        <w:t>: ").strip()</w:t>
-      </w:r>
+      <w:r>
+        <w:t xml:space="preserve">if not </w:t>
+      </w:r>
+      <w:proofErr w:type="spellStart"/>
+      <w:r>
+        <w:t>entry.isdigit</w:t>
+      </w:r>
+      <w:proofErr w:type="spellEnd"/>
+      <w:r>
+        <w:t>():</w:t>
+      </w:r>
+    </w:p>
+    <w:p>
+      <w:pPr>
+        <w:pStyle w:val="af0"/>
+        <w:ind w:left="-851"/>
+      </w:pPr>
+      <w:r>
+        <w:t xml:space="preserve">        print("Ошибка: введите число.")</w:t>
+      </w:r>
+    </w:p>
+    <w:p>
+      <w:pPr>
+        <w:pStyle w:val="af0"/>
+        <w:ind w:left="-851"/>
+      </w:pPr>
+      <w:r>
+        <w:t xml:space="preserve">        return</w:t>
+      </w:r>
+    </w:p>
+    <w:p>
+      <w:pPr>
+        <w:pStyle w:val="af0"/>
+        <w:ind w:left="-851"/>
+      </w:pPr>
     </w:p>
     <w:p>
       <w:pPr>
@@ -7447,241 +8044,11 @@
       </w:r>
       <w:proofErr w:type="spellStart"/>
       <w:r>
-        <w:t>priority_id</w:t>
-      </w:r>
-      <w:proofErr w:type="spellEnd"/>
-      <w:r>
-        <w:t xml:space="preserve"> = priorities[</w:t>
-      </w:r>
-      <w:proofErr w:type="gramStart"/>
-      <w:r>
-        <w:t>0][</w:t>
-      </w:r>
-      <w:proofErr w:type="gramEnd"/>
-      <w:r>
-        <w:t>"id"]  # по умолчанию Высокий</w:t>
-      </w:r>
-    </w:p>
-    <w:p>
-      <w:pPr>
-        <w:pStyle w:val="af0"/>
-        <w:ind w:left="-851"/>
-      </w:pPr>
-      <w:r>
-        <w:t xml:space="preserve">    if </w:t>
-      </w:r>
-      <w:proofErr w:type="spellStart"/>
-      <w:r>
-        <w:t>p_</w:t>
-      </w:r>
-      <w:proofErr w:type="gramStart"/>
-      <w:r>
-        <w:t>choice.isdigit</w:t>
-      </w:r>
-      <w:proofErr w:type="spellEnd"/>
-      <w:proofErr w:type="gramEnd"/>
-      <w:r>
-        <w:t>():</w:t>
-      </w:r>
-    </w:p>
-    <w:p>
-      <w:pPr>
-        <w:pStyle w:val="af0"/>
-        <w:ind w:left="-851"/>
-      </w:pPr>
-      <w:r>
-        <w:t xml:space="preserve">        for </w:t>
-      </w:r>
-      <w:proofErr w:type="spellStart"/>
-      <w:r>
-        <w:t>pr</w:t>
-      </w:r>
-      <w:proofErr w:type="spellEnd"/>
-      <w:r>
-        <w:t xml:space="preserve"> in priorities:</w:t>
-      </w:r>
-    </w:p>
-    <w:p>
-      <w:pPr>
-        <w:pStyle w:val="af0"/>
-        <w:ind w:left="-851"/>
-      </w:pPr>
-      <w:r>
-        <w:t xml:space="preserve">            if </w:t>
-      </w:r>
-      <w:proofErr w:type="spellStart"/>
-      <w:r>
-        <w:t>pr</w:t>
-      </w:r>
-      <w:proofErr w:type="spellEnd"/>
-      <w:r>
-        <w:t>["id"] == int(</w:t>
-      </w:r>
-      <w:proofErr w:type="spellStart"/>
-      <w:r>
-        <w:t>p_choice</w:t>
-      </w:r>
-      <w:proofErr w:type="spellEnd"/>
-      <w:r>
-        <w:t>):</w:t>
-      </w:r>
-    </w:p>
-    <w:p>
-      <w:pPr>
-        <w:pStyle w:val="af0"/>
-        <w:ind w:left="-851"/>
-      </w:pPr>
-      <w:r>
-        <w:t xml:space="preserve">                </w:t>
-      </w:r>
-      <w:proofErr w:type="spellStart"/>
-      <w:r>
-        <w:t>priority_id</w:t>
-      </w:r>
-      <w:proofErr w:type="spellEnd"/>
-      <w:r>
-        <w:t xml:space="preserve"> = </w:t>
-      </w:r>
-      <w:proofErr w:type="spellStart"/>
-      <w:r>
-        <w:t>pr</w:t>
-      </w:r>
-      <w:proofErr w:type="spellEnd"/>
-      <w:r>
-        <w:t>["id"]</w:t>
-      </w:r>
-    </w:p>
-    <w:p>
-      <w:pPr>
-        <w:pStyle w:val="af0"/>
-        <w:ind w:left="-851"/>
-      </w:pPr>
-      <w:r>
-        <w:t xml:space="preserve">                break</w:t>
-      </w:r>
-    </w:p>
-    <w:p>
-      <w:pPr>
-        <w:pStyle w:val="af0"/>
-        <w:ind w:left="-851"/>
-      </w:pPr>
-    </w:p>
-    <w:p>
-      <w:pPr>
-        <w:pStyle w:val="af0"/>
-        <w:ind w:left="-851"/>
-      </w:pPr>
-      <w:r>
-        <w:t xml:space="preserve">    deadline = </w:t>
-      </w:r>
-      <w:proofErr w:type="gramStart"/>
-      <w:r>
-        <w:t>input(</w:t>
-      </w:r>
-      <w:proofErr w:type="gramEnd"/>
-      <w:r>
-        <w:t>"Дедлайн (ДД.ММ.ГГГГ) или Enter для пропуска: ").strip()</w:t>
-      </w:r>
-    </w:p>
-    <w:p>
-      <w:pPr>
-        <w:pStyle w:val="af0"/>
-        <w:ind w:left="-851"/>
-      </w:pPr>
-    </w:p>
-    <w:p>
-      <w:pPr>
-        <w:pStyle w:val="af0"/>
-        <w:ind w:left="-851"/>
-      </w:pPr>
-      <w:r>
-        <w:t xml:space="preserve">    </w:t>
-      </w:r>
-      <w:proofErr w:type="spellStart"/>
-      <w:r>
-        <w:t>add_task_</w:t>
-      </w:r>
-      <w:proofErr w:type="gramStart"/>
-      <w:r>
-        <w:t>db</w:t>
-      </w:r>
-      <w:proofErr w:type="spellEnd"/>
-      <w:r>
-        <w:t>(</w:t>
-      </w:r>
-      <w:proofErr w:type="gramEnd"/>
-      <w:r>
-        <w:t xml:space="preserve">title, </w:t>
-      </w:r>
-      <w:proofErr w:type="spellStart"/>
-      <w:r>
-        <w:t>subject_id</w:t>
-      </w:r>
-      <w:proofErr w:type="spellEnd"/>
-      <w:r>
-        <w:t xml:space="preserve">, </w:t>
-      </w:r>
-      <w:proofErr w:type="spellStart"/>
-      <w:r>
-        <w:t>priority_id</w:t>
-      </w:r>
-      <w:proofErr w:type="spellEnd"/>
-      <w:r>
-        <w:t>, deadline)</w:t>
-      </w:r>
-    </w:p>
-    <w:p>
-      <w:pPr>
-        <w:pStyle w:val="af0"/>
-        <w:ind w:left="-851"/>
-      </w:pPr>
-      <w:r>
-        <w:t xml:space="preserve">    </w:t>
-      </w:r>
-      <w:proofErr w:type="gramStart"/>
-      <w:r>
-        <w:t>print(</w:t>
-      </w:r>
-      <w:proofErr w:type="gramEnd"/>
-      <w:r>
-        <w:t>"Задача \"" + title + "\" добавлена.")</w:t>
-      </w:r>
-    </w:p>
-    <w:p>
-      <w:pPr>
-        <w:pStyle w:val="af0"/>
-        <w:ind w:left="-851"/>
-      </w:pPr>
-    </w:p>
-    <w:p>
-      <w:pPr>
-        <w:pStyle w:val="af0"/>
-        <w:ind w:left="-851"/>
-      </w:pPr>
-    </w:p>
-    <w:p>
-      <w:pPr>
-        <w:pStyle w:val="af0"/>
-        <w:ind w:left="-851"/>
-      </w:pPr>
-      <w:r>
-        <w:t xml:space="preserve">def </w:t>
-      </w:r>
-      <w:proofErr w:type="spellStart"/>
-      <w:r>
-        <w:t>view_</w:t>
-      </w:r>
-      <w:proofErr w:type="gramStart"/>
-      <w:r>
-        <w:t>tasks</w:t>
-      </w:r>
-      <w:proofErr w:type="spellEnd"/>
-      <w:r>
-        <w:t>(</w:t>
-      </w:r>
-      <w:proofErr w:type="gramEnd"/>
-      <w:r>
-        <w:t>):</w:t>
+        <w:t>task_id</w:t>
+      </w:r>
+      <w:proofErr w:type="spellEnd"/>
+      <w:r>
+        <w:t xml:space="preserve"> = int(entry)</w:t>
       </w:r>
     </w:p>
     <w:p>
@@ -7694,1225 +8061,11 @@
       </w:r>
       <w:proofErr w:type="spellStart"/>
       <w:r>
-        <w:t>get_all_</w:t>
-      </w:r>
-      <w:proofErr w:type="gramStart"/>
-      <w:r>
-        <w:t>tasks</w:t>
-      </w:r>
-      <w:proofErr w:type="spellEnd"/>
-      <w:r>
-        <w:t>(</w:t>
-      </w:r>
-      <w:proofErr w:type="gramEnd"/>
-      <w:r>
-        <w:t>)</w:t>
-      </w:r>
-    </w:p>
-    <w:p>
-      <w:pPr>
-        <w:pStyle w:val="af0"/>
-        <w:ind w:left="-851"/>
-      </w:pPr>
-      <w:r>
-        <w:t xml:space="preserve">    if </w:t>
-      </w:r>
-      <w:proofErr w:type="spellStart"/>
-      <w:r>
-        <w:t>len</w:t>
-      </w:r>
-      <w:proofErr w:type="spellEnd"/>
-      <w:r>
-        <w:t>(tasks) == 0:</w:t>
-      </w:r>
-    </w:p>
-    <w:p>
-      <w:pPr>
-        <w:pStyle w:val="af0"/>
-        <w:ind w:left="-851"/>
-      </w:pPr>
-      <w:r>
-        <w:t xml:space="preserve">        </w:t>
-      </w:r>
-      <w:proofErr w:type="gramStart"/>
-      <w:r>
-        <w:t>print(</w:t>
-      </w:r>
-      <w:proofErr w:type="gramEnd"/>
-      <w:r>
-        <w:t>"\nСписок задач пуст.")</w:t>
-      </w:r>
-    </w:p>
-    <w:p>
-      <w:pPr>
-        <w:pStyle w:val="af0"/>
-        <w:ind w:left="-851"/>
-      </w:pPr>
-      <w:r>
-        <w:t xml:space="preserve">        return</w:t>
-      </w:r>
-    </w:p>
-    <w:p>
-      <w:pPr>
-        <w:pStyle w:val="af0"/>
-        <w:ind w:left="-851"/>
-      </w:pPr>
-    </w:p>
-    <w:p>
-      <w:pPr>
-        <w:pStyle w:val="af0"/>
-        <w:ind w:left="-851"/>
-        <w:rPr>
-          <w:lang w:val="ru-RU"/>
-        </w:rPr>
-      </w:pPr>
-      <w:r>
-        <w:t xml:space="preserve">    </w:t>
-      </w:r>
-      <w:proofErr w:type="gramStart"/>
-      <w:r>
-        <w:t>print</w:t>
-      </w:r>
-      <w:r>
-        <w:rPr>
-          <w:lang w:val="ru-RU"/>
-        </w:rPr>
-        <w:t>(</w:t>
-      </w:r>
-      <w:proofErr w:type="gramEnd"/>
-      <w:r>
-        <w:rPr>
-          <w:lang w:val="ru-RU"/>
-        </w:rPr>
-        <w:t>"\</w:t>
-      </w:r>
-      <w:r>
-        <w:t>n</w:t>
-      </w:r>
-      <w:r>
-        <w:rPr>
-          <w:lang w:val="ru-RU"/>
-        </w:rPr>
-        <w:t>" + "-" * 65)</w:t>
-      </w:r>
-    </w:p>
-    <w:p>
-      <w:pPr>
-        <w:pStyle w:val="af0"/>
-        <w:ind w:left="-851"/>
-        <w:rPr>
-          <w:lang w:val="ru-RU"/>
-        </w:rPr>
-      </w:pPr>
-      <w:r>
-        <w:rPr>
-          <w:lang w:val="ru-RU"/>
-        </w:rPr>
-        <w:t xml:space="preserve">    </w:t>
-      </w:r>
-      <w:proofErr w:type="gramStart"/>
-      <w:r>
-        <w:t>print</w:t>
-      </w:r>
-      <w:r>
-        <w:rPr>
-          <w:lang w:val="ru-RU"/>
-        </w:rPr>
-        <w:t>(</w:t>
-      </w:r>
-      <w:proofErr w:type="gramEnd"/>
-      <w:r>
-        <w:rPr>
-          <w:lang w:val="ru-RU"/>
-        </w:rPr>
-        <w:t xml:space="preserve">"  </w:t>
-      </w:r>
-      <w:r>
-        <w:t>ID</w:t>
-      </w:r>
-      <w:r>
-        <w:rPr>
-          <w:lang w:val="ru-RU"/>
-        </w:rPr>
-        <w:t xml:space="preserve">   Название             Предмет          Дедлайн    Статус")</w:t>
-      </w:r>
-    </w:p>
-    <w:p>
-      <w:pPr>
-        <w:pStyle w:val="af0"/>
-        <w:ind w:left="-851"/>
-      </w:pPr>
-      <w:r>
-        <w:rPr>
-          <w:lang w:val="ru-RU"/>
-        </w:rPr>
-        <w:t xml:space="preserve">    </w:t>
-      </w:r>
-      <w:proofErr w:type="gramStart"/>
-      <w:r>
-        <w:t>print(</w:t>
-      </w:r>
-      <w:proofErr w:type="gramEnd"/>
-      <w:r>
-        <w:t>"-" * 65)</w:t>
-      </w:r>
-    </w:p>
-    <w:p>
-      <w:pPr>
-        <w:pStyle w:val="af0"/>
-        <w:ind w:left="-851"/>
-      </w:pPr>
-      <w:r>
-        <w:t xml:space="preserve">    for t in tasks:</w:t>
-      </w:r>
-    </w:p>
-    <w:p>
-      <w:pPr>
-        <w:pStyle w:val="af0"/>
-        <w:ind w:left="-851"/>
-      </w:pPr>
-      <w:r>
-        <w:t xml:space="preserve">        if t["done"]:</w:t>
-      </w:r>
-    </w:p>
-    <w:p>
-      <w:pPr>
-        <w:pStyle w:val="af0"/>
-        <w:ind w:left="-851"/>
-      </w:pPr>
-      <w:r>
-        <w:t xml:space="preserve">            status = "Выполнено"</w:t>
-      </w:r>
-    </w:p>
-    <w:p>
-      <w:pPr>
-        <w:pStyle w:val="af0"/>
-        <w:ind w:left="-851"/>
-      </w:pPr>
-      <w:r>
-        <w:t xml:space="preserve">        else:</w:t>
-      </w:r>
-    </w:p>
-    <w:p>
-      <w:pPr>
-        <w:pStyle w:val="af0"/>
-        <w:ind w:left="-851"/>
-      </w:pPr>
-      <w:r>
-        <w:t xml:space="preserve">            status = t["priority"]</w:t>
-      </w:r>
-    </w:p>
-    <w:p>
-      <w:pPr>
-        <w:pStyle w:val="af0"/>
-        <w:ind w:left="-851"/>
-      </w:pPr>
-    </w:p>
-    <w:p>
-      <w:pPr>
-        <w:pStyle w:val="af0"/>
-        <w:ind w:left="-851"/>
-      </w:pPr>
-      <w:r>
-        <w:t xml:space="preserve">        </w:t>
-      </w:r>
-      <w:proofErr w:type="spellStart"/>
-      <w:r>
-        <w:t>title_short</w:t>
-      </w:r>
-      <w:proofErr w:type="spellEnd"/>
-      <w:r>
-        <w:t xml:space="preserve"> = t["title"]</w:t>
-      </w:r>
-    </w:p>
-    <w:p>
-      <w:pPr>
-        <w:pStyle w:val="af0"/>
-        <w:ind w:left="-851"/>
-      </w:pPr>
-      <w:r>
-        <w:t xml:space="preserve">        if </w:t>
-      </w:r>
-      <w:proofErr w:type="spellStart"/>
-      <w:r>
-        <w:t>len</w:t>
-      </w:r>
-      <w:proofErr w:type="spellEnd"/>
-      <w:r>
-        <w:t>(</w:t>
-      </w:r>
-      <w:proofErr w:type="spellStart"/>
-      <w:r>
-        <w:t>title_short</w:t>
-      </w:r>
-      <w:proofErr w:type="spellEnd"/>
-      <w:r>
-        <w:t>) &gt; 20:</w:t>
-      </w:r>
-    </w:p>
-    <w:p>
-      <w:pPr>
-        <w:pStyle w:val="af0"/>
-        <w:ind w:left="-851"/>
-      </w:pPr>
-      <w:r>
-        <w:t xml:space="preserve">            </w:t>
-      </w:r>
-      <w:proofErr w:type="spellStart"/>
-      <w:r>
-        <w:t>title_short</w:t>
-      </w:r>
-      <w:proofErr w:type="spellEnd"/>
-      <w:r>
-        <w:t xml:space="preserve"> = </w:t>
-      </w:r>
-      <w:proofErr w:type="spellStart"/>
-      <w:r>
-        <w:t>title_</w:t>
-      </w:r>
-      <w:proofErr w:type="gramStart"/>
-      <w:r>
-        <w:t>short</w:t>
-      </w:r>
-      <w:proofErr w:type="spellEnd"/>
-      <w:r>
-        <w:t>[</w:t>
-      </w:r>
-      <w:proofErr w:type="gramEnd"/>
-      <w:r>
-        <w:t>:18] + ".."</w:t>
-      </w:r>
-    </w:p>
-    <w:p>
-      <w:pPr>
-        <w:pStyle w:val="af0"/>
-        <w:ind w:left="-851"/>
-      </w:pPr>
-    </w:p>
-    <w:p>
-      <w:pPr>
-        <w:pStyle w:val="af0"/>
-        <w:ind w:left="-851"/>
-      </w:pPr>
-      <w:r>
-        <w:t xml:space="preserve">        </w:t>
-      </w:r>
-      <w:proofErr w:type="spellStart"/>
-      <w:r>
-        <w:t>subj_short</w:t>
-      </w:r>
-      <w:proofErr w:type="spellEnd"/>
-      <w:r>
-        <w:t xml:space="preserve"> = t["subject"]</w:t>
-      </w:r>
-    </w:p>
-    <w:p>
-      <w:pPr>
-        <w:pStyle w:val="af0"/>
-        <w:ind w:left="-851"/>
-      </w:pPr>
-      <w:r>
-        <w:t xml:space="preserve">        if </w:t>
-      </w:r>
-      <w:proofErr w:type="spellStart"/>
-      <w:r>
-        <w:t>len</w:t>
-      </w:r>
-      <w:proofErr w:type="spellEnd"/>
-      <w:r>
-        <w:t>(</w:t>
-      </w:r>
-      <w:proofErr w:type="spellStart"/>
-      <w:r>
-        <w:t>subj_short</w:t>
-      </w:r>
-      <w:proofErr w:type="spellEnd"/>
-      <w:r>
-        <w:t>) &gt; 15:</w:t>
-      </w:r>
-    </w:p>
-    <w:p>
-      <w:pPr>
-        <w:pStyle w:val="af0"/>
-        <w:ind w:left="-851"/>
-      </w:pPr>
-      <w:r>
-        <w:t xml:space="preserve">            </w:t>
-      </w:r>
-      <w:proofErr w:type="spellStart"/>
-      <w:r>
-        <w:t>subj_short</w:t>
-      </w:r>
-      <w:proofErr w:type="spellEnd"/>
-      <w:r>
-        <w:t xml:space="preserve"> = </w:t>
-      </w:r>
-      <w:proofErr w:type="spellStart"/>
-      <w:r>
-        <w:t>subj_</w:t>
-      </w:r>
-      <w:proofErr w:type="gramStart"/>
-      <w:r>
-        <w:t>short</w:t>
-      </w:r>
-      <w:proofErr w:type="spellEnd"/>
-      <w:r>
-        <w:t>[</w:t>
-      </w:r>
-      <w:proofErr w:type="gramEnd"/>
-      <w:r>
-        <w:t>:13] + ".."</w:t>
-      </w:r>
-    </w:p>
-    <w:p>
-      <w:pPr>
-        <w:pStyle w:val="af0"/>
-        <w:ind w:left="-851"/>
-      </w:pPr>
-    </w:p>
-    <w:p>
-      <w:pPr>
-        <w:pStyle w:val="af0"/>
-        <w:ind w:left="-851"/>
-      </w:pPr>
-      <w:r>
-        <w:t xml:space="preserve">        dl = t["deadline"]</w:t>
-      </w:r>
-    </w:p>
-    <w:p>
-      <w:pPr>
-        <w:pStyle w:val="af0"/>
-        <w:ind w:left="-851"/>
-      </w:pPr>
-      <w:r>
-        <w:t xml:space="preserve">        if not dl:</w:t>
-      </w:r>
-    </w:p>
-    <w:p>
-      <w:pPr>
-        <w:pStyle w:val="af0"/>
-        <w:ind w:left="-851"/>
-      </w:pPr>
-      <w:r>
-        <w:t xml:space="preserve">            dl = "-"</w:t>
-      </w:r>
-    </w:p>
-    <w:p>
-      <w:pPr>
-        <w:pStyle w:val="af0"/>
-        <w:ind w:left="-851"/>
-      </w:pPr>
-    </w:p>
-    <w:p>
-      <w:pPr>
-        <w:pStyle w:val="af0"/>
-        <w:ind w:left="-851"/>
-      </w:pPr>
-      <w:r>
-        <w:t xml:space="preserve">        </w:t>
-      </w:r>
-      <w:proofErr w:type="spellStart"/>
-      <w:r>
-        <w:t>row_id</w:t>
-      </w:r>
-      <w:proofErr w:type="spellEnd"/>
-      <w:r>
-        <w:t xml:space="preserve"> = str(t["id"])</w:t>
-      </w:r>
-    </w:p>
-    <w:p>
-      <w:pPr>
-        <w:pStyle w:val="af0"/>
-        <w:ind w:left="-851"/>
-      </w:pPr>
-      <w:r>
-        <w:t xml:space="preserve">        </w:t>
-      </w:r>
-      <w:proofErr w:type="gramStart"/>
-      <w:r>
-        <w:t>print(</w:t>
-      </w:r>
-      <w:proofErr w:type="gramEnd"/>
-      <w:r>
-        <w:t xml:space="preserve">"  " + </w:t>
-      </w:r>
-      <w:proofErr w:type="spellStart"/>
-      <w:r>
-        <w:t>row_id.ljust</w:t>
-      </w:r>
-      <w:proofErr w:type="spellEnd"/>
-      <w:r>
-        <w:t xml:space="preserve">(5) + </w:t>
-      </w:r>
-      <w:proofErr w:type="spellStart"/>
-      <w:r>
-        <w:t>title_short.ljust</w:t>
-      </w:r>
-      <w:proofErr w:type="spellEnd"/>
-      <w:r>
-        <w:t>(21) +</w:t>
-      </w:r>
-    </w:p>
-    <w:p>
-      <w:pPr>
-        <w:pStyle w:val="af0"/>
-        <w:ind w:left="-851"/>
-      </w:pPr>
-      <w:r>
-        <w:t xml:space="preserve">              </w:t>
-      </w:r>
-      <w:proofErr w:type="spellStart"/>
-      <w:r>
-        <w:t>subj_</w:t>
-      </w:r>
-      <w:proofErr w:type="gramStart"/>
-      <w:r>
-        <w:t>short.ljust</w:t>
-      </w:r>
-      <w:proofErr w:type="spellEnd"/>
-      <w:proofErr w:type="gramEnd"/>
-      <w:r>
-        <w:t xml:space="preserve">(17) + </w:t>
-      </w:r>
-      <w:proofErr w:type="spellStart"/>
-      <w:r>
-        <w:t>dl.ljust</w:t>
-      </w:r>
-      <w:proofErr w:type="spellEnd"/>
-      <w:r>
-        <w:t>(11) + status)</w:t>
-      </w:r>
-    </w:p>
-    <w:p>
-      <w:pPr>
-        <w:pStyle w:val="af0"/>
-        <w:ind w:left="-851"/>
-      </w:pPr>
-    </w:p>
-    <w:p>
-      <w:pPr>
-        <w:pStyle w:val="af0"/>
-        <w:ind w:left="-851"/>
-      </w:pPr>
-      <w:r>
-        <w:t xml:space="preserve">    </w:t>
-      </w:r>
-      <w:proofErr w:type="gramStart"/>
-      <w:r>
-        <w:t>print(</w:t>
-      </w:r>
-      <w:proofErr w:type="gramEnd"/>
-      <w:r>
-        <w:t>"-" * 65)</w:t>
-      </w:r>
-    </w:p>
-    <w:p>
-      <w:pPr>
-        <w:pStyle w:val="af0"/>
-        <w:ind w:left="-851"/>
-      </w:pPr>
-      <w:r>
-        <w:t xml:space="preserve">    </w:t>
-      </w:r>
-      <w:proofErr w:type="spellStart"/>
-      <w:r>
-        <w:t>done_count</w:t>
-      </w:r>
-      <w:proofErr w:type="spellEnd"/>
-      <w:r>
-        <w:t xml:space="preserve"> = </w:t>
-      </w:r>
-      <w:proofErr w:type="gramStart"/>
-      <w:r>
-        <w:t>sum(</w:t>
-      </w:r>
-      <w:proofErr w:type="gramEnd"/>
-      <w:r>
-        <w:t>1 for t in tasks if t["done"])</w:t>
-      </w:r>
-    </w:p>
-    <w:p>
-      <w:pPr>
-        <w:pStyle w:val="af0"/>
-        <w:ind w:left="-851"/>
-      </w:pPr>
-      <w:r>
-        <w:t xml:space="preserve">    </w:t>
-      </w:r>
-      <w:proofErr w:type="gramStart"/>
-      <w:r>
-        <w:t>print(</w:t>
-      </w:r>
-      <w:proofErr w:type="gramEnd"/>
-      <w:r>
-        <w:t>"Всего: " + str(</w:t>
-      </w:r>
-      <w:proofErr w:type="spellStart"/>
-      <w:r>
-        <w:t>len</w:t>
-      </w:r>
-      <w:proofErr w:type="spellEnd"/>
-      <w:r>
-        <w:t xml:space="preserve">(tasks)) + ", </w:t>
-      </w:r>
-      <w:proofErr w:type="spellStart"/>
-      <w:r>
-        <w:t>выполнено</w:t>
-      </w:r>
-      <w:proofErr w:type="spellEnd"/>
-      <w:r>
-        <w:t>: " + str(</w:t>
-      </w:r>
-      <w:proofErr w:type="spellStart"/>
-      <w:r>
-        <w:t>done_count</w:t>
-      </w:r>
-      <w:proofErr w:type="spellEnd"/>
-      <w:r>
-        <w:t>))</w:t>
-      </w:r>
-    </w:p>
-    <w:p>
-      <w:pPr>
-        <w:pStyle w:val="af0"/>
-        <w:ind w:left="-851"/>
-      </w:pPr>
-      <w:r>
-        <w:t xml:space="preserve">    </w:t>
-      </w:r>
-      <w:proofErr w:type="gramStart"/>
-      <w:r>
-        <w:t>print(</w:t>
-      </w:r>
-      <w:proofErr w:type="gramEnd"/>
-      <w:r>
-        <w:t>)</w:t>
-      </w:r>
-    </w:p>
-    <w:p>
-      <w:pPr>
-        <w:pStyle w:val="af0"/>
-        <w:ind w:left="-851"/>
-      </w:pPr>
-    </w:p>
-    <w:p>
-      <w:pPr>
-        <w:pStyle w:val="af0"/>
-        <w:ind w:left="-851"/>
-      </w:pPr>
-    </w:p>
-    <w:p>
-      <w:pPr>
-        <w:pStyle w:val="af0"/>
-        <w:ind w:left="-851"/>
-      </w:pPr>
-      <w:r>
-        <w:t xml:space="preserve">def </w:t>
-      </w:r>
-      <w:proofErr w:type="spellStart"/>
-      <w:r>
-        <w:t>mark_</w:t>
-      </w:r>
-      <w:proofErr w:type="gramStart"/>
-      <w:r>
-        <w:t>done</w:t>
-      </w:r>
-      <w:proofErr w:type="spellEnd"/>
-      <w:r>
-        <w:t>(</w:t>
-      </w:r>
-      <w:proofErr w:type="gramEnd"/>
-      <w:r>
-        <w:t>):</w:t>
-      </w:r>
-    </w:p>
-    <w:p>
-      <w:pPr>
-        <w:pStyle w:val="af0"/>
-        <w:ind w:left="-851"/>
-      </w:pPr>
-      <w:r>
-        <w:t xml:space="preserve">    </w:t>
-      </w:r>
-      <w:proofErr w:type="spellStart"/>
-      <w:r>
-        <w:t>view_</w:t>
-      </w:r>
-      <w:proofErr w:type="gramStart"/>
-      <w:r>
-        <w:t>tasks</w:t>
-      </w:r>
-      <w:proofErr w:type="spellEnd"/>
-      <w:r>
-        <w:t>(</w:t>
-      </w:r>
-      <w:proofErr w:type="gramEnd"/>
-      <w:r>
-        <w:t>)</w:t>
-      </w:r>
-    </w:p>
-    <w:p>
-      <w:pPr>
-        <w:pStyle w:val="af0"/>
-        <w:ind w:left="-851"/>
-      </w:pPr>
-      <w:r>
-        <w:t xml:space="preserve">    entry = </w:t>
-      </w:r>
-      <w:proofErr w:type="gramStart"/>
-      <w:r>
-        <w:t>input(</w:t>
-      </w:r>
-      <w:proofErr w:type="gramEnd"/>
-      <w:r>
-        <w:t>"Введите ID задачи: ").strip()</w:t>
-      </w:r>
-    </w:p>
-    <w:p>
-      <w:pPr>
-        <w:pStyle w:val="af0"/>
-        <w:ind w:left="-851"/>
-      </w:pPr>
-      <w:r>
-        <w:t xml:space="preserve">    if not </w:t>
-      </w:r>
-      <w:proofErr w:type="spellStart"/>
-      <w:proofErr w:type="gramStart"/>
-      <w:r>
-        <w:t>entry.isdigit</w:t>
-      </w:r>
-      <w:proofErr w:type="spellEnd"/>
-      <w:proofErr w:type="gramEnd"/>
-      <w:r>
-        <w:t>():</w:t>
-      </w:r>
-    </w:p>
-    <w:p>
-      <w:pPr>
-        <w:pStyle w:val="af0"/>
-        <w:ind w:left="-851"/>
-      </w:pPr>
-      <w:r>
-        <w:t xml:space="preserve">        </w:t>
-      </w:r>
-      <w:proofErr w:type="gramStart"/>
-      <w:r>
-        <w:t>print(</w:t>
-      </w:r>
-      <w:proofErr w:type="gramEnd"/>
-      <w:r>
-        <w:t>"Ошибка: введите число.")</w:t>
-      </w:r>
-    </w:p>
-    <w:p>
-      <w:pPr>
-        <w:pStyle w:val="af0"/>
-        <w:ind w:left="-851"/>
-      </w:pPr>
-      <w:r>
-        <w:t xml:space="preserve">        return</w:t>
-      </w:r>
-    </w:p>
-    <w:p>
-      <w:pPr>
-        <w:pStyle w:val="af0"/>
-        <w:ind w:left="-851"/>
-      </w:pPr>
-    </w:p>
-    <w:p>
-      <w:pPr>
-        <w:pStyle w:val="af0"/>
-        <w:ind w:left="-851"/>
-      </w:pPr>
-      <w:r>
-        <w:t xml:space="preserve">    </w:t>
-      </w:r>
-      <w:proofErr w:type="spellStart"/>
-      <w:r>
-        <w:t>task_id</w:t>
-      </w:r>
-      <w:proofErr w:type="spellEnd"/>
-      <w:r>
-        <w:t xml:space="preserve"> = int(entry)</w:t>
-      </w:r>
-    </w:p>
-    <w:p>
-      <w:pPr>
-        <w:pStyle w:val="af0"/>
-        <w:ind w:left="-851"/>
-      </w:pPr>
-      <w:r>
-        <w:t xml:space="preserve">    tasks = </w:t>
-      </w:r>
-      <w:proofErr w:type="spellStart"/>
-      <w:r>
-        <w:t>get_all_</w:t>
-      </w:r>
-      <w:proofErr w:type="gramStart"/>
-      <w:r>
-        <w:t>tasks</w:t>
-      </w:r>
-      <w:proofErr w:type="spellEnd"/>
-      <w:r>
-        <w:t>(</w:t>
-      </w:r>
-      <w:proofErr w:type="gramEnd"/>
-      <w:r>
-        <w:t>)</w:t>
-      </w:r>
-    </w:p>
-    <w:p>
-      <w:pPr>
-        <w:pStyle w:val="af0"/>
-        <w:ind w:left="-851"/>
-      </w:pPr>
-      <w:r>
-        <w:t xml:space="preserve">    found = None</w:t>
-      </w:r>
-    </w:p>
-    <w:p>
-      <w:pPr>
-        <w:pStyle w:val="af0"/>
-        <w:ind w:left="-851"/>
-      </w:pPr>
-      <w:r>
-        <w:t xml:space="preserve">    for t in tasks:</w:t>
-      </w:r>
-    </w:p>
-    <w:p>
-      <w:pPr>
-        <w:pStyle w:val="af0"/>
-        <w:ind w:left="-851"/>
-      </w:pPr>
-      <w:r>
-        <w:t xml:space="preserve">        if t["id"] == </w:t>
-      </w:r>
-      <w:proofErr w:type="spellStart"/>
-      <w:r>
-        <w:t>task_id</w:t>
-      </w:r>
-      <w:proofErr w:type="spellEnd"/>
-      <w:r>
-        <w:t>:</w:t>
-      </w:r>
-    </w:p>
-    <w:p>
-      <w:pPr>
-        <w:pStyle w:val="af0"/>
-        <w:ind w:left="-851"/>
-      </w:pPr>
-      <w:r>
-        <w:t xml:space="preserve">            found = t</w:t>
-      </w:r>
-    </w:p>
-    <w:p>
-      <w:pPr>
-        <w:pStyle w:val="af0"/>
-        <w:ind w:left="-851"/>
-      </w:pPr>
-      <w:r>
-        <w:t xml:space="preserve">            break</w:t>
-      </w:r>
-    </w:p>
-    <w:p>
-      <w:pPr>
-        <w:pStyle w:val="af0"/>
-        <w:ind w:left="-851"/>
-      </w:pPr>
-    </w:p>
-    <w:p>
-      <w:pPr>
-        <w:pStyle w:val="af0"/>
-        <w:ind w:left="-851"/>
-      </w:pPr>
-      <w:r>
-        <w:t xml:space="preserve">    if found is None:</w:t>
-      </w:r>
-    </w:p>
-    <w:p>
-      <w:pPr>
-        <w:pStyle w:val="af0"/>
-        <w:ind w:left="-851"/>
-        <w:rPr>
-          <w:lang w:val="ru-RU"/>
-        </w:rPr>
-      </w:pPr>
-      <w:r>
-        <w:t xml:space="preserve">        </w:t>
-      </w:r>
-      <w:proofErr w:type="gramStart"/>
-      <w:r>
-        <w:t>print</w:t>
-      </w:r>
-      <w:r>
-        <w:rPr>
-          <w:lang w:val="ru-RU"/>
-        </w:rPr>
-        <w:t>(</w:t>
-      </w:r>
-      <w:proofErr w:type="gramEnd"/>
-      <w:r>
-        <w:rPr>
-          <w:lang w:val="ru-RU"/>
-        </w:rPr>
-        <w:t xml:space="preserve">"Ошибка: задача с таким </w:t>
-      </w:r>
-      <w:r>
-        <w:t>ID</w:t>
-      </w:r>
-      <w:r>
-        <w:rPr>
-          <w:lang w:val="ru-RU"/>
-        </w:rPr>
-        <w:t xml:space="preserve"> не найдена.")</w:t>
-      </w:r>
-    </w:p>
-    <w:p>
-      <w:pPr>
-        <w:pStyle w:val="af0"/>
-        <w:ind w:left="-851"/>
-      </w:pPr>
-      <w:r>
-        <w:rPr>
-          <w:lang w:val="ru-RU"/>
-        </w:rPr>
-        <w:t xml:space="preserve">        </w:t>
-      </w:r>
-      <w:r>
-        <w:t>return</w:t>
-      </w:r>
-    </w:p>
-    <w:p>
-      <w:pPr>
-        <w:pStyle w:val="af0"/>
-        <w:ind w:left="-851"/>
-      </w:pPr>
-      <w:r>
-        <w:t xml:space="preserve">    if found["done"]:</w:t>
-      </w:r>
-    </w:p>
-    <w:p>
-      <w:pPr>
-        <w:pStyle w:val="af0"/>
-        <w:ind w:left="-851"/>
-      </w:pPr>
-      <w:r>
-        <w:t xml:space="preserve">        </w:t>
-      </w:r>
-      <w:proofErr w:type="gramStart"/>
-      <w:r>
-        <w:t>print(</w:t>
-      </w:r>
-      <w:proofErr w:type="gramEnd"/>
-      <w:r>
-        <w:t>"Задача уже выполнена.")</w:t>
-      </w:r>
-    </w:p>
-    <w:p>
-      <w:pPr>
-        <w:pStyle w:val="af0"/>
-        <w:ind w:left="-851"/>
-      </w:pPr>
-      <w:r>
-        <w:t xml:space="preserve">        return</w:t>
-      </w:r>
-    </w:p>
-    <w:p>
-      <w:pPr>
-        <w:pStyle w:val="af0"/>
-        <w:ind w:left="-851"/>
-      </w:pPr>
-    </w:p>
-    <w:p>
-      <w:pPr>
-        <w:pStyle w:val="af0"/>
-        <w:ind w:left="-851"/>
-      </w:pPr>
-      <w:r>
-        <w:t xml:space="preserve">    </w:t>
-      </w:r>
-      <w:proofErr w:type="spellStart"/>
-      <w:r>
-        <w:t>mark_task_done</w:t>
-      </w:r>
-      <w:proofErr w:type="spellEnd"/>
-      <w:r>
-        <w:t>(</w:t>
-      </w:r>
-      <w:proofErr w:type="spellStart"/>
-      <w:r>
-        <w:t>task_id</w:t>
-      </w:r>
-      <w:proofErr w:type="spellEnd"/>
-      <w:r>
-        <w:t>)</w:t>
-      </w:r>
-    </w:p>
-    <w:p>
-      <w:pPr>
-        <w:pStyle w:val="af0"/>
-        <w:ind w:left="-851"/>
-        <w:rPr>
-          <w:lang w:val="ru-RU"/>
-        </w:rPr>
-      </w:pPr>
-      <w:r>
-        <w:t xml:space="preserve">    </w:t>
-      </w:r>
-      <w:proofErr w:type="gramStart"/>
-      <w:r>
-        <w:t>print</w:t>
-      </w:r>
-      <w:r>
-        <w:rPr>
-          <w:lang w:val="ru-RU"/>
-        </w:rPr>
-        <w:t>(</w:t>
-      </w:r>
-      <w:proofErr w:type="gramEnd"/>
-      <w:r>
-        <w:rPr>
-          <w:lang w:val="ru-RU"/>
-        </w:rPr>
-        <w:t xml:space="preserve">"Задача \"" + </w:t>
-      </w:r>
-      <w:r>
-        <w:t>found</w:t>
-      </w:r>
-      <w:r>
-        <w:rPr>
-          <w:lang w:val="ru-RU"/>
-        </w:rPr>
-        <w:t>["</w:t>
-      </w:r>
-      <w:r>
-        <w:t>title</w:t>
-      </w:r>
-      <w:r>
-        <w:rPr>
-          <w:lang w:val="ru-RU"/>
-        </w:rPr>
-        <w:t>"] + "\" отмечена выполненной.")</w:t>
-      </w:r>
-    </w:p>
-    <w:p>
-      <w:pPr>
-        <w:pStyle w:val="af0"/>
-        <w:ind w:left="-851"/>
-        <w:rPr>
-          <w:lang w:val="ru-RU"/>
-        </w:rPr>
-      </w:pPr>
-    </w:p>
-    <w:p>
-      <w:pPr>
-        <w:pStyle w:val="af0"/>
-        <w:ind w:left="-851"/>
-        <w:rPr>
-          <w:lang w:val="ru-RU"/>
-        </w:rPr>
-      </w:pPr>
-    </w:p>
-    <w:p>
-      <w:pPr>
-        <w:pStyle w:val="af0"/>
-        <w:ind w:left="-851"/>
-      </w:pPr>
-      <w:r>
-        <w:t xml:space="preserve">def </w:t>
-      </w:r>
-      <w:proofErr w:type="spellStart"/>
-      <w:r>
-        <w:t>delete_</w:t>
-      </w:r>
-      <w:proofErr w:type="gramStart"/>
-      <w:r>
-        <w:t>task</w:t>
-      </w:r>
-      <w:proofErr w:type="spellEnd"/>
-      <w:r>
-        <w:t>(</w:t>
-      </w:r>
-      <w:proofErr w:type="gramEnd"/>
-      <w:r>
-        <w:t>):</w:t>
-      </w:r>
-    </w:p>
-    <w:p>
-      <w:pPr>
-        <w:pStyle w:val="af0"/>
-        <w:ind w:left="-851"/>
-      </w:pPr>
-      <w:r>
-        <w:t xml:space="preserve">    </w:t>
-      </w:r>
-      <w:proofErr w:type="spellStart"/>
-      <w:r>
-        <w:t>view_</w:t>
-      </w:r>
-      <w:proofErr w:type="gramStart"/>
-      <w:r>
-        <w:t>tasks</w:t>
-      </w:r>
-      <w:proofErr w:type="spellEnd"/>
-      <w:r>
-        <w:t>(</w:t>
-      </w:r>
-      <w:proofErr w:type="gramEnd"/>
-      <w:r>
-        <w:t>)</w:t>
-      </w:r>
-    </w:p>
-    <w:p>
-      <w:pPr>
-        <w:pStyle w:val="af0"/>
-        <w:ind w:left="-851"/>
-        <w:rPr>
-          <w:lang w:val="ru-RU"/>
-        </w:rPr>
-      </w:pPr>
-      <w:r>
-        <w:t xml:space="preserve">    entry</w:t>
-      </w:r>
-      <w:r>
-        <w:rPr>
-          <w:lang w:val="ru-RU"/>
-        </w:rPr>
-        <w:t xml:space="preserve"> = </w:t>
-      </w:r>
-      <w:proofErr w:type="gramStart"/>
-      <w:r>
-        <w:t>input</w:t>
-      </w:r>
-      <w:r>
-        <w:rPr>
-          <w:lang w:val="ru-RU"/>
-        </w:rPr>
-        <w:t>(</w:t>
-      </w:r>
-      <w:proofErr w:type="gramEnd"/>
-      <w:r>
-        <w:rPr>
-          <w:lang w:val="ru-RU"/>
-        </w:rPr>
-        <w:t xml:space="preserve">"Введите </w:t>
-      </w:r>
-      <w:r>
-        <w:t>ID</w:t>
-      </w:r>
-      <w:r>
-        <w:rPr>
-          <w:lang w:val="ru-RU"/>
-        </w:rPr>
-        <w:t xml:space="preserve"> задачи для удаления: ").</w:t>
-      </w:r>
-      <w:r>
-        <w:t>strip</w:t>
-      </w:r>
-      <w:r>
-        <w:rPr>
-          <w:lang w:val="ru-RU"/>
-        </w:rPr>
+        <w:t>get_all_tasks</w:t>
+      </w:r>
+      <w:proofErr w:type="spellEnd"/>
+      <w:r>
         <w:t>()</w:t>
-      </w:r>
-    </w:p>
-    <w:p>
-      <w:pPr>
-        <w:pStyle w:val="af0"/>
-        <w:ind w:left="-851"/>
-      </w:pPr>
-      <w:r>
-        <w:rPr>
-          <w:lang w:val="ru-RU"/>
-        </w:rPr>
-        <w:t xml:space="preserve">    </w:t>
-      </w:r>
-      <w:r>
-        <w:t xml:space="preserve">if not </w:t>
-      </w:r>
-      <w:proofErr w:type="spellStart"/>
-      <w:proofErr w:type="gramStart"/>
-      <w:r>
-        <w:t>entry.isdigit</w:t>
-      </w:r>
-      <w:proofErr w:type="spellEnd"/>
-      <w:proofErr w:type="gramEnd"/>
-      <w:r>
-        <w:t>():</w:t>
-      </w:r>
-    </w:p>
-    <w:p>
-      <w:pPr>
-        <w:pStyle w:val="af0"/>
-        <w:ind w:left="-851"/>
-      </w:pPr>
-      <w:r>
-        <w:t xml:space="preserve">        </w:t>
-      </w:r>
-      <w:proofErr w:type="gramStart"/>
-      <w:r>
-        <w:t>print(</w:t>
-      </w:r>
-      <w:proofErr w:type="gramEnd"/>
-      <w:r>
-        <w:t>"Ошибка: введите число.")</w:t>
-      </w:r>
-    </w:p>
-    <w:p>
-      <w:pPr>
-        <w:pStyle w:val="af0"/>
-        <w:ind w:left="-851"/>
-      </w:pPr>
-      <w:r>
-        <w:t xml:space="preserve">        return</w:t>
-      </w:r>
-    </w:p>
-    <w:p>
-      <w:pPr>
-        <w:pStyle w:val="af0"/>
-        <w:ind w:left="-851"/>
-      </w:pPr>
-    </w:p>
-    <w:p>
-      <w:pPr>
-        <w:pStyle w:val="af0"/>
-        <w:ind w:left="-851"/>
-      </w:pPr>
-      <w:r>
-        <w:t xml:space="preserve">    </w:t>
-      </w:r>
-      <w:proofErr w:type="spellStart"/>
-      <w:r>
-        <w:t>task_id</w:t>
-      </w:r>
-      <w:proofErr w:type="spellEnd"/>
-      <w:r>
-        <w:t xml:space="preserve"> = int(entry)</w:t>
-      </w:r>
-    </w:p>
-    <w:p>
-      <w:pPr>
-        <w:pStyle w:val="af0"/>
-        <w:ind w:left="-851"/>
-      </w:pPr>
-      <w:r>
-        <w:t xml:space="preserve">    tasks = </w:t>
-      </w:r>
-      <w:proofErr w:type="spellStart"/>
-      <w:r>
-        <w:t>get_all_</w:t>
-      </w:r>
-      <w:proofErr w:type="gramStart"/>
-      <w:r>
-        <w:t>tasks</w:t>
-      </w:r>
-      <w:proofErr w:type="spellEnd"/>
-      <w:r>
-        <w:t>(</w:t>
-      </w:r>
-      <w:proofErr w:type="gramEnd"/>
-      <w:r>
-        <w:t>)</w:t>
       </w:r>
     </w:p>
     <w:p>
@@ -8993,9 +8146,363 @@
         </w:rPr>
       </w:pPr>
       <w:r>
+        <w:t xml:space="preserve">        print</w:t>
+      </w:r>
+      <w:r>
+        <w:rPr>
+          <w:lang w:val="ru-RU"/>
+        </w:rPr>
+        <w:t xml:space="preserve">("Ошибка: задача с таким </w:t>
+      </w:r>
+      <w:r>
+        <w:t>ID</w:t>
+      </w:r>
+      <w:r>
+        <w:rPr>
+          <w:lang w:val="ru-RU"/>
+        </w:rPr>
+        <w:t xml:space="preserve"> не найдена.")</w:t>
+      </w:r>
+    </w:p>
+    <w:p>
+      <w:pPr>
+        <w:pStyle w:val="af0"/>
+        <w:ind w:left="-851"/>
+      </w:pPr>
+      <w:r>
+        <w:rPr>
+          <w:lang w:val="ru-RU"/>
+        </w:rPr>
         <w:t xml:space="preserve">        </w:t>
       </w:r>
-      <w:proofErr w:type="gramStart"/>
+      <w:r>
+        <w:t>return</w:t>
+      </w:r>
+    </w:p>
+    <w:p>
+      <w:pPr>
+        <w:pStyle w:val="af0"/>
+        <w:ind w:left="-851"/>
+      </w:pPr>
+    </w:p>
+    <w:p>
+      <w:pPr>
+        <w:pStyle w:val="af0"/>
+        <w:ind w:left="-851"/>
+      </w:pPr>
+      <w:r>
+        <w:t xml:space="preserve">    </w:t>
+      </w:r>
+      <w:proofErr w:type="spellStart"/>
+      <w:r>
+        <w:t>delete_task_db</w:t>
+      </w:r>
+      <w:proofErr w:type="spellEnd"/>
+      <w:r>
+        <w:t>(</w:t>
+      </w:r>
+      <w:proofErr w:type="spellStart"/>
+      <w:r>
+        <w:t>task_id</w:t>
+      </w:r>
+      <w:proofErr w:type="spellEnd"/>
+      <w:r>
+        <w:t>)</w:t>
+      </w:r>
+    </w:p>
+    <w:p>
+      <w:pPr>
+        <w:pStyle w:val="af0"/>
+        <w:ind w:left="-851"/>
+      </w:pPr>
+      <w:r>
+        <w:t xml:space="preserve">    print("Задача \"" + found["title"] + "\" удалена.")</w:t>
+      </w:r>
+    </w:p>
+    <w:p>
+      <w:pPr>
+        <w:pStyle w:val="af0"/>
+        <w:ind w:left="-851"/>
+      </w:pPr>
+    </w:p>
+    <w:p>
+      <w:pPr>
+        <w:pStyle w:val="af0"/>
+        <w:ind w:left="-851"/>
+      </w:pPr>
+    </w:p>
+    <w:p>
+      <w:pPr>
+        <w:pStyle w:val="af0"/>
+        <w:ind w:left="-851"/>
+      </w:pPr>
+      <w:r>
+        <w:t xml:space="preserve">def </w:t>
+      </w:r>
+      <w:proofErr w:type="spellStart"/>
+      <w:r>
+        <w:t>show_statistics</w:t>
+      </w:r>
+      <w:proofErr w:type="spellEnd"/>
+      <w:r>
+        <w:t>():</w:t>
+      </w:r>
+    </w:p>
+    <w:p>
+      <w:pPr>
+        <w:pStyle w:val="af0"/>
+        <w:ind w:left="-851"/>
+      </w:pPr>
+      <w:r>
+        <w:t xml:space="preserve">    tasks = </w:t>
+      </w:r>
+      <w:proofErr w:type="spellStart"/>
+      <w:r>
+        <w:t>get_all_tasks</w:t>
+      </w:r>
+      <w:proofErr w:type="spellEnd"/>
+      <w:r>
+        <w:t>()</w:t>
+      </w:r>
+    </w:p>
+    <w:p>
+      <w:pPr>
+        <w:pStyle w:val="af0"/>
+        <w:ind w:left="-851"/>
+      </w:pPr>
+      <w:r>
+        <w:t xml:space="preserve">    if </w:t>
+      </w:r>
+      <w:proofErr w:type="spellStart"/>
+      <w:r>
+        <w:t>len</w:t>
+      </w:r>
+      <w:proofErr w:type="spellEnd"/>
+      <w:r>
+        <w:t>(tasks) == 0:</w:t>
+      </w:r>
+    </w:p>
+    <w:p>
+      <w:pPr>
+        <w:pStyle w:val="af0"/>
+        <w:ind w:left="-851"/>
+      </w:pPr>
+      <w:r>
+        <w:t xml:space="preserve">        print("\nЗадач пока нет.")</w:t>
+      </w:r>
+    </w:p>
+    <w:p>
+      <w:pPr>
+        <w:pStyle w:val="af0"/>
+        <w:ind w:left="-851"/>
+      </w:pPr>
+      <w:r>
+        <w:t xml:space="preserve">        return</w:t>
+      </w:r>
+    </w:p>
+    <w:p>
+      <w:pPr>
+        <w:pStyle w:val="af0"/>
+        <w:ind w:left="-851"/>
+      </w:pPr>
+    </w:p>
+    <w:p>
+      <w:pPr>
+        <w:pStyle w:val="af0"/>
+        <w:ind w:left="-851"/>
+      </w:pPr>
+      <w:r>
+        <w:t xml:space="preserve">    </w:t>
+      </w:r>
+      <w:proofErr w:type="spellStart"/>
+      <w:r>
+        <w:t>total_all</w:t>
+      </w:r>
+      <w:proofErr w:type="spellEnd"/>
+      <w:r>
+        <w:t xml:space="preserve"> = </w:t>
+      </w:r>
+      <w:proofErr w:type="spellStart"/>
+      <w:r>
+        <w:t>len</w:t>
+      </w:r>
+      <w:proofErr w:type="spellEnd"/>
+      <w:r>
+        <w:t>(tasks)</w:t>
+      </w:r>
+    </w:p>
+    <w:p>
+      <w:pPr>
+        <w:pStyle w:val="af0"/>
+        <w:ind w:left="-851"/>
+      </w:pPr>
+      <w:r>
+        <w:t xml:space="preserve">    </w:t>
+      </w:r>
+      <w:proofErr w:type="spellStart"/>
+      <w:r>
+        <w:t>done_all</w:t>
+      </w:r>
+      <w:proofErr w:type="spellEnd"/>
+      <w:r>
+        <w:t xml:space="preserve"> = sum(1 for t in tasks if t["done"])</w:t>
+      </w:r>
+    </w:p>
+    <w:p>
+      <w:pPr>
+        <w:pStyle w:val="af0"/>
+        <w:ind w:left="-851"/>
+      </w:pPr>
+    </w:p>
+    <w:p>
+      <w:pPr>
+        <w:pStyle w:val="af0"/>
+        <w:ind w:left="-851"/>
+      </w:pPr>
+      <w:r>
+        <w:t xml:space="preserve">    print("\n=== Статистика ===")</w:t>
+      </w:r>
+    </w:p>
+    <w:p>
+      <w:pPr>
+        <w:pStyle w:val="af0"/>
+        <w:ind w:left="-851"/>
+      </w:pPr>
+      <w:r>
+        <w:t xml:space="preserve">    print("Всего задач:  " + str(</w:t>
+      </w:r>
+      <w:proofErr w:type="spellStart"/>
+      <w:r>
+        <w:t>total_all</w:t>
+      </w:r>
+      <w:proofErr w:type="spellEnd"/>
+      <w:r>
+        <w:t>))</w:t>
+      </w:r>
+    </w:p>
+    <w:p>
+      <w:pPr>
+        <w:pStyle w:val="af0"/>
+        <w:ind w:left="-851"/>
+      </w:pPr>
+      <w:r>
+        <w:t xml:space="preserve">    print("Выполнено:    " + str(</w:t>
+      </w:r>
+      <w:proofErr w:type="spellStart"/>
+      <w:r>
+        <w:t>done_all</w:t>
+      </w:r>
+      <w:proofErr w:type="spellEnd"/>
+      <w:r>
+        <w:t>))</w:t>
+      </w:r>
+    </w:p>
+    <w:p>
+      <w:pPr>
+        <w:pStyle w:val="af0"/>
+        <w:ind w:left="-851"/>
+      </w:pPr>
+      <w:r>
+        <w:t xml:space="preserve">    print("Активных:     " + str(</w:t>
+      </w:r>
+      <w:proofErr w:type="spellStart"/>
+      <w:r>
+        <w:t>total_all</w:t>
+      </w:r>
+      <w:proofErr w:type="spellEnd"/>
+      <w:r>
+        <w:t xml:space="preserve"> - </w:t>
+      </w:r>
+      <w:proofErr w:type="spellStart"/>
+      <w:r>
+        <w:t>done_all</w:t>
+      </w:r>
+      <w:proofErr w:type="spellEnd"/>
+      <w:r>
+        <w:t>))</w:t>
+      </w:r>
+    </w:p>
+    <w:p>
+      <w:pPr>
+        <w:pStyle w:val="af0"/>
+        <w:ind w:left="-851"/>
+      </w:pPr>
+    </w:p>
+    <w:p>
+      <w:pPr>
+        <w:pStyle w:val="af0"/>
+        <w:ind w:left="-851"/>
+      </w:pPr>
+      <w:r>
+        <w:t xml:space="preserve">    stats = </w:t>
+      </w:r>
+      <w:proofErr w:type="spellStart"/>
+      <w:r>
+        <w:t>get_statistics</w:t>
+      </w:r>
+      <w:proofErr w:type="spellEnd"/>
+      <w:r>
+        <w:t>()</w:t>
+      </w:r>
+    </w:p>
+    <w:p>
+      <w:pPr>
+        <w:pStyle w:val="af0"/>
+        <w:ind w:left="-851"/>
+      </w:pPr>
+      <w:r>
+        <w:t xml:space="preserve">    if </w:t>
+      </w:r>
+      <w:proofErr w:type="spellStart"/>
+      <w:r>
+        <w:t>len</w:t>
+      </w:r>
+      <w:proofErr w:type="spellEnd"/>
+      <w:r>
+        <w:t>(stats) &gt; 0:</w:t>
+      </w:r>
+    </w:p>
+    <w:p>
+      <w:pPr>
+        <w:pStyle w:val="af0"/>
+        <w:ind w:left="-851"/>
+        <w:rPr>
+          <w:lang w:val="ru-RU"/>
+        </w:rPr>
+      </w:pPr>
+      <w:r>
+        <w:t xml:space="preserve">        print</w:t>
+      </w:r>
+      <w:r>
+        <w:rPr>
+          <w:lang w:val="ru-RU"/>
+        </w:rPr>
+        <w:t>("\</w:t>
+      </w:r>
+      <w:r>
+        <w:t>n</w:t>
+      </w:r>
+      <w:r>
+        <w:rPr>
+          <w:lang w:val="ru-RU"/>
+        </w:rPr>
+        <w:t>По предметам:")</w:t>
+      </w:r>
+    </w:p>
+    <w:p>
+      <w:pPr>
+        <w:pStyle w:val="af0"/>
+        <w:ind w:left="-851"/>
+        <w:rPr>
+          <w:lang w:val="ru-RU"/>
+        </w:rPr>
+      </w:pPr>
+      <w:r>
+        <w:rPr>
+          <w:lang w:val="ru-RU"/>
+        </w:rPr>
+        <w:t xml:space="preserve">        </w:t>
+      </w:r>
       <w:r>
         <w:t>print</w:t>
       </w:r>
@@ -9003,1030 +8510,433 @@
         <w:rPr>
           <w:lang w:val="ru-RU"/>
         </w:rPr>
-        <w:t>(</w:t>
-      </w:r>
-      <w:proofErr w:type="gramEnd"/>
+        <w:t>("  " + "Предмет".</w:t>
+      </w:r>
+      <w:proofErr w:type="spellStart"/>
+      <w:r>
+        <w:t>ljust</w:t>
+      </w:r>
+      <w:proofErr w:type="spellEnd"/>
       <w:r>
         <w:rPr>
           <w:lang w:val="ru-RU"/>
         </w:rPr>
-        <w:t xml:space="preserve">"Ошибка: задача с таким </w:t>
-      </w:r>
-      <w:r>
-        <w:t>ID</w:t>
-      </w:r>
+        <w:t>(25) + "Всего   Выполнено")</w:t>
+      </w:r>
+    </w:p>
+    <w:p>
+      <w:pPr>
+        <w:pStyle w:val="af0"/>
+        <w:ind w:left="-851"/>
+      </w:pPr>
       <w:r>
         <w:rPr>
           <w:lang w:val="ru-RU"/>
         </w:rPr>
-        <w:t xml:space="preserve"> не найдена.")</w:t>
-      </w:r>
-    </w:p>
-    <w:p>
-      <w:pPr>
-        <w:pStyle w:val="af0"/>
-        <w:ind w:left="-851"/>
-      </w:pPr>
-      <w:r>
+        <w:t xml:space="preserve">        </w:t>
+      </w:r>
+      <w:r>
+        <w:t>print("  " + "-" * 40)</w:t>
+      </w:r>
+    </w:p>
+    <w:p>
+      <w:pPr>
+        <w:pStyle w:val="af0"/>
+        <w:ind w:left="-851"/>
+      </w:pPr>
+      <w:r>
+        <w:t xml:space="preserve">        for row in stats:</w:t>
+      </w:r>
+    </w:p>
+    <w:p>
+      <w:pPr>
+        <w:pStyle w:val="af0"/>
+        <w:ind w:left="-851"/>
+      </w:pPr>
+      <w:r>
+        <w:t xml:space="preserve">            </w:t>
+      </w:r>
+      <w:proofErr w:type="spellStart"/>
+      <w:r>
+        <w:t>done_count</w:t>
+      </w:r>
+      <w:proofErr w:type="spellEnd"/>
+      <w:r>
+        <w:t xml:space="preserve"> = row["</w:t>
+      </w:r>
+      <w:proofErr w:type="spellStart"/>
+      <w:r>
+        <w:t>done_count</w:t>
+      </w:r>
+      <w:proofErr w:type="spellEnd"/>
+      <w:r>
+        <w:t>"] if row["</w:t>
+      </w:r>
+      <w:proofErr w:type="spellStart"/>
+      <w:r>
+        <w:t>done_count</w:t>
+      </w:r>
+      <w:proofErr w:type="spellEnd"/>
+      <w:r>
+        <w:t>"] else 0</w:t>
+      </w:r>
+    </w:p>
+    <w:p>
+      <w:pPr>
+        <w:pStyle w:val="af0"/>
+        <w:ind w:left="-851"/>
+      </w:pPr>
+      <w:r>
+        <w:t xml:space="preserve">            print("  " + row["subject"].</w:t>
+      </w:r>
+      <w:proofErr w:type="spellStart"/>
+      <w:r>
+        <w:t>ljust</w:t>
+      </w:r>
+      <w:proofErr w:type="spellEnd"/>
+      <w:r>
+        <w:t>(25) +</w:t>
+      </w:r>
+    </w:p>
+    <w:p>
+      <w:pPr>
+        <w:pStyle w:val="af0"/>
+        <w:ind w:left="-851"/>
+      </w:pPr>
+      <w:r>
+        <w:t xml:space="preserve">                  str(row["total"]).</w:t>
+      </w:r>
+      <w:proofErr w:type="spellStart"/>
+      <w:r>
+        <w:t>ljust</w:t>
+      </w:r>
+      <w:proofErr w:type="spellEnd"/>
+      <w:r>
+        <w:t>(8) + str(</w:t>
+      </w:r>
+      <w:proofErr w:type="spellStart"/>
+      <w:r>
+        <w:t>done_count</w:t>
+      </w:r>
+      <w:proofErr w:type="spellEnd"/>
+      <w:r>
+        <w:t>))</w:t>
+      </w:r>
+    </w:p>
+    <w:p>
+      <w:pPr>
+        <w:pStyle w:val="af0"/>
+        <w:ind w:left="-851"/>
+      </w:pPr>
+      <w:r>
+        <w:t xml:space="preserve">    print()</w:t>
+      </w:r>
+    </w:p>
+    <w:p>
+      <w:pPr>
+        <w:pStyle w:val="af0"/>
+        <w:ind w:left="-851"/>
+      </w:pPr>
+    </w:p>
+    <w:p>
+      <w:pPr>
+        <w:pStyle w:val="af0"/>
+        <w:ind w:left="-851"/>
+      </w:pPr>
+    </w:p>
+    <w:p>
+      <w:pPr>
+        <w:pStyle w:val="af0"/>
+        <w:ind w:left="-851"/>
+      </w:pPr>
+      <w:r>
+        <w:t xml:space="preserve">def </w:t>
+      </w:r>
+      <w:proofErr w:type="spellStart"/>
+      <w:r>
+        <w:t>print_menu</w:t>
+      </w:r>
+      <w:proofErr w:type="spellEnd"/>
+      <w:r>
+        <w:t>():</w:t>
+      </w:r>
+    </w:p>
+    <w:p>
+      <w:pPr>
+        <w:pStyle w:val="af0"/>
+        <w:ind w:left="-851"/>
+      </w:pPr>
+      <w:r>
+        <w:t xml:space="preserve">    print("\n==========================================")</w:t>
+      </w:r>
+    </w:p>
+    <w:p>
+      <w:pPr>
+        <w:pStyle w:val="af0"/>
+        <w:ind w:left="-851"/>
         <w:rPr>
           <w:lang w:val="ru-RU"/>
         </w:rPr>
-        <w:t xml:space="preserve">        </w:t>
-      </w:r>
-      <w:r>
-        <w:t>return</w:t>
-      </w:r>
-    </w:p>
-    <w:p>
-      <w:pPr>
-        <w:pStyle w:val="af0"/>
-        <w:ind w:left="-851"/>
-      </w:pPr>
-    </w:p>
-    <w:p>
-      <w:pPr>
-        <w:pStyle w:val="af0"/>
-        <w:ind w:left="-851"/>
-      </w:pPr>
-      <w:r>
+      </w:pPr>
+      <w:r>
+        <w:t xml:space="preserve">    print</w:t>
+      </w:r>
+      <w:r>
+        <w:rPr>
+          <w:lang w:val="ru-RU"/>
+        </w:rPr>
+        <w:t>("       МЕНЕДЖЕР УЧЕБНЫХ ЗАДАЧ")</w:t>
+      </w:r>
+    </w:p>
+    <w:p>
+      <w:pPr>
+        <w:pStyle w:val="af0"/>
+        <w:ind w:left="-851"/>
+        <w:rPr>
+          <w:lang w:val="ru-RU"/>
+        </w:rPr>
+      </w:pPr>
+      <w:r>
+        <w:rPr>
+          <w:lang w:val="ru-RU"/>
+        </w:rPr>
         <w:t xml:space="preserve">    </w:t>
       </w:r>
-      <w:proofErr w:type="spellStart"/>
-      <w:r>
-        <w:t>delete_task_db</w:t>
-      </w:r>
-      <w:proofErr w:type="spellEnd"/>
-      <w:r>
-        <w:t>(</w:t>
-      </w:r>
-      <w:proofErr w:type="spellStart"/>
-      <w:r>
-        <w:t>task_id</w:t>
-      </w:r>
-      <w:proofErr w:type="spellEnd"/>
-      <w:r>
-        <w:t>)</w:t>
-      </w:r>
-    </w:p>
-    <w:p>
-      <w:pPr>
-        <w:pStyle w:val="af0"/>
-        <w:ind w:left="-851"/>
-      </w:pPr>
-      <w:r>
+      <w:r>
+        <w:t>print</w:t>
+      </w:r>
+      <w:r>
+        <w:rPr>
+          <w:lang w:val="ru-RU"/>
+        </w:rPr>
+        <w:t>("==========================================")</w:t>
+      </w:r>
+    </w:p>
+    <w:p>
+      <w:pPr>
+        <w:pStyle w:val="af0"/>
+        <w:ind w:left="-851"/>
+        <w:rPr>
+          <w:lang w:val="ru-RU"/>
+        </w:rPr>
+      </w:pPr>
+      <w:r>
+        <w:rPr>
+          <w:lang w:val="ru-RU"/>
+        </w:rPr>
         <w:t xml:space="preserve">    </w:t>
       </w:r>
-      <w:proofErr w:type="gramStart"/>
-      <w:r>
-        <w:t>print(</w:t>
-      </w:r>
-      <w:proofErr w:type="gramEnd"/>
-      <w:r>
-        <w:t>"Задача \"" + found["title"] + "\" удалена.")</w:t>
-      </w:r>
-    </w:p>
-    <w:p>
-      <w:pPr>
-        <w:pStyle w:val="af0"/>
-        <w:ind w:left="-851"/>
-      </w:pPr>
-    </w:p>
-    <w:p>
-      <w:pPr>
-        <w:pStyle w:val="af0"/>
-        <w:ind w:left="-851"/>
-      </w:pPr>
-    </w:p>
-    <w:p>
-      <w:pPr>
-        <w:pStyle w:val="af0"/>
-        <w:ind w:left="-851"/>
-      </w:pPr>
-      <w:r>
-        <w:t xml:space="preserve">def </w:t>
-      </w:r>
-      <w:proofErr w:type="spellStart"/>
-      <w:r>
-        <w:t>show_</w:t>
-      </w:r>
-      <w:proofErr w:type="gramStart"/>
-      <w:r>
-        <w:t>statistics</w:t>
-      </w:r>
-      <w:proofErr w:type="spellEnd"/>
-      <w:r>
-        <w:t>(</w:t>
-      </w:r>
-      <w:proofErr w:type="gramEnd"/>
-      <w:r>
-        <w:t>):</w:t>
-      </w:r>
-    </w:p>
-    <w:p>
-      <w:pPr>
-        <w:pStyle w:val="af0"/>
-        <w:ind w:left="-851"/>
-      </w:pPr>
-      <w:r>
-        <w:t xml:space="preserve">    tasks = </w:t>
-      </w:r>
-      <w:proofErr w:type="spellStart"/>
-      <w:r>
-        <w:t>get_all_</w:t>
-      </w:r>
-      <w:proofErr w:type="gramStart"/>
-      <w:r>
-        <w:t>tasks</w:t>
-      </w:r>
-      <w:proofErr w:type="spellEnd"/>
-      <w:r>
-        <w:t>(</w:t>
-      </w:r>
-      <w:proofErr w:type="gramEnd"/>
-      <w:r>
-        <w:t>)</w:t>
-      </w:r>
-    </w:p>
-    <w:p>
-      <w:pPr>
-        <w:pStyle w:val="af0"/>
-        <w:ind w:left="-851"/>
-      </w:pPr>
-      <w:r>
-        <w:t xml:space="preserve">    if </w:t>
-      </w:r>
-      <w:proofErr w:type="spellStart"/>
-      <w:r>
-        <w:t>len</w:t>
-      </w:r>
-      <w:proofErr w:type="spellEnd"/>
-      <w:r>
-        <w:t>(tasks) == 0:</w:t>
-      </w:r>
-    </w:p>
-    <w:p>
-      <w:pPr>
-        <w:pStyle w:val="af0"/>
-        <w:ind w:left="-851"/>
-      </w:pPr>
-      <w:r>
-        <w:t xml:space="preserve">        </w:t>
-      </w:r>
-      <w:proofErr w:type="gramStart"/>
-      <w:r>
-        <w:t>print(</w:t>
-      </w:r>
-      <w:proofErr w:type="gramEnd"/>
-      <w:r>
-        <w:t>"\nЗадач пока нет.")</w:t>
-      </w:r>
-    </w:p>
-    <w:p>
-      <w:pPr>
-        <w:pStyle w:val="af0"/>
-        <w:ind w:left="-851"/>
-      </w:pPr>
-      <w:r>
-        <w:t xml:space="preserve">        return</w:t>
-      </w:r>
-    </w:p>
-    <w:p>
-      <w:pPr>
-        <w:pStyle w:val="af0"/>
-        <w:ind w:left="-851"/>
-      </w:pPr>
-    </w:p>
-    <w:p>
-      <w:pPr>
-        <w:pStyle w:val="af0"/>
-        <w:ind w:left="-851"/>
-      </w:pPr>
-      <w:r>
+      <w:r>
+        <w:t>print</w:t>
+      </w:r>
+      <w:r>
+        <w:rPr>
+          <w:lang w:val="ru-RU"/>
+        </w:rPr>
+        <w:t>("  1. Показать все задачи")</w:t>
+      </w:r>
+    </w:p>
+    <w:p>
+      <w:pPr>
+        <w:pStyle w:val="af0"/>
+        <w:ind w:left="-851"/>
+        <w:rPr>
+          <w:lang w:val="ru-RU"/>
+        </w:rPr>
+      </w:pPr>
+      <w:r>
+        <w:rPr>
+          <w:lang w:val="ru-RU"/>
+        </w:rPr>
         <w:t xml:space="preserve">    </w:t>
       </w:r>
-      <w:proofErr w:type="spellStart"/>
-      <w:r>
-        <w:t>total_all</w:t>
-      </w:r>
-      <w:proofErr w:type="spellEnd"/>
-      <w:r>
-        <w:t xml:space="preserve"> = </w:t>
-      </w:r>
-      <w:proofErr w:type="spellStart"/>
-      <w:r>
-        <w:t>len</w:t>
-      </w:r>
-      <w:proofErr w:type="spellEnd"/>
-      <w:r>
-        <w:t>(tasks)</w:t>
-      </w:r>
-    </w:p>
-    <w:p>
-      <w:pPr>
-        <w:pStyle w:val="af0"/>
-        <w:ind w:left="-851"/>
-      </w:pPr>
-      <w:r>
+      <w:r>
+        <w:t>print</w:t>
+      </w:r>
+      <w:r>
+        <w:rPr>
+          <w:lang w:val="ru-RU"/>
+        </w:rPr>
+        <w:t>("  2. Добавить задачу")</w:t>
+      </w:r>
+    </w:p>
+    <w:p>
+      <w:pPr>
+        <w:pStyle w:val="af0"/>
+        <w:ind w:left="-851"/>
+        <w:rPr>
+          <w:lang w:val="ru-RU"/>
+        </w:rPr>
+      </w:pPr>
+      <w:r>
+        <w:rPr>
+          <w:lang w:val="ru-RU"/>
+        </w:rPr>
         <w:t xml:space="preserve">    </w:t>
       </w:r>
-      <w:proofErr w:type="spellStart"/>
-      <w:r>
-        <w:t>done_all</w:t>
-      </w:r>
-      <w:proofErr w:type="spellEnd"/>
-      <w:r>
-        <w:t xml:space="preserve"> = </w:t>
-      </w:r>
-      <w:proofErr w:type="gramStart"/>
-      <w:r>
-        <w:t>sum(</w:t>
-      </w:r>
-      <w:proofErr w:type="gramEnd"/>
-      <w:r>
-        <w:t>1 for t in tasks if t["done"])</w:t>
-      </w:r>
-    </w:p>
-    <w:p>
-      <w:pPr>
-        <w:pStyle w:val="af0"/>
-        <w:ind w:left="-851"/>
-      </w:pPr>
-    </w:p>
-    <w:p>
-      <w:pPr>
-        <w:pStyle w:val="af0"/>
-        <w:ind w:left="-851"/>
-      </w:pPr>
-      <w:r>
+      <w:r>
+        <w:t>print</w:t>
+      </w:r>
+      <w:r>
+        <w:rPr>
+          <w:lang w:val="ru-RU"/>
+        </w:rPr>
+        <w:t>("  3. Отметить задачу выполненной")</w:t>
+      </w:r>
+    </w:p>
+    <w:p>
+      <w:pPr>
+        <w:pStyle w:val="af0"/>
+        <w:ind w:left="-851"/>
+        <w:rPr>
+          <w:lang w:val="ru-RU"/>
+        </w:rPr>
+      </w:pPr>
+      <w:r>
+        <w:rPr>
+          <w:lang w:val="ru-RU"/>
+        </w:rPr>
         <w:t xml:space="preserve">    </w:t>
       </w:r>
-      <w:proofErr w:type="gramStart"/>
-      <w:r>
-        <w:t>print(</w:t>
-      </w:r>
-      <w:proofErr w:type="gramEnd"/>
-      <w:r>
-        <w:t>"\n=== Статистика ===")</w:t>
-      </w:r>
-    </w:p>
-    <w:p>
-      <w:pPr>
-        <w:pStyle w:val="af0"/>
-        <w:ind w:left="-851"/>
-      </w:pPr>
-      <w:r>
+      <w:r>
+        <w:t>print</w:t>
+      </w:r>
+      <w:r>
+        <w:rPr>
+          <w:lang w:val="ru-RU"/>
+        </w:rPr>
+        <w:t>("  4. Удалить задачу")</w:t>
+      </w:r>
+    </w:p>
+    <w:p>
+      <w:pPr>
+        <w:pStyle w:val="af0"/>
+        <w:ind w:left="-851"/>
+      </w:pPr>
+      <w:r>
+        <w:rPr>
+          <w:lang w:val="ru-RU"/>
+        </w:rPr>
         <w:t xml:space="preserve">    </w:t>
       </w:r>
-      <w:proofErr w:type="gramStart"/>
-      <w:r>
-        <w:t>print(</w:t>
-      </w:r>
-      <w:proofErr w:type="gramEnd"/>
-      <w:r>
-        <w:t>"Всего задач:  " + str(</w:t>
-      </w:r>
-      <w:proofErr w:type="spellStart"/>
-      <w:r>
-        <w:t>total_all</w:t>
-      </w:r>
-      <w:proofErr w:type="spellEnd"/>
-      <w:r>
-        <w:t>))</w:t>
-      </w:r>
-    </w:p>
-    <w:p>
-      <w:pPr>
-        <w:pStyle w:val="af0"/>
-        <w:ind w:left="-851"/>
-      </w:pPr>
-      <w:r>
+      <w:r>
+        <w:t>print("  5. Статистика")</w:t>
+      </w:r>
+    </w:p>
+    <w:p>
+      <w:pPr>
+        <w:pStyle w:val="af0"/>
+        <w:ind w:left="-851"/>
+      </w:pPr>
+      <w:r>
+        <w:t xml:space="preserve">    print("  0. Выход")</w:t>
+      </w:r>
+    </w:p>
+    <w:p>
+      <w:pPr>
+        <w:pStyle w:val="af0"/>
+        <w:ind w:left="-851"/>
+        <w:rPr>
+          <w:lang w:val="ru-RU"/>
+        </w:rPr>
+      </w:pPr>
+      <w:r>
+        <w:t xml:space="preserve">    print</w:t>
+      </w:r>
+      <w:r>
+        <w:rPr>
+          <w:lang w:val="ru-RU"/>
+        </w:rPr>
+        <w:t>("==========================================")</w:t>
+      </w:r>
+    </w:p>
+    <w:p>
+      <w:pPr>
+        <w:pStyle w:val="af0"/>
+        <w:ind w:left="-851"/>
+        <w:rPr>
+          <w:lang w:val="ru-RU"/>
+        </w:rPr>
+      </w:pPr>
+    </w:p>
+    <w:p>
+      <w:pPr>
+        <w:pStyle w:val="af0"/>
+        <w:ind w:left="-851"/>
+        <w:rPr>
+          <w:lang w:val="ru-RU"/>
+        </w:rPr>
+      </w:pPr>
+    </w:p>
+    <w:p>
+      <w:pPr>
+        <w:pStyle w:val="af0"/>
+        <w:ind w:left="-851"/>
+        <w:rPr>
+          <w:lang w:val="ru-RU"/>
+        </w:rPr>
+      </w:pPr>
+      <w:r>
+        <w:t>def</w:t>
+      </w:r>
+      <w:r>
+        <w:rPr>
+          <w:lang w:val="ru-RU"/>
+        </w:rPr>
+        <w:t xml:space="preserve"> </w:t>
+      </w:r>
+      <w:r>
+        <w:t>main</w:t>
+      </w:r>
+      <w:r>
+        <w:rPr>
+          <w:lang w:val="ru-RU"/>
+        </w:rPr>
+        <w:t>():</w:t>
+      </w:r>
+    </w:p>
+    <w:p>
+      <w:pPr>
+        <w:pStyle w:val="af0"/>
+        <w:ind w:left="-851"/>
+        <w:rPr>
+          <w:lang w:val="ru-RU"/>
+        </w:rPr>
+      </w:pPr>
+      <w:r>
+        <w:rPr>
+          <w:lang w:val="ru-RU"/>
+        </w:rPr>
         <w:t xml:space="preserve">    </w:t>
       </w:r>
-      <w:proofErr w:type="gramStart"/>
-      <w:r>
-        <w:t>print(</w:t>
-      </w:r>
-      <w:proofErr w:type="gramEnd"/>
-      <w:r>
-        <w:t>"Выполнено:    " + str(</w:t>
-      </w:r>
-      <w:proofErr w:type="spellStart"/>
-      <w:r>
-        <w:t>done_all</w:t>
-      </w:r>
-      <w:proofErr w:type="spellEnd"/>
-      <w:r>
-        <w:t>))</w:t>
-      </w:r>
-    </w:p>
-    <w:p>
-      <w:pPr>
-        <w:pStyle w:val="af0"/>
-        <w:ind w:left="-851"/>
-      </w:pPr>
-      <w:r>
+      <w:r>
+        <w:t>print</w:t>
+      </w:r>
+      <w:r>
+        <w:rPr>
+          <w:lang w:val="ru-RU"/>
+        </w:rPr>
+        <w:t>("Добро пожаловать в Менеджер учебных задач!")</w:t>
+      </w:r>
+    </w:p>
+    <w:p>
+      <w:pPr>
+        <w:pStyle w:val="af0"/>
+        <w:ind w:left="-851"/>
+      </w:pPr>
+      <w:r>
+        <w:rPr>
+          <w:lang w:val="ru-RU"/>
+        </w:rPr>
         <w:t xml:space="preserve">    </w:t>
       </w:r>
-      <w:proofErr w:type="gramStart"/>
-      <w:r>
-        <w:t>print(</w:t>
-      </w:r>
-      <w:proofErr w:type="gramEnd"/>
-      <w:r>
-        <w:t>"Активных:     " + str(</w:t>
-      </w:r>
-      <w:proofErr w:type="spellStart"/>
-      <w:r>
-        <w:t>total_all</w:t>
-      </w:r>
-      <w:proofErr w:type="spellEnd"/>
-      <w:r>
-        <w:t xml:space="preserve"> - </w:t>
-      </w:r>
-      <w:proofErr w:type="spellStart"/>
-      <w:r>
-        <w:t>done_all</w:t>
-      </w:r>
-      <w:proofErr w:type="spellEnd"/>
-      <w:r>
-        <w:t>))</w:t>
-      </w:r>
-    </w:p>
-    <w:p>
-      <w:pPr>
-        <w:pStyle w:val="af0"/>
-        <w:ind w:left="-851"/>
-      </w:pPr>
-    </w:p>
-    <w:p>
-      <w:pPr>
-        <w:pStyle w:val="af0"/>
-        <w:ind w:left="-851"/>
-      </w:pPr>
-      <w:r>
-        <w:t xml:space="preserve">    stats = </w:t>
-      </w:r>
-      <w:proofErr w:type="spellStart"/>
-      <w:r>
-        <w:t>get_</w:t>
-      </w:r>
-      <w:proofErr w:type="gramStart"/>
-      <w:r>
-        <w:t>statistics</w:t>
-      </w:r>
-      <w:proofErr w:type="spellEnd"/>
-      <w:r>
-        <w:t>(</w:t>
-      </w:r>
-      <w:proofErr w:type="gramEnd"/>
-      <w:r>
-        <w:t>)</w:t>
-      </w:r>
-    </w:p>
-    <w:p>
-      <w:pPr>
-        <w:pStyle w:val="af0"/>
-        <w:ind w:left="-851"/>
-      </w:pPr>
-      <w:r>
-        <w:t xml:space="preserve">    if </w:t>
-      </w:r>
-      <w:proofErr w:type="spellStart"/>
-      <w:r>
-        <w:t>len</w:t>
-      </w:r>
-      <w:proofErr w:type="spellEnd"/>
-      <w:r>
-        <w:t>(stats) &gt; 0:</w:t>
-      </w:r>
-    </w:p>
-    <w:p>
-      <w:pPr>
-        <w:pStyle w:val="af0"/>
-        <w:ind w:left="-851"/>
-        <w:rPr>
-          <w:lang w:val="ru-RU"/>
-        </w:rPr>
-      </w:pPr>
-      <w:r>
-        <w:t xml:space="preserve">        </w:t>
-      </w:r>
-      <w:proofErr w:type="gramStart"/>
-      <w:r>
-        <w:t>print</w:t>
-      </w:r>
-      <w:r>
-        <w:rPr>
-          <w:lang w:val="ru-RU"/>
-        </w:rPr>
-        <w:t>(</w:t>
-      </w:r>
-      <w:proofErr w:type="gramEnd"/>
-      <w:r>
-        <w:rPr>
-          <w:lang w:val="ru-RU"/>
-        </w:rPr>
-        <w:t>"\</w:t>
-      </w:r>
-      <w:r>
-        <w:t>n</w:t>
-      </w:r>
-      <w:r>
-        <w:rPr>
-          <w:lang w:val="ru-RU"/>
-        </w:rPr>
-        <w:t>По предметам:")</w:t>
-      </w:r>
-    </w:p>
-    <w:p>
-      <w:pPr>
-        <w:pStyle w:val="af0"/>
-        <w:ind w:left="-851"/>
-        <w:rPr>
-          <w:lang w:val="ru-RU"/>
-        </w:rPr>
-      </w:pPr>
-      <w:r>
-        <w:rPr>
-          <w:lang w:val="ru-RU"/>
-        </w:rPr>
-        <w:t xml:space="preserve">        </w:t>
-      </w:r>
-      <w:proofErr w:type="gramStart"/>
-      <w:r>
-        <w:t>print</w:t>
-      </w:r>
-      <w:r>
-        <w:rPr>
-          <w:lang w:val="ru-RU"/>
-        </w:rPr>
-        <w:t>(</w:t>
-      </w:r>
-      <w:proofErr w:type="gramEnd"/>
-      <w:r>
-        <w:rPr>
-          <w:lang w:val="ru-RU"/>
-        </w:rPr>
-        <w:t>"  " + "Предмет".</w:t>
-      </w:r>
-      <w:proofErr w:type="spellStart"/>
-      <w:r>
-        <w:t>ljust</w:t>
-      </w:r>
-      <w:proofErr w:type="spellEnd"/>
-      <w:r>
-        <w:rPr>
-          <w:lang w:val="ru-RU"/>
-        </w:rPr>
-        <w:t>(25) + "Всего   Выполнено")</w:t>
-      </w:r>
-    </w:p>
-    <w:p>
-      <w:pPr>
-        <w:pStyle w:val="af0"/>
-        <w:ind w:left="-851"/>
-      </w:pPr>
-      <w:r>
-        <w:rPr>
-          <w:lang w:val="ru-RU"/>
-        </w:rPr>
-        <w:t xml:space="preserve">        </w:t>
-      </w:r>
-      <w:proofErr w:type="gramStart"/>
-      <w:r>
-        <w:t>print(</w:t>
-      </w:r>
-      <w:proofErr w:type="gramEnd"/>
-      <w:r>
-        <w:t>"  " + "-" * 40)</w:t>
-      </w:r>
-    </w:p>
-    <w:p>
-      <w:pPr>
-        <w:pStyle w:val="af0"/>
-        <w:ind w:left="-851"/>
-      </w:pPr>
-      <w:r>
-        <w:t xml:space="preserve">        for row in stats:</w:t>
-      </w:r>
-    </w:p>
-    <w:p>
-      <w:pPr>
-        <w:pStyle w:val="af0"/>
-        <w:ind w:left="-851"/>
-      </w:pPr>
-      <w:r>
-        <w:t xml:space="preserve">            </w:t>
-      </w:r>
-      <w:proofErr w:type="spellStart"/>
-      <w:r>
-        <w:t>done_count</w:t>
-      </w:r>
-      <w:proofErr w:type="spellEnd"/>
-      <w:r>
-        <w:t xml:space="preserve"> = row["</w:t>
-      </w:r>
-      <w:proofErr w:type="spellStart"/>
-      <w:r>
-        <w:t>done_count</w:t>
-      </w:r>
-      <w:proofErr w:type="spellEnd"/>
-      <w:r>
-        <w:t>"] if row["</w:t>
-      </w:r>
-      <w:proofErr w:type="spellStart"/>
-      <w:r>
-        <w:t>done_count</w:t>
-      </w:r>
-      <w:proofErr w:type="spellEnd"/>
-      <w:r>
-        <w:t>"] else 0</w:t>
-      </w:r>
-    </w:p>
-    <w:p>
-      <w:pPr>
-        <w:pStyle w:val="af0"/>
-        <w:ind w:left="-851"/>
-      </w:pPr>
-      <w:r>
-        <w:t xml:space="preserve">            </w:t>
-      </w:r>
-      <w:proofErr w:type="gramStart"/>
-      <w:r>
-        <w:t>print(</w:t>
-      </w:r>
-      <w:proofErr w:type="gramEnd"/>
-      <w:r>
-        <w:t>"  " + row["subject"].</w:t>
-      </w:r>
-      <w:proofErr w:type="spellStart"/>
-      <w:r>
-        <w:t>ljust</w:t>
-      </w:r>
-      <w:proofErr w:type="spellEnd"/>
-      <w:r>
-        <w:t>(25) +</w:t>
-      </w:r>
-    </w:p>
-    <w:p>
-      <w:pPr>
-        <w:pStyle w:val="af0"/>
-        <w:ind w:left="-851"/>
-      </w:pPr>
-      <w:r>
-        <w:t xml:space="preserve">                  str(row["total"]</w:t>
-      </w:r>
-      <w:proofErr w:type="gramStart"/>
-      <w:r>
-        <w:t>).</w:t>
-      </w:r>
-      <w:proofErr w:type="spellStart"/>
-      <w:r>
-        <w:t>ljust</w:t>
-      </w:r>
-      <w:proofErr w:type="spellEnd"/>
-      <w:proofErr w:type="gramEnd"/>
-      <w:r>
-        <w:t>(8) + str(</w:t>
-      </w:r>
-      <w:proofErr w:type="spellStart"/>
-      <w:r>
-        <w:t>done_count</w:t>
-      </w:r>
-      <w:proofErr w:type="spellEnd"/>
-      <w:r>
-        <w:t>))</w:t>
-      </w:r>
-    </w:p>
-    <w:p>
-      <w:pPr>
-        <w:pStyle w:val="af0"/>
-        <w:ind w:left="-851"/>
-      </w:pPr>
-      <w:r>
-        <w:t xml:space="preserve">    </w:t>
-      </w:r>
-      <w:proofErr w:type="gramStart"/>
-      <w:r>
-        <w:t>print(</w:t>
-      </w:r>
-      <w:proofErr w:type="gramEnd"/>
-      <w:r>
-        <w:t>)</w:t>
-      </w:r>
-    </w:p>
-    <w:p>
-      <w:pPr>
-        <w:pStyle w:val="af0"/>
-        <w:ind w:left="-851"/>
-      </w:pPr>
-    </w:p>
-    <w:p>
-      <w:pPr>
-        <w:pStyle w:val="af0"/>
-        <w:ind w:left="-851"/>
-      </w:pPr>
-    </w:p>
-    <w:p>
-      <w:pPr>
-        <w:pStyle w:val="af0"/>
-        <w:ind w:left="-851"/>
-      </w:pPr>
-      <w:r>
-        <w:t xml:space="preserve">def </w:t>
-      </w:r>
-      <w:proofErr w:type="spellStart"/>
-      <w:r>
-        <w:t>print_</w:t>
-      </w:r>
-      <w:proofErr w:type="gramStart"/>
-      <w:r>
-        <w:t>menu</w:t>
-      </w:r>
-      <w:proofErr w:type="spellEnd"/>
-      <w:r>
-        <w:t>(</w:t>
-      </w:r>
-      <w:proofErr w:type="gramEnd"/>
-      <w:r>
-        <w:t>):</w:t>
-      </w:r>
-    </w:p>
-    <w:p>
-      <w:pPr>
-        <w:pStyle w:val="af0"/>
-        <w:ind w:left="-851"/>
-      </w:pPr>
-      <w:r>
-        <w:t xml:space="preserve">    print("\n==========================================")</w:t>
-      </w:r>
-    </w:p>
-    <w:p>
-      <w:pPr>
-        <w:pStyle w:val="af0"/>
-        <w:ind w:left="-851"/>
-        <w:rPr>
-          <w:lang w:val="ru-RU"/>
-        </w:rPr>
-      </w:pPr>
-      <w:r>
-        <w:t xml:space="preserve">    </w:t>
-      </w:r>
-      <w:proofErr w:type="gramStart"/>
-      <w:r>
-        <w:t>print</w:t>
-      </w:r>
-      <w:r>
-        <w:rPr>
-          <w:lang w:val="ru-RU"/>
-        </w:rPr>
-        <w:t>(</w:t>
-      </w:r>
-      <w:proofErr w:type="gramEnd"/>
-      <w:r>
-        <w:rPr>
-          <w:lang w:val="ru-RU"/>
-        </w:rPr>
-        <w:t>"       МЕНЕДЖЕР УЧЕБНЫХ ЗАДАЧ")</w:t>
-      </w:r>
-    </w:p>
-    <w:p>
-      <w:pPr>
-        <w:pStyle w:val="af0"/>
-        <w:ind w:left="-851"/>
-        <w:rPr>
-          <w:lang w:val="ru-RU"/>
-        </w:rPr>
-      </w:pPr>
-      <w:r>
-        <w:rPr>
-          <w:lang w:val="ru-RU"/>
-        </w:rPr>
-        <w:t xml:space="preserve">    </w:t>
-      </w:r>
-      <w:proofErr w:type="gramStart"/>
-      <w:r>
-        <w:t>print</w:t>
-      </w:r>
-      <w:r>
-        <w:rPr>
-          <w:lang w:val="ru-RU"/>
-        </w:rPr>
-        <w:t>(</w:t>
-      </w:r>
-      <w:proofErr w:type="gramEnd"/>
-      <w:r>
-        <w:rPr>
-          <w:lang w:val="ru-RU"/>
-        </w:rPr>
-        <w:t>"==========================================")</w:t>
-      </w:r>
-    </w:p>
-    <w:p>
-      <w:pPr>
-        <w:pStyle w:val="af0"/>
-        <w:ind w:left="-851"/>
-        <w:rPr>
-          <w:lang w:val="ru-RU"/>
-        </w:rPr>
-      </w:pPr>
-      <w:r>
-        <w:rPr>
-          <w:lang w:val="ru-RU"/>
-        </w:rPr>
-        <w:t xml:space="preserve">    </w:t>
-      </w:r>
-      <w:proofErr w:type="gramStart"/>
-      <w:r>
-        <w:t>print</w:t>
-      </w:r>
-      <w:r>
-        <w:rPr>
-          <w:lang w:val="ru-RU"/>
-        </w:rPr>
-        <w:t>(</w:t>
-      </w:r>
-      <w:proofErr w:type="gramEnd"/>
-      <w:r>
-        <w:rPr>
-          <w:lang w:val="ru-RU"/>
-        </w:rPr>
-        <w:t>"  1. Показать все задачи")</w:t>
-      </w:r>
-    </w:p>
-    <w:p>
-      <w:pPr>
-        <w:pStyle w:val="af0"/>
-        <w:ind w:left="-851"/>
-        <w:rPr>
-          <w:lang w:val="ru-RU"/>
-        </w:rPr>
-      </w:pPr>
-      <w:r>
-        <w:rPr>
-          <w:lang w:val="ru-RU"/>
-        </w:rPr>
-        <w:t xml:space="preserve">    </w:t>
-      </w:r>
-      <w:proofErr w:type="gramStart"/>
-      <w:r>
-        <w:t>print</w:t>
-      </w:r>
-      <w:r>
-        <w:rPr>
-          <w:lang w:val="ru-RU"/>
-        </w:rPr>
-        <w:t>(</w:t>
-      </w:r>
-      <w:proofErr w:type="gramEnd"/>
-      <w:r>
-        <w:rPr>
-          <w:lang w:val="ru-RU"/>
-        </w:rPr>
-        <w:t>"  2. Добавить задачу")</w:t>
-      </w:r>
-    </w:p>
-    <w:p>
-      <w:pPr>
-        <w:pStyle w:val="af0"/>
-        <w:ind w:left="-851"/>
-        <w:rPr>
-          <w:lang w:val="ru-RU"/>
-        </w:rPr>
-      </w:pPr>
-      <w:r>
-        <w:rPr>
-          <w:lang w:val="ru-RU"/>
-        </w:rPr>
-        <w:t xml:space="preserve">    </w:t>
-      </w:r>
-      <w:proofErr w:type="gramStart"/>
-      <w:r>
-        <w:t>print</w:t>
-      </w:r>
-      <w:r>
-        <w:rPr>
-          <w:lang w:val="ru-RU"/>
-        </w:rPr>
-        <w:t>(</w:t>
-      </w:r>
-      <w:proofErr w:type="gramEnd"/>
-      <w:r>
-        <w:rPr>
-          <w:lang w:val="ru-RU"/>
-        </w:rPr>
-        <w:t>"  3. Отметить задачу выполненной")</w:t>
-      </w:r>
-    </w:p>
-    <w:p>
-      <w:pPr>
-        <w:pStyle w:val="af0"/>
-        <w:ind w:left="-851"/>
-        <w:rPr>
-          <w:lang w:val="ru-RU"/>
-        </w:rPr>
-      </w:pPr>
-      <w:r>
-        <w:rPr>
-          <w:lang w:val="ru-RU"/>
-        </w:rPr>
-        <w:t xml:space="preserve">    </w:t>
-      </w:r>
-      <w:proofErr w:type="gramStart"/>
-      <w:r>
-        <w:t>print</w:t>
-      </w:r>
-      <w:r>
-        <w:rPr>
-          <w:lang w:val="ru-RU"/>
-        </w:rPr>
-        <w:t>(</w:t>
-      </w:r>
-      <w:proofErr w:type="gramEnd"/>
-      <w:r>
-        <w:rPr>
-          <w:lang w:val="ru-RU"/>
-        </w:rPr>
-        <w:t>"  4. Удалить задачу")</w:t>
-      </w:r>
-    </w:p>
-    <w:p>
-      <w:pPr>
-        <w:pStyle w:val="af0"/>
-        <w:ind w:left="-851"/>
-      </w:pPr>
-      <w:r>
-        <w:rPr>
-          <w:lang w:val="ru-RU"/>
-        </w:rPr>
-        <w:t xml:space="preserve">    </w:t>
-      </w:r>
-      <w:proofErr w:type="gramStart"/>
-      <w:r>
-        <w:t>print(</w:t>
-      </w:r>
-      <w:proofErr w:type="gramEnd"/>
-      <w:r>
-        <w:t>"  5. Статистика")</w:t>
-      </w:r>
-    </w:p>
-    <w:p>
-      <w:pPr>
-        <w:pStyle w:val="af0"/>
-        <w:ind w:left="-851"/>
-      </w:pPr>
-      <w:r>
-        <w:t xml:space="preserve">    </w:t>
-      </w:r>
-      <w:proofErr w:type="gramStart"/>
-      <w:r>
-        <w:t>print(</w:t>
-      </w:r>
-      <w:proofErr w:type="gramEnd"/>
-      <w:r>
-        <w:t>"  0. Выход")</w:t>
-      </w:r>
-    </w:p>
-    <w:p>
-      <w:pPr>
-        <w:pStyle w:val="af0"/>
-        <w:ind w:left="-851"/>
-        <w:rPr>
-          <w:lang w:val="ru-RU"/>
-        </w:rPr>
-      </w:pPr>
-      <w:r>
-        <w:t xml:space="preserve">    </w:t>
-      </w:r>
-      <w:proofErr w:type="gramStart"/>
-      <w:r>
-        <w:t>print</w:t>
-      </w:r>
-      <w:r>
-        <w:rPr>
-          <w:lang w:val="ru-RU"/>
-        </w:rPr>
-        <w:t>(</w:t>
-      </w:r>
-      <w:proofErr w:type="gramEnd"/>
-      <w:r>
-        <w:rPr>
-          <w:lang w:val="ru-RU"/>
-        </w:rPr>
-        <w:t>"==========================================")</w:t>
-      </w:r>
-    </w:p>
-    <w:p>
-      <w:pPr>
-        <w:pStyle w:val="af0"/>
-        <w:ind w:left="-851"/>
-        <w:rPr>
-          <w:lang w:val="ru-RU"/>
-        </w:rPr>
-      </w:pPr>
-    </w:p>
-    <w:p>
-      <w:pPr>
-        <w:pStyle w:val="af0"/>
-        <w:ind w:left="-851"/>
-        <w:rPr>
-          <w:lang w:val="ru-RU"/>
-        </w:rPr>
-      </w:pPr>
-    </w:p>
-    <w:p>
-      <w:pPr>
-        <w:pStyle w:val="af0"/>
-        <w:ind w:left="-851"/>
-        <w:rPr>
-          <w:lang w:val="ru-RU"/>
-        </w:rPr>
-      </w:pPr>
-      <w:r>
-        <w:t>def</w:t>
-      </w:r>
-      <w:r>
-        <w:rPr>
-          <w:lang w:val="ru-RU"/>
-        </w:rPr>
-        <w:t xml:space="preserve"> </w:t>
-      </w:r>
-      <w:proofErr w:type="gramStart"/>
-      <w:r>
-        <w:t>main</w:t>
-      </w:r>
-      <w:r>
-        <w:rPr>
-          <w:lang w:val="ru-RU"/>
-        </w:rPr>
-        <w:t>(</w:t>
-      </w:r>
-      <w:proofErr w:type="gramEnd"/>
-      <w:r>
-        <w:rPr>
-          <w:lang w:val="ru-RU"/>
-        </w:rPr>
-        <w:t>):</w:t>
-      </w:r>
-    </w:p>
-    <w:p>
-      <w:pPr>
-        <w:pStyle w:val="af0"/>
-        <w:ind w:left="-851"/>
-        <w:rPr>
-          <w:lang w:val="ru-RU"/>
-        </w:rPr>
-      </w:pPr>
-      <w:r>
-        <w:rPr>
-          <w:lang w:val="ru-RU"/>
-        </w:rPr>
-        <w:t xml:space="preserve">    </w:t>
-      </w:r>
-      <w:proofErr w:type="gramStart"/>
-      <w:r>
-        <w:t>print</w:t>
-      </w:r>
-      <w:r>
-        <w:rPr>
-          <w:lang w:val="ru-RU"/>
-        </w:rPr>
-        <w:t>(</w:t>
-      </w:r>
-      <w:proofErr w:type="gramEnd"/>
-      <w:r>
-        <w:rPr>
-          <w:lang w:val="ru-RU"/>
-        </w:rPr>
-        <w:t>"Добро пожаловать в Менеджер учебных задач!")</w:t>
-      </w:r>
-    </w:p>
-    <w:p>
-      <w:pPr>
-        <w:pStyle w:val="af0"/>
-        <w:ind w:left="-851"/>
-      </w:pPr>
-      <w:r>
-        <w:rPr>
-          <w:lang w:val="ru-RU"/>
-        </w:rPr>
-        <w:t xml:space="preserve">    </w:t>
-      </w:r>
-      <w:proofErr w:type="spellStart"/>
-      <w:r>
-        <w:t>init_</w:t>
-      </w:r>
-      <w:proofErr w:type="gramStart"/>
-      <w:r>
-        <w:t>db</w:t>
-      </w:r>
-      <w:proofErr w:type="spellEnd"/>
-      <w:r>
-        <w:t>(</w:t>
-      </w:r>
-      <w:proofErr w:type="gramEnd"/>
-      <w:r>
-        <w:t>)</w:t>
+      <w:proofErr w:type="spellStart"/>
+      <w:r>
+        <w:t>init_db</w:t>
+      </w:r>
+      <w:proofErr w:type="spellEnd"/>
+      <w:r>
+        <w:t>()</w:t>
       </w:r>
     </w:p>
     <w:p>
@@ -10055,36 +8965,20 @@
       </w:r>
       <w:proofErr w:type="spellStart"/>
       <w:r>
-        <w:t>print_</w:t>
-      </w:r>
-      <w:proofErr w:type="gramStart"/>
-      <w:r>
-        <w:t>menu</w:t>
-      </w:r>
-      <w:proofErr w:type="spellEnd"/>
-      <w:r>
-        <w:t>(</w:t>
-      </w:r>
-      <w:proofErr w:type="gramEnd"/>
-      <w:r>
-        <w:t>)</w:t>
-      </w:r>
-    </w:p>
-    <w:p>
-      <w:pPr>
-        <w:pStyle w:val="af0"/>
-        <w:ind w:left="-851"/>
-      </w:pPr>
-      <w:r>
-        <w:t xml:space="preserve">        choice = </w:t>
-      </w:r>
-      <w:proofErr w:type="gramStart"/>
-      <w:r>
-        <w:t>input(</w:t>
-      </w:r>
-      <w:proofErr w:type="gramEnd"/>
-      <w:r>
-        <w:t>"Выберите пункт меню: ").strip()</w:t>
+        <w:t>print_menu</w:t>
+      </w:r>
+      <w:proofErr w:type="spellEnd"/>
+      <w:r>
+        <w:t>()</w:t>
+      </w:r>
+    </w:p>
+    <w:p>
+      <w:pPr>
+        <w:pStyle w:val="af0"/>
+        <w:ind w:left="-851"/>
+      </w:pPr>
+      <w:r>
+        <w:t xml:space="preserve">        choice = input("Выберите пункт меню: ").strip()</w:t>
       </w:r>
     </w:p>
     <w:p>
@@ -10112,19 +9006,11 @@
       </w:r>
       <w:proofErr w:type="spellStart"/>
       <w:r>
-        <w:t>view_</w:t>
-      </w:r>
-      <w:proofErr w:type="gramStart"/>
-      <w:r>
-        <w:t>tasks</w:t>
-      </w:r>
-      <w:proofErr w:type="spellEnd"/>
-      <w:r>
-        <w:t>(</w:t>
-      </w:r>
-      <w:proofErr w:type="gramEnd"/>
-      <w:r>
-        <w:t>)</w:t>
+        <w:t>view_tasks</w:t>
+      </w:r>
+      <w:proofErr w:type="spellEnd"/>
+      <w:r>
+        <w:t>()</w:t>
       </w:r>
     </w:p>
     <w:p>
@@ -10154,19 +9040,11 @@
       </w:r>
       <w:proofErr w:type="spellStart"/>
       <w:r>
-        <w:t>add_</w:t>
-      </w:r>
-      <w:proofErr w:type="gramStart"/>
-      <w:r>
-        <w:t>task</w:t>
-      </w:r>
-      <w:proofErr w:type="spellEnd"/>
-      <w:r>
-        <w:t>(</w:t>
-      </w:r>
-      <w:proofErr w:type="gramEnd"/>
-      <w:r>
-        <w:t>)</w:t>
+        <w:t>add_task</w:t>
+      </w:r>
+      <w:proofErr w:type="spellEnd"/>
+      <w:r>
+        <w:t>()</w:t>
       </w:r>
     </w:p>
     <w:p>
@@ -10196,19 +9074,11 @@
       </w:r>
       <w:proofErr w:type="spellStart"/>
       <w:r>
-        <w:t>mark_</w:t>
-      </w:r>
-      <w:proofErr w:type="gramStart"/>
-      <w:r>
-        <w:t>done</w:t>
-      </w:r>
-      <w:proofErr w:type="spellEnd"/>
-      <w:r>
-        <w:t>(</w:t>
-      </w:r>
-      <w:proofErr w:type="gramEnd"/>
-      <w:r>
-        <w:t>)</w:t>
+        <w:t>mark_done</w:t>
+      </w:r>
+      <w:proofErr w:type="spellEnd"/>
+      <w:r>
+        <w:t>()</w:t>
       </w:r>
     </w:p>
     <w:p>
@@ -10238,19 +9108,11 @@
       </w:r>
       <w:proofErr w:type="spellStart"/>
       <w:r>
-        <w:t>delete_</w:t>
-      </w:r>
-      <w:proofErr w:type="gramStart"/>
-      <w:r>
-        <w:t>task</w:t>
-      </w:r>
-      <w:proofErr w:type="spellEnd"/>
-      <w:r>
-        <w:t>(</w:t>
-      </w:r>
-      <w:proofErr w:type="gramEnd"/>
-      <w:r>
-        <w:t>)</w:t>
+        <w:t>delete_task</w:t>
+      </w:r>
+      <w:proofErr w:type="spellEnd"/>
+      <w:r>
+        <w:t>()</w:t>
       </w:r>
     </w:p>
     <w:p>
@@ -10280,19 +9142,11 @@
       </w:r>
       <w:proofErr w:type="spellStart"/>
       <w:r>
-        <w:t>show_</w:t>
-      </w:r>
-      <w:proofErr w:type="gramStart"/>
-      <w:r>
-        <w:t>statistics</w:t>
-      </w:r>
-      <w:proofErr w:type="spellEnd"/>
-      <w:r>
-        <w:t>(</w:t>
-      </w:r>
-      <w:proofErr w:type="gramEnd"/>
-      <w:r>
-        <w:t>)</w:t>
+        <w:t>show_statistics</w:t>
+      </w:r>
+      <w:proofErr w:type="spellEnd"/>
+      <w:r>
+        <w:t>()</w:t>
       </w:r>
     </w:p>
     <w:p>
@@ -10321,9 +9175,71 @@
         </w:rPr>
       </w:pPr>
       <w:r>
+        <w:t xml:space="preserve">            print</w:t>
+      </w:r>
+      <w:r>
+        <w:rPr>
+          <w:lang w:val="ru-RU"/>
+        </w:rPr>
+        <w:t>("До свидания!")</w:t>
+      </w:r>
+    </w:p>
+    <w:p>
+      <w:pPr>
+        <w:pStyle w:val="af0"/>
+        <w:ind w:left="-851"/>
+        <w:rPr>
+          <w:lang w:val="ru-RU"/>
+        </w:rPr>
+      </w:pPr>
+      <w:r>
+        <w:rPr>
+          <w:lang w:val="ru-RU"/>
+        </w:rPr>
         <w:t xml:space="preserve">            </w:t>
       </w:r>
-      <w:proofErr w:type="gramStart"/>
+      <w:r>
+        <w:t>break</w:t>
+      </w:r>
+    </w:p>
+    <w:p>
+      <w:pPr>
+        <w:pStyle w:val="af0"/>
+        <w:ind w:left="-851"/>
+        <w:rPr>
+          <w:lang w:val="ru-RU"/>
+        </w:rPr>
+      </w:pPr>
+      <w:r>
+        <w:rPr>
+          <w:lang w:val="ru-RU"/>
+        </w:rPr>
+        <w:t xml:space="preserve">        </w:t>
+      </w:r>
+      <w:r>
+        <w:t>else</w:t>
+      </w:r>
+      <w:r>
+        <w:rPr>
+          <w:lang w:val="ru-RU"/>
+        </w:rPr>
+        <w:t>:</w:t>
+      </w:r>
+    </w:p>
+    <w:p>
+      <w:pPr>
+        <w:pStyle w:val="af0"/>
+        <w:ind w:left="-851"/>
+        <w:rPr>
+          <w:lang w:val="ru-RU"/>
+        </w:rPr>
+      </w:pPr>
+      <w:r>
+        <w:rPr>
+          <w:lang w:val="ru-RU"/>
+        </w:rPr>
+        <w:t xml:space="preserve">            </w:t>
+      </w:r>
       <w:r>
         <w:t>print</w:t>
       </w:r>
@@ -10331,15 +9247,17 @@
         <w:rPr>
           <w:lang w:val="ru-RU"/>
         </w:rPr>
-        <w:t>(</w:t>
-      </w:r>
-      <w:proofErr w:type="gramEnd"/>
-      <w:r>
+        <w:t>("Неверный пункт. Попробуйте снова.")</w:t>
+      </w:r>
+    </w:p>
+    <w:p>
+      <w:pPr>
+        <w:pStyle w:val="af0"/>
+        <w:ind w:left="-851"/>
         <w:rPr>
           <w:lang w:val="ru-RU"/>
         </w:rPr>
-        <w:t>"До свидания!")</w:t>
-      </w:r>
+      </w:pPr>
     </w:p>
     <w:p>
       <w:pPr>
@@ -10349,102 +9267,14 @@
           <w:lang w:val="ru-RU"/>
         </w:rPr>
       </w:pPr>
-      <w:r>
-        <w:rPr>
-          <w:lang w:val="ru-RU"/>
-        </w:rPr>
-        <w:t xml:space="preserve">            </w:t>
-      </w:r>
-      <w:r>
-        <w:t>break</w:t>
-      </w:r>
-    </w:p>
-    <w:p>
-      <w:pPr>
-        <w:pStyle w:val="af0"/>
-        <w:ind w:left="-851"/>
-        <w:rPr>
-          <w:lang w:val="ru-RU"/>
-        </w:rPr>
-      </w:pPr>
-      <w:r>
-        <w:rPr>
-          <w:lang w:val="ru-RU"/>
-        </w:rPr>
-        <w:t xml:space="preserve">        </w:t>
-      </w:r>
-      <w:r>
-        <w:t>else</w:t>
-      </w:r>
-      <w:r>
-        <w:rPr>
-          <w:lang w:val="ru-RU"/>
-        </w:rPr>
-        <w:t>:</w:t>
-      </w:r>
-    </w:p>
-    <w:p>
-      <w:pPr>
-        <w:pStyle w:val="af0"/>
-        <w:ind w:left="-851"/>
-        <w:rPr>
-          <w:lang w:val="ru-RU"/>
-        </w:rPr>
-      </w:pPr>
-      <w:r>
-        <w:rPr>
-          <w:lang w:val="ru-RU"/>
-        </w:rPr>
-        <w:t xml:space="preserve">            </w:t>
-      </w:r>
-      <w:proofErr w:type="gramStart"/>
-      <w:r>
-        <w:t>print</w:t>
-      </w:r>
-      <w:r>
-        <w:rPr>
-          <w:lang w:val="ru-RU"/>
-        </w:rPr>
-        <w:t>(</w:t>
-      </w:r>
-      <w:proofErr w:type="gramEnd"/>
-      <w:r>
-        <w:rPr>
-          <w:lang w:val="ru-RU"/>
-        </w:rPr>
-        <w:t>"Неверный пункт. Попробуйте снова.")</w:t>
-      </w:r>
-    </w:p>
-    <w:p>
-      <w:pPr>
-        <w:pStyle w:val="af0"/>
-        <w:ind w:left="-851"/>
-        <w:rPr>
-          <w:lang w:val="ru-RU"/>
-        </w:rPr>
-      </w:pPr>
-    </w:p>
-    <w:p>
-      <w:pPr>
-        <w:pStyle w:val="af0"/>
-        <w:ind w:left="-851"/>
-        <w:rPr>
-          <w:lang w:val="ru-RU"/>
-        </w:rPr>
-      </w:pPr>
-    </w:p>
-    <w:p>
-      <w:pPr>
-        <w:pStyle w:val="af0"/>
-        <w:ind w:left="-851"/>
-      </w:pPr>
-      <w:proofErr w:type="gramStart"/>
-      <w:r>
-        <w:t>main(</w:t>
-      </w:r>
-      <w:proofErr w:type="gramEnd"/>
-      <w:r>
-        <w:t>)</w:t>
+    </w:p>
+    <w:p>
+      <w:pPr>
+        <w:pStyle w:val="af0"/>
+        <w:ind w:left="-851"/>
+      </w:pPr>
+      <w:r>
+        <w:t>main()</w:t>
       </w:r>
     </w:p>
     <w:p>
@@ -10481,31 +9311,15 @@
           <w:sz w:val="28"/>
           <w:szCs w:val="28"/>
         </w:rPr>
-        <w:t>init_</w:t>
-      </w:r>
-      <w:proofErr w:type="gramStart"/>
+        <w:t>init_db</w:t>
+      </w:r>
+      <w:proofErr w:type="spellEnd"/>
       <w:r>
         <w:rPr>
           <w:sz w:val="28"/>
           <w:szCs w:val="28"/>
         </w:rPr>
-        <w:t>db</w:t>
-      </w:r>
-      <w:proofErr w:type="spellEnd"/>
-      <w:r>
-        <w:rPr>
-          <w:sz w:val="28"/>
-          <w:szCs w:val="28"/>
-        </w:rPr>
-        <w:t>(</w:t>
-      </w:r>
-      <w:proofErr w:type="gramEnd"/>
-      <w:r>
-        <w:rPr>
-          <w:sz w:val="28"/>
-          <w:szCs w:val="28"/>
-        </w:rPr>
-        <w:t xml:space="preserve">), которая создаёт файл </w:t>
+        <w:t xml:space="preserve">(), которая создаёт файл </w:t>
       </w:r>
       <w:proofErr w:type="spellStart"/>
       <w:r>
@@ -10657,28 +9471,14 @@
         <w:rPr>
           <w:lang w:val="en-US"/>
         </w:rPr>
-        <w:t>get_all_</w:t>
-      </w:r>
-      <w:proofErr w:type="gramStart"/>
+        <w:t>get_all_subjects</w:t>
+      </w:r>
+      <w:proofErr w:type="spellEnd"/>
       <w:r>
         <w:rPr>
           <w:lang w:val="en-US"/>
         </w:rPr>
-        <w:t>subjects</w:t>
-      </w:r>
-      <w:proofErr w:type="spellEnd"/>
-      <w:r>
-        <w:rPr>
-          <w:lang w:val="en-US"/>
-        </w:rPr>
-        <w:t>(</w:t>
-      </w:r>
-      <w:proofErr w:type="gramEnd"/>
-      <w:r>
-        <w:rPr>
-          <w:lang w:val="en-US"/>
-        </w:rPr>
-        <w:t xml:space="preserve">) - SELECT </w:t>
+        <w:t xml:space="preserve">() - SELECT </w:t>
       </w:r>
       <w:r>
         <w:t>из</w:t>
@@ -10725,28 +9525,14 @@
         <w:rPr>
           <w:lang w:val="en-US"/>
         </w:rPr>
-        <w:t>get_all_</w:t>
-      </w:r>
-      <w:proofErr w:type="gramStart"/>
+        <w:t>get_all_priorities</w:t>
+      </w:r>
+      <w:proofErr w:type="spellEnd"/>
       <w:r>
         <w:rPr>
           <w:lang w:val="en-US"/>
         </w:rPr>
-        <w:t>priorities</w:t>
-      </w:r>
-      <w:proofErr w:type="spellEnd"/>
-      <w:r>
-        <w:rPr>
-          <w:lang w:val="en-US"/>
-        </w:rPr>
-        <w:t>(</w:t>
-      </w:r>
-      <w:proofErr w:type="gramEnd"/>
-      <w:r>
-        <w:rPr>
-          <w:lang w:val="en-US"/>
-        </w:rPr>
-        <w:t xml:space="preserve">) - SELECT </w:t>
+        <w:t xml:space="preserve">() - SELECT </w:t>
       </w:r>
       <w:r>
         <w:t>из</w:t>
@@ -10797,19 +9583,11 @@
       </w:r>
       <w:proofErr w:type="spellStart"/>
       <w:r>
-        <w:t>add_task_</w:t>
-      </w:r>
-      <w:proofErr w:type="gramStart"/>
-      <w:r>
-        <w:t>db</w:t>
-      </w:r>
-      <w:proofErr w:type="spellEnd"/>
-      <w:r>
-        <w:t>(</w:t>
-      </w:r>
-      <w:proofErr w:type="gramEnd"/>
-      <w:r>
-        <w:t xml:space="preserve">) - INSERT в таблицу </w:t>
+        <w:t>add_task_db</w:t>
+      </w:r>
+      <w:proofErr w:type="spellEnd"/>
+      <w:r>
+        <w:t xml:space="preserve">() - INSERT в таблицу </w:t>
       </w:r>
       <w:proofErr w:type="spellStart"/>
       <w:r>
@@ -10865,28 +9643,14 @@
         <w:rPr>
           <w:lang w:val="en-US"/>
         </w:rPr>
-        <w:t>get_all_</w:t>
-      </w:r>
-      <w:proofErr w:type="gramStart"/>
+        <w:t>get_all_tasks</w:t>
+      </w:r>
+      <w:proofErr w:type="spellEnd"/>
       <w:r>
         <w:rPr>
           <w:lang w:val="en-US"/>
         </w:rPr>
-        <w:t>tasks</w:t>
-      </w:r>
-      <w:proofErr w:type="spellEnd"/>
-      <w:r>
-        <w:rPr>
-          <w:lang w:val="en-US"/>
-        </w:rPr>
-        <w:t>(</w:t>
-      </w:r>
-      <w:proofErr w:type="gramEnd"/>
-      <w:r>
-        <w:rPr>
-          <w:lang w:val="en-US"/>
-        </w:rPr>
-        <w:t xml:space="preserve">) - SELECT </w:t>
+        <w:t xml:space="preserve">() - SELECT </w:t>
       </w:r>
       <w:r>
         <w:t>с</w:t>
@@ -11977,7 +10741,7 @@
           <w:noProof/>
         </w:rPr>
         <w:drawing>
-          <wp:inline distT="0" distB="0" distL="0" distR="0">
+          <wp:inline distT="0" distB="0" distL="0" distR="0" wp14:anchorId="3454EF8D" wp14:editId="3976D3E8">
             <wp:extent cx="3471971" cy="2695575"/>
             <wp:effectExtent l="0" t="0" r="0" b="0"/>
             <wp:docPr id="3" name="Рисунок 3" descr="C:\Users\a_sha\YandexDisk\Скриншоты\2026-05-20_18-17-12.png"/>
@@ -12055,7 +10819,7 @@
           <w:noProof/>
         </w:rPr>
         <w:drawing>
-          <wp:inline distT="0" distB="0" distL="0" distR="0">
+          <wp:inline distT="0" distB="0" distL="0" distR="0" wp14:anchorId="1EAC4366" wp14:editId="51A26AE8">
             <wp:extent cx="3276600" cy="4532740"/>
             <wp:effectExtent l="0" t="0" r="0" b="1270"/>
             <wp:docPr id="6" name="Рисунок 6" descr="C:\Users\a_sha\YandexDisk\Скриншоты\2026-05-20_18-20-33.png"/>
@@ -12103,8 +10867,6 @@
           </wp:inline>
         </w:drawing>
       </w:r>
-      <w:bookmarkStart w:id="0" w:name="_GoBack"/>
-      <w:bookmarkEnd w:id="0"/>
       <w:r>
         <w:br w:type="page"/>
       </w:r>
@@ -12139,7 +10901,7 @@
           <w:noProof/>
         </w:rPr>
         <w:drawing>
-          <wp:inline distT="0" distB="0" distL="0" distR="0">
+          <wp:inline distT="0" distB="0" distL="0" distR="0" wp14:anchorId="5EEC31BA" wp14:editId="263C988B">
             <wp:extent cx="4695825" cy="3257550"/>
             <wp:effectExtent l="0" t="0" r="9525" b="0"/>
             <wp:docPr id="7" name="Рисунок 7" descr="C:\Users\a_sha\YandexDisk\Скриншоты\2026-05-20_18-20-49.png"/>
@@ -12217,7 +10979,7 @@
           <w:noProof/>
         </w:rPr>
         <w:drawing>
-          <wp:inline distT="0" distB="0" distL="0" distR="0">
+          <wp:inline distT="0" distB="0" distL="0" distR="0" wp14:anchorId="7DB4DC84" wp14:editId="1E7CB3DC">
             <wp:extent cx="3838575" cy="4179026"/>
             <wp:effectExtent l="0" t="0" r="0" b="0"/>
             <wp:docPr id="8" name="Рисунок 8" descr="C:\Users\a_sha\YandexDisk\Скриншоты\2026-05-20_18-21-05.png"/>
@@ -12286,7 +11048,7 @@
           <w:noProof/>
         </w:rPr>
         <w:drawing>
-          <wp:inline distT="0" distB="0" distL="0" distR="0">
+          <wp:inline distT="0" distB="0" distL="0" distR="0" wp14:anchorId="310CB4CC" wp14:editId="4F80C096">
             <wp:extent cx="4695825" cy="6286500"/>
             <wp:effectExtent l="0" t="0" r="9525" b="0"/>
             <wp:docPr id="9" name="Рисунок 9" descr="C:\Users\a_sha\YandexDisk\Скриншоты\2026-05-20_18-29-18.png"/>
@@ -12376,7 +11138,7 @@
           <w:noProof/>
         </w:rPr>
         <w:drawing>
-          <wp:inline distT="0" distB="0" distL="0" distR="0">
+          <wp:inline distT="0" distB="0" distL="0" distR="0" wp14:anchorId="19692977" wp14:editId="72686E14">
             <wp:extent cx="2981325" cy="4592690"/>
             <wp:effectExtent l="0" t="0" r="0" b="0"/>
             <wp:docPr id="10" name="Рисунок 10" descr="C:\Users\a_sha\YandexDisk\Скриншоты\2026-05-20_18-31-57.png"/>
@@ -12442,15 +11204,7 @@
         <w:ind w:left="-1418" w:firstLine="0"/>
       </w:pPr>
       <w:r>
-        <w:t xml:space="preserve">В ходе выполнения курсового проекта было разработано консольное приложение "Менеджер учебных задач" на языке </w:t>
-      </w:r>
-      <w:proofErr w:type="spellStart"/>
-      <w:r>
-        <w:t>Python</w:t>
-      </w:r>
-      <w:proofErr w:type="spellEnd"/>
-      <w:r>
-        <w:t xml:space="preserve"> с использованием встроенной СУБД </w:t>
+        <w:t xml:space="preserve">В ходе выполнения курсового проекта было разработано консольное приложение "Менеджер учебных задач" на языке Python с использованием встроенной СУБД </w:t>
       </w:r>
       <w:proofErr w:type="spellStart"/>
       <w:r>
@@ -12569,55 +11323,7 @@
           <w:sz w:val="28"/>
           <w:szCs w:val="28"/>
         </w:rPr>
-        <w:t xml:space="preserve">1. </w:t>
-      </w:r>
-      <w:proofErr w:type="spellStart"/>
-      <w:r>
-        <w:rPr>
-          <w:sz w:val="28"/>
-          <w:szCs w:val="28"/>
-        </w:rPr>
-        <w:t>Python</w:t>
-      </w:r>
-      <w:proofErr w:type="spellEnd"/>
-      <w:r>
-        <w:rPr>
-          <w:sz w:val="28"/>
-          <w:szCs w:val="28"/>
-        </w:rPr>
-        <w:t xml:space="preserve"> </w:t>
-      </w:r>
-      <w:proofErr w:type="spellStart"/>
-      <w:r>
-        <w:rPr>
-          <w:sz w:val="28"/>
-          <w:szCs w:val="28"/>
-        </w:rPr>
-        <w:t>Software</w:t>
-      </w:r>
-      <w:proofErr w:type="spellEnd"/>
-      <w:r>
-        <w:rPr>
-          <w:sz w:val="28"/>
-          <w:szCs w:val="28"/>
-        </w:rPr>
-        <w:t xml:space="preserve"> </w:t>
-      </w:r>
-      <w:proofErr w:type="spellStart"/>
-      <w:r>
-        <w:rPr>
-          <w:sz w:val="28"/>
-          <w:szCs w:val="28"/>
-        </w:rPr>
-        <w:t>Foundation</w:t>
-      </w:r>
-      <w:proofErr w:type="spellEnd"/>
-      <w:r>
-        <w:rPr>
-          <w:sz w:val="28"/>
-          <w:szCs w:val="28"/>
-        </w:rPr>
-        <w:t xml:space="preserve">. </w:t>
+        <w:t xml:space="preserve">1. Python Software Foundation. </w:t>
       </w:r>
       <w:r>
         <w:rPr>
@@ -12844,23 +11550,7 @@
           <w:sz w:val="28"/>
           <w:szCs w:val="28"/>
         </w:rPr>
-        <w:t xml:space="preserve"> Э. Автоматизация рутинных задач с помощью </w:t>
-      </w:r>
-      <w:proofErr w:type="spellStart"/>
-      <w:r>
-        <w:rPr>
-          <w:sz w:val="28"/>
-          <w:szCs w:val="28"/>
-        </w:rPr>
-        <w:t>Python</w:t>
-      </w:r>
-      <w:proofErr w:type="spellEnd"/>
-      <w:r>
-        <w:rPr>
-          <w:sz w:val="28"/>
-          <w:szCs w:val="28"/>
-        </w:rPr>
-        <w:t>. М.: Вильямс, 2021. 592 с.</w:t>
+        <w:t xml:space="preserve"> Э. Автоматизация рутинных задач с помощью Python. М.: Вильямс, 2021. 592 с.</w:t>
       </w:r>
     </w:p>
     <w:sectPr>
@@ -12875,7 +11565,7 @@
 </file>
 
 <file path=word/endnotes.xml><?xml version="1.0" encoding="utf-8"?>
-<w:endnotes xmlns:wpc="http://schemas.microsoft.com/office/word/2010/wordprocessingCanvas" xmlns:cx="http://schemas.microsoft.com/office/drawing/2014/chartex" xmlns:cx1="http://schemas.microsoft.com/office/drawing/2015/9/8/chartex" xmlns:cx2="http://schemas.microsoft.com/office/drawing/2015/10/21/chartex" xmlns:cx3="http://schemas.microsoft.com/office/drawing/2016/5/9/chartex" xmlns:cx4="http://schemas.microsoft.com/office/drawing/2016/5/10/chartex" xmlns:cx5="http://schemas.microsoft.com/office/drawing/2016/5/11/chartex" xmlns:cx6="http://schemas.microsoft.com/office/drawing/2016/5/12/chartex" xmlns:cx7="http://schemas.microsoft.com/office/drawing/2016/5/13/chartex" xmlns:cx8="http://schemas.microsoft.com/office/drawing/2016/5/14/chartex" xmlns:mc="http://schemas.openxmlformats.org/markup-compatibility/2006" xmlns:aink="http://schemas.microsoft.com/office/drawing/2016/ink" xmlns:am3d="http://schemas.microsoft.com/office/drawing/2017/model3d" xmlns:o="urn:schemas-microsoft-com:office:office" xmlns:r="http://schemas.openxmlformats.org/officeDocument/2006/relationships" xmlns:m="http://schemas.openxmlformats.org/officeDocument/2006/math" xmlns:v="urn:schemas-microsoft-com:vml" xmlns:wp14="http://schemas.microsoft.com/office/word/2010/wordprocessingDrawing" xmlns:wp="http://schemas.openxmlformats.org/drawingml/2006/wordprocessingDrawing" xmlns:w10="urn:schemas-microsoft-com:office:word" xmlns:w="http://schemas.openxmlformats.org/wordprocessingml/2006/main" xmlns:w14="http://schemas.microsoft.com/office/word/2010/wordml" xmlns:w15="http://schemas.microsoft.com/office/word/2012/wordml" xmlns:w16cid="http://schemas.microsoft.com/office/word/2016/wordml/cid" xmlns:w16se="http://schemas.microsoft.com/office/word/2015/wordml/symex" xmlns:wpg="http://schemas.microsoft.com/office/word/2010/wordprocessingGroup" xmlns:wpi="http://schemas.microsoft.com/office/word/2010/wordprocessingInk" xmlns:wne="http://schemas.microsoft.com/office/word/2006/wordml" xmlns:wps="http://schemas.microsoft.com/office/word/2010/wordprocessingShape" mc:Ignorable="w14 w15 w16se w16cid wp14">
+<w:endnotes xmlns:wpc="http://schemas.microsoft.com/office/word/2010/wordprocessingCanvas" xmlns:cx="http://schemas.microsoft.com/office/drawing/2014/chartex" xmlns:cx1="http://schemas.microsoft.com/office/drawing/2015/9/8/chartex" xmlns:cx2="http://schemas.microsoft.com/office/drawing/2015/10/21/chartex" xmlns:cx3="http://schemas.microsoft.com/office/drawing/2016/5/9/chartex" xmlns:cx4="http://schemas.microsoft.com/office/drawing/2016/5/10/chartex" xmlns:cx5="http://schemas.microsoft.com/office/drawing/2016/5/11/chartex" xmlns:cx6="http://schemas.microsoft.com/office/drawing/2016/5/12/chartex" xmlns:cx7="http://schemas.microsoft.com/office/drawing/2016/5/13/chartex" xmlns:cx8="http://schemas.microsoft.com/office/drawing/2016/5/14/chartex" xmlns:mc="http://schemas.openxmlformats.org/markup-compatibility/2006" xmlns:aink="http://schemas.microsoft.com/office/drawing/2016/ink" xmlns:am3d="http://schemas.microsoft.com/office/drawing/2017/model3d" xmlns:o="urn:schemas-microsoft-com:office:office" xmlns:r="http://schemas.openxmlformats.org/officeDocument/2006/relationships" xmlns:m="http://schemas.openxmlformats.org/officeDocument/2006/math" xmlns:v="urn:schemas-microsoft-com:vml" xmlns:wp14="http://schemas.microsoft.com/office/word/2010/wordprocessingDrawing" xmlns:wp="http://schemas.openxmlformats.org/drawingml/2006/wordprocessingDrawing" xmlns:w10="urn:schemas-microsoft-com:office:word" xmlns:w="http://schemas.openxmlformats.org/wordprocessingml/2006/main" xmlns:w14="http://schemas.microsoft.com/office/word/2010/wordml" xmlns:w15="http://schemas.microsoft.com/office/word/2012/wordml" xmlns:w16cex="http://schemas.microsoft.com/office/word/2018/wordml/cex" xmlns:w16cid="http://schemas.microsoft.com/office/word/2016/wordml/cid" xmlns:w16="http://schemas.microsoft.com/office/word/2018/wordml" xmlns:w16sdtdh="http://schemas.microsoft.com/office/word/2020/wordml/sdtdatahash" xmlns:w16se="http://schemas.microsoft.com/office/word/2015/wordml/symex" xmlns:wpg="http://schemas.microsoft.com/office/word/2010/wordprocessingGroup" xmlns:wpi="http://schemas.microsoft.com/office/word/2010/wordprocessingInk" xmlns:wne="http://schemas.microsoft.com/office/word/2006/wordml" xmlns:wps="http://schemas.microsoft.com/office/word/2010/wordprocessingShape" mc:Ignorable="w14 w15 w16se w16cid w16 w16cex w16sdtdh wp14">
   <w:endnote w:type="separator" w:id="-1">
     <w:p>
       <w:r>
@@ -12894,7 +11584,7 @@
 </file>
 
 <file path=word/footer1.xml><?xml version="1.0" encoding="utf-8"?>
-<w:ftr xmlns:wpc="http://schemas.microsoft.com/office/word/2010/wordprocessingCanvas" xmlns:cx="http://schemas.microsoft.com/office/drawing/2014/chartex" xmlns:cx1="http://schemas.microsoft.com/office/drawing/2015/9/8/chartex" xmlns:cx2="http://schemas.microsoft.com/office/drawing/2015/10/21/chartex" xmlns:cx3="http://schemas.microsoft.com/office/drawing/2016/5/9/chartex" xmlns:cx4="http://schemas.microsoft.com/office/drawing/2016/5/10/chartex" xmlns:cx5="http://schemas.microsoft.com/office/drawing/2016/5/11/chartex" xmlns:cx6="http://schemas.microsoft.com/office/drawing/2016/5/12/chartex" xmlns:cx7="http://schemas.microsoft.com/office/drawing/2016/5/13/chartex" xmlns:cx8="http://schemas.microsoft.com/office/drawing/2016/5/14/chartex" xmlns:mc="http://schemas.openxmlformats.org/markup-compatibility/2006" xmlns:aink="http://schemas.microsoft.com/office/drawing/2016/ink" xmlns:am3d="http://schemas.microsoft.com/office/drawing/2017/model3d" xmlns:o="urn:schemas-microsoft-com:office:office" xmlns:r="http://schemas.openxmlformats.org/officeDocument/2006/relationships" xmlns:m="http://schemas.openxmlformats.org/officeDocument/2006/math" xmlns:v="urn:schemas-microsoft-com:vml" xmlns:wp14="http://schemas.microsoft.com/office/word/2010/wordprocessingDrawing" xmlns:wp="http://schemas.openxmlformats.org/drawingml/2006/wordprocessingDrawing" xmlns:w10="urn:schemas-microsoft-com:office:word" xmlns:w="http://schemas.openxmlformats.org/wordprocessingml/2006/main" xmlns:w14="http://schemas.microsoft.com/office/word/2010/wordml" xmlns:w15="http://schemas.microsoft.com/office/word/2012/wordml" xmlns:w16cid="http://schemas.microsoft.com/office/word/2016/wordml/cid" xmlns:w16se="http://schemas.microsoft.com/office/word/2015/wordml/symex" xmlns:wpg="http://schemas.microsoft.com/office/word/2010/wordprocessingGroup" xmlns:wpi="http://schemas.microsoft.com/office/word/2010/wordprocessingInk" xmlns:wne="http://schemas.microsoft.com/office/word/2006/wordml" xmlns:wps="http://schemas.microsoft.com/office/word/2010/wordprocessingShape" mc:Ignorable="w14 w15 w16se w16cid wp14">
+<w:ftr xmlns:wpc="http://schemas.microsoft.com/office/word/2010/wordprocessingCanvas" xmlns:cx="http://schemas.microsoft.com/office/drawing/2014/chartex" xmlns:cx1="http://schemas.microsoft.com/office/drawing/2015/9/8/chartex" xmlns:cx2="http://schemas.microsoft.com/office/drawing/2015/10/21/chartex" xmlns:cx3="http://schemas.microsoft.com/office/drawing/2016/5/9/chartex" xmlns:cx4="http://schemas.microsoft.com/office/drawing/2016/5/10/chartex" xmlns:cx5="http://schemas.microsoft.com/office/drawing/2016/5/11/chartex" xmlns:cx6="http://schemas.microsoft.com/office/drawing/2016/5/12/chartex" xmlns:cx7="http://schemas.microsoft.com/office/drawing/2016/5/13/chartex" xmlns:cx8="http://schemas.microsoft.com/office/drawing/2016/5/14/chartex" xmlns:mc="http://schemas.openxmlformats.org/markup-compatibility/2006" xmlns:aink="http://schemas.microsoft.com/office/drawing/2016/ink" xmlns:am3d="http://schemas.microsoft.com/office/drawing/2017/model3d" xmlns:o="urn:schemas-microsoft-com:office:office" xmlns:r="http://schemas.openxmlformats.org/officeDocument/2006/relationships" xmlns:m="http://schemas.openxmlformats.org/officeDocument/2006/math" xmlns:v="urn:schemas-microsoft-com:vml" xmlns:wp14="http://schemas.microsoft.com/office/word/2010/wordprocessingDrawing" xmlns:wp="http://schemas.openxmlformats.org/drawingml/2006/wordprocessingDrawing" xmlns:w10="urn:schemas-microsoft-com:office:word" xmlns:w="http://schemas.openxmlformats.org/wordprocessingml/2006/main" xmlns:w14="http://schemas.microsoft.com/office/word/2010/wordml" xmlns:w15="http://schemas.microsoft.com/office/word/2012/wordml" xmlns:w16cex="http://schemas.microsoft.com/office/word/2018/wordml/cex" xmlns:w16cid="http://schemas.microsoft.com/office/word/2016/wordml/cid" xmlns:w16="http://schemas.microsoft.com/office/word/2018/wordml" xmlns:w16sdtdh="http://schemas.microsoft.com/office/word/2020/wordml/sdtdatahash" xmlns:w16se="http://schemas.microsoft.com/office/word/2015/wordml/symex" xmlns:wpg="http://schemas.microsoft.com/office/word/2010/wordprocessingGroup" xmlns:wpi="http://schemas.microsoft.com/office/word/2010/wordprocessingInk" xmlns:wne="http://schemas.microsoft.com/office/word/2006/wordml" xmlns:wps="http://schemas.microsoft.com/office/word/2010/wordprocessingShape" mc:Ignorable="w14 w15 w16se w16cid w16 w16cex w16sdtdh wp14">
   <w:p>
     <w:pPr>
       <w:jc w:val="center"/>
@@ -12940,7 +11630,7 @@
 </file>
 
 <file path=word/footnotes.xml><?xml version="1.0" encoding="utf-8"?>
-<w:footnotes xmlns:wpc="http://schemas.microsoft.com/office/word/2010/wordprocessingCanvas" xmlns:cx="http://schemas.microsoft.com/office/drawing/2014/chartex" xmlns:cx1="http://schemas.microsoft.com/office/drawing/2015/9/8/chartex" xmlns:cx2="http://schemas.microsoft.com/office/drawing/2015/10/21/chartex" xmlns:cx3="http://schemas.microsoft.com/office/drawing/2016/5/9/chartex" xmlns:cx4="http://schemas.microsoft.com/office/drawing/2016/5/10/chartex" xmlns:cx5="http://schemas.microsoft.com/office/drawing/2016/5/11/chartex" xmlns:cx6="http://schemas.microsoft.com/office/drawing/2016/5/12/chartex" xmlns:cx7="http://schemas.microsoft.com/office/drawing/2016/5/13/chartex" xmlns:cx8="http://schemas.microsoft.com/office/drawing/2016/5/14/chartex" xmlns:mc="http://schemas.openxmlformats.org/markup-compatibility/2006" xmlns:aink="http://schemas.microsoft.com/office/drawing/2016/ink" xmlns:am3d="http://schemas.microsoft.com/office/drawing/2017/model3d" xmlns:o="urn:schemas-microsoft-com:office:office" xmlns:r="http://schemas.openxmlformats.org/officeDocument/2006/relationships" xmlns:m="http://schemas.openxmlformats.org/officeDocument/2006/math" xmlns:v="urn:schemas-microsoft-com:vml" xmlns:wp14="http://schemas.microsoft.com/office/word/2010/wordprocessingDrawing" xmlns:wp="http://schemas.openxmlformats.org/drawingml/2006/wordprocessingDrawing" xmlns:w10="urn:schemas-microsoft-com:office:word" xmlns:w="http://schemas.openxmlformats.org/wordprocessingml/2006/main" xmlns:w14="http://schemas.microsoft.com/office/word/2010/wordml" xmlns:w15="http://schemas.microsoft.com/office/word/2012/wordml" xmlns:w16cid="http://schemas.microsoft.com/office/word/2016/wordml/cid" xmlns:w16se="http://schemas.microsoft.com/office/word/2015/wordml/symex" xmlns:wpg="http://schemas.microsoft.com/office/word/2010/wordprocessingGroup" xmlns:wpi="http://schemas.microsoft.com/office/word/2010/wordprocessingInk" xmlns:wne="http://schemas.microsoft.com/office/word/2006/wordml" xmlns:wps="http://schemas.microsoft.com/office/word/2010/wordprocessingShape" mc:Ignorable="w14 w15 w16se w16cid wp14">
+<w:footnotes xmlns:wpc="http://schemas.microsoft.com/office/word/2010/wordprocessingCanvas" xmlns:cx="http://schemas.microsoft.com/office/drawing/2014/chartex" xmlns:cx1="http://schemas.microsoft.com/office/drawing/2015/9/8/chartex" xmlns:cx2="http://schemas.microsoft.com/office/drawing/2015/10/21/chartex" xmlns:cx3="http://schemas.microsoft.com/office/drawing/2016/5/9/chartex" xmlns:cx4="http://schemas.microsoft.com/office/drawing/2016/5/10/chartex" xmlns:cx5="http://schemas.microsoft.com/office/drawing/2016/5/11/chartex" xmlns:cx6="http://schemas.microsoft.com/office/drawing/2016/5/12/chartex" xmlns:cx7="http://schemas.microsoft.com/office/drawing/2016/5/13/chartex" xmlns:cx8="http://schemas.microsoft.com/office/drawing/2016/5/14/chartex" xmlns:mc="http://schemas.openxmlformats.org/markup-compatibility/2006" xmlns:aink="http://schemas.microsoft.com/office/drawing/2016/ink" xmlns:am3d="http://schemas.microsoft.com/office/drawing/2017/model3d" xmlns:o="urn:schemas-microsoft-com:office:office" xmlns:r="http://schemas.openxmlformats.org/officeDocument/2006/relationships" xmlns:m="http://schemas.openxmlformats.org/officeDocument/2006/math" xmlns:v="urn:schemas-microsoft-com:vml" xmlns:wp14="http://schemas.microsoft.com/office/word/2010/wordprocessingDrawing" xmlns:wp="http://schemas.openxmlformats.org/drawingml/2006/wordprocessingDrawing" xmlns:w10="urn:schemas-microsoft-com:office:word" xmlns:w="http://schemas.openxmlformats.org/wordprocessingml/2006/main" xmlns:w14="http://schemas.microsoft.com/office/word/2010/wordml" xmlns:w15="http://schemas.microsoft.com/office/word/2012/wordml" xmlns:w16cex="http://schemas.microsoft.com/office/word/2018/wordml/cex" xmlns:w16cid="http://schemas.microsoft.com/office/word/2016/wordml/cid" xmlns:w16="http://schemas.microsoft.com/office/word/2018/wordml" xmlns:w16sdtdh="http://schemas.microsoft.com/office/word/2020/wordml/sdtdatahash" xmlns:w16se="http://schemas.microsoft.com/office/word/2015/wordml/symex" xmlns:wpg="http://schemas.microsoft.com/office/word/2010/wordprocessingGroup" xmlns:wpi="http://schemas.microsoft.com/office/word/2010/wordprocessingInk" xmlns:wne="http://schemas.microsoft.com/office/word/2006/wordml" xmlns:wps="http://schemas.microsoft.com/office/word/2010/wordprocessingShape" mc:Ignorable="w14 w15 w16se w16cid w16 w16cex w16sdtdh wp14">
   <w:footnote w:type="separator" w:id="-1">
     <w:p>
       <w:r>
@@ -12959,7 +11649,7 @@
 </file>
 
 <file path=word/numbering.xml><?xml version="1.0" encoding="utf-8"?>
-<w:numbering xmlns:wpc="http://schemas.microsoft.com/office/word/2010/wordprocessingCanvas" xmlns:cx="http://schemas.microsoft.com/office/drawing/2014/chartex" xmlns:cx1="http://schemas.microsoft.com/office/drawing/2015/9/8/chartex" xmlns:cx2="http://schemas.microsoft.com/office/drawing/2015/10/21/chartex" xmlns:cx3="http://schemas.microsoft.com/office/drawing/2016/5/9/chartex" xmlns:cx4="http://schemas.microsoft.com/office/drawing/2016/5/10/chartex" xmlns:cx5="http://schemas.microsoft.com/office/drawing/2016/5/11/chartex" xmlns:cx6="http://schemas.microsoft.com/office/drawing/2016/5/12/chartex" xmlns:cx7="http://schemas.microsoft.com/office/drawing/2016/5/13/chartex" xmlns:cx8="http://schemas.microsoft.com/office/drawing/2016/5/14/chartex" xmlns:mc="http://schemas.openxmlformats.org/markup-compatibility/2006" xmlns:aink="http://schemas.microsoft.com/office/drawing/2016/ink" xmlns:am3d="http://schemas.microsoft.com/office/drawing/2017/model3d" xmlns:o="urn:schemas-microsoft-com:office:office" xmlns:r="http://schemas.openxmlformats.org/officeDocument/2006/relationships" xmlns:m="http://schemas.openxmlformats.org/officeDocument/2006/math" xmlns:v="urn:schemas-microsoft-com:vml" xmlns:wp14="http://schemas.microsoft.com/office/word/2010/wordprocessingDrawing" xmlns:wp="http://schemas.openxmlformats.org/drawingml/2006/wordprocessingDrawing" xmlns:w10="urn:schemas-microsoft-com:office:word" xmlns:w="http://schemas.openxmlformats.org/wordprocessingml/2006/main" xmlns:w14="http://schemas.microsoft.com/office/word/2010/wordml" xmlns:w15="http://schemas.microsoft.com/office/word/2012/wordml" xmlns:w16cid="http://schemas.microsoft.com/office/word/2016/wordml/cid" xmlns:w16se="http://schemas.microsoft.com/office/word/2015/wordml/symex" xmlns:wpg="http://schemas.microsoft.com/office/word/2010/wordprocessingGroup" xmlns:wpi="http://schemas.microsoft.com/office/word/2010/wordprocessingInk" xmlns:wne="http://schemas.microsoft.com/office/word/2006/wordml" xmlns:wps="http://schemas.microsoft.com/office/word/2010/wordprocessingShape" mc:Ignorable="w14 w15 w16se w16cid wp14">
+<w:numbering xmlns:wpc="http://schemas.microsoft.com/office/word/2010/wordprocessingCanvas" xmlns:cx="http://schemas.microsoft.com/office/drawing/2014/chartex" xmlns:cx1="http://schemas.microsoft.com/office/drawing/2015/9/8/chartex" xmlns:cx2="http://schemas.microsoft.com/office/drawing/2015/10/21/chartex" xmlns:cx3="http://schemas.microsoft.com/office/drawing/2016/5/9/chartex" xmlns:cx4="http://schemas.microsoft.com/office/drawing/2016/5/10/chartex" xmlns:cx5="http://schemas.microsoft.com/office/drawing/2016/5/11/chartex" xmlns:cx6="http://schemas.microsoft.com/office/drawing/2016/5/12/chartex" xmlns:cx7="http://schemas.microsoft.com/office/drawing/2016/5/13/chartex" xmlns:cx8="http://schemas.microsoft.com/office/drawing/2016/5/14/chartex" xmlns:mc="http://schemas.openxmlformats.org/markup-compatibility/2006" xmlns:aink="http://schemas.microsoft.com/office/drawing/2016/ink" xmlns:am3d="http://schemas.microsoft.com/office/drawing/2017/model3d" xmlns:o="urn:schemas-microsoft-com:office:office" xmlns:r="http://schemas.openxmlformats.org/officeDocument/2006/relationships" xmlns:m="http://schemas.openxmlformats.org/officeDocument/2006/math" xmlns:v="urn:schemas-microsoft-com:vml" xmlns:wp14="http://schemas.microsoft.com/office/word/2010/wordprocessingDrawing" xmlns:wp="http://schemas.openxmlformats.org/drawingml/2006/wordprocessingDrawing" xmlns:w10="urn:schemas-microsoft-com:office:word" xmlns:w="http://schemas.openxmlformats.org/wordprocessingml/2006/main" xmlns:w14="http://schemas.microsoft.com/office/word/2010/wordml" xmlns:w15="http://schemas.microsoft.com/office/word/2012/wordml" xmlns:w16cex="http://schemas.microsoft.com/office/word/2018/wordml/cex" xmlns:w16cid="http://schemas.microsoft.com/office/word/2016/wordml/cid" xmlns:w16="http://schemas.microsoft.com/office/word/2018/wordml" xmlns:w16sdtdh="http://schemas.microsoft.com/office/word/2020/wordml/sdtdatahash" xmlns:w16se="http://schemas.microsoft.com/office/word/2015/wordml/symex" xmlns:wpg="http://schemas.microsoft.com/office/word/2010/wordprocessingGroup" xmlns:wpi="http://schemas.microsoft.com/office/word/2010/wordprocessingInk" xmlns:wne="http://schemas.microsoft.com/office/word/2006/wordml" xmlns:wps="http://schemas.microsoft.com/office/word/2010/wordprocessingShape" mc:Ignorable="w14 w15 w16se w16cid w16 w16cex w16sdtdh wp14">
   <w:abstractNum w:abstractNumId="0" w15:restartNumberingAfterBreak="0">
     <w:nsid w:val="09DA1B99"/>
     <w:multiLevelType w:val="hybridMultilevel"/>
@@ -13696,7 +12386,7 @@
 </file>
 
 <file path=word/styles.xml><?xml version="1.0" encoding="utf-8"?>
-<w:styles xmlns:mc="http://schemas.openxmlformats.org/markup-compatibility/2006" xmlns:r="http://schemas.openxmlformats.org/officeDocument/2006/relationships" xmlns:w="http://schemas.openxmlformats.org/wordprocessingml/2006/main" xmlns:w14="http://schemas.microsoft.com/office/word/2010/wordml" xmlns:w15="http://schemas.microsoft.com/office/word/2012/wordml" xmlns:w16cid="http://schemas.microsoft.com/office/word/2016/wordml/cid" xmlns:w16se="http://schemas.microsoft.com/office/word/2015/wordml/symex" mc:Ignorable="w14 w15 w16se w16cid">
+<w:styles xmlns:mc="http://schemas.openxmlformats.org/markup-compatibility/2006" xmlns:r="http://schemas.openxmlformats.org/officeDocument/2006/relationships" xmlns:w="http://schemas.openxmlformats.org/wordprocessingml/2006/main" xmlns:w14="http://schemas.microsoft.com/office/word/2010/wordml" xmlns:w15="http://schemas.microsoft.com/office/word/2012/wordml" xmlns:w16cex="http://schemas.microsoft.com/office/word/2018/wordml/cex" xmlns:w16cid="http://schemas.microsoft.com/office/word/2016/wordml/cid" xmlns:w16="http://schemas.microsoft.com/office/word/2018/wordml" xmlns:w16sdtdh="http://schemas.microsoft.com/office/word/2020/wordml/sdtdatahash" xmlns:w16se="http://schemas.microsoft.com/office/word/2015/wordml/symex" mc:Ignorable="w14 w15 w16se w16cid w16 w16cex w16sdtdh">
   <w:docDefaults>
     <w:rPrDefault>
       <w:rPr>
@@ -13708,7 +12398,7 @@
     </w:rPrDefault>
     <w:pPrDefault/>
   </w:docDefaults>
-  <w:latentStyles w:defLockedState="0" w:defUIPriority="99" w:defSemiHidden="0" w:defUnhideWhenUsed="0" w:defQFormat="0" w:count="375">
+  <w:latentStyles w:defLockedState="0" w:defUIPriority="99" w:defSemiHidden="0" w:defUnhideWhenUsed="0" w:defQFormat="0" w:count="376">
     <w:lsdException w:name="Normal" w:uiPriority="0" w:qFormat="1"/>
     <w:lsdException w:name="heading 1" w:uiPriority="9" w:qFormat="1"/>
     <w:lsdException w:name="heading 2" w:semiHidden="1" w:uiPriority="9" w:unhideWhenUsed="1" w:qFormat="1"/>
@@ -13814,7 +12504,6 @@
     <w:lsdException w:name="HTML Sample" w:semiHidden="1" w:unhideWhenUsed="1"/>
     <w:lsdException w:name="HTML Typewriter" w:semiHidden="1" w:unhideWhenUsed="1"/>
     <w:lsdException w:name="HTML Variable" w:semiHidden="1" w:unhideWhenUsed="1"/>
-    <w:lsdException w:name="Normal Table" w:semiHidden="1" w:unhideWhenUsed="1"/>
     <w:lsdException w:name="annotation subject" w:semiHidden="1" w:unhideWhenUsed="1"/>
     <w:lsdException w:name="No List" w:semiHidden="1" w:unhideWhenUsed="1"/>
     <w:lsdException w:name="Outline List 1" w:semiHidden="1" w:unhideWhenUsed="1"/>
@@ -13861,10 +12550,8 @@
     <w:lsdException w:name="Table Subtle 2" w:semiHidden="1" w:unhideWhenUsed="1"/>
     <w:lsdException w:name="Table Web 1" w:semiHidden="1" w:unhideWhenUsed="1"/>
     <w:lsdException w:name="Table Web 2" w:semiHidden="1" w:unhideWhenUsed="1"/>
-    <w:lsdException w:name="Table Web 3" w:semiHidden="1" w:unhideWhenUsed="1"/>
     <w:lsdException w:name="Balloon Text" w:semiHidden="1" w:unhideWhenUsed="1"/>
     <w:lsdException w:name="Table Grid" w:uiPriority="39"/>
-    <w:lsdException w:name="Table Theme" w:semiHidden="1" w:unhideWhenUsed="1"/>
     <w:lsdException w:name="Placeholder Text" w:semiHidden="1"/>
     <w:lsdException w:name="No Spacing" w:uiPriority="1" w:qFormat="1"/>
     <w:lsdException w:name="Light Shading" w:uiPriority="60"/>
@@ -14084,6 +12771,7 @@
     <w:lsdException w:name="Smart Hyperlink" w:semiHidden="1" w:unhideWhenUsed="1"/>
     <w:lsdException w:name="Hashtag" w:semiHidden="1" w:unhideWhenUsed="1"/>
     <w:lsdException w:name="Unresolved Mention" w:semiHidden="1" w:unhideWhenUsed="1"/>
+    <w:lsdException w:name="Smart Link" w:semiHidden="1" w:unhideWhenUsed="1"/>
   </w:latentStyles>
   <w:style w:type="paragraph" w:default="1" w:styleId="a">
     <w:name w:val="Normal"/>
@@ -14178,6 +12866,7 @@
   <w:style w:type="character" w:default="1" w:styleId="a0">
     <w:name w:val="Default Paragraph Font"/>
     <w:uiPriority w:val="1"/>
+    <w:semiHidden/>
     <w:unhideWhenUsed/>
   </w:style>
   <w:style w:type="table" w:default="1" w:styleId="a1">
